--- a/manuscript/3.dvm.results/dvm.results.HB1.docx
+++ b/manuscript/3.dvm.results/dvm.results.HB1.docx
@@ -171,31 +171,7 @@
           <w:sz w:val="24"/>
           <w:szCs w:val="24"/>
         </w:rPr>
-        <w:t>(mean m</w:t>
-      </w:r>
-      <w:r>
-        <w:rPr>
-          <w:rFonts w:ascii="Times New Roman" w:hAnsi="Times New Roman" w:cs="Times New Roman"/>
-          <w:sz w:val="24"/>
-          <w:szCs w:val="24"/>
-        </w:rPr>
-        <w:t>in</w:t>
-      </w:r>
-      <w:r>
-        <w:rPr>
-          <w:rFonts w:ascii="Times New Roman" w:hAnsi="Times New Roman" w:cs="Times New Roman"/>
-          <w:sz w:val="24"/>
-          <w:szCs w:val="24"/>
-        </w:rPr>
-        <w:t xml:space="preserve"> ±SD) </w:t>
-      </w:r>
-      <w:r>
-        <w:rPr>
-          <w:rFonts w:ascii="Times New Roman" w:hAnsi="Times New Roman" w:cs="Times New Roman"/>
-          <w:sz w:val="24"/>
-          <w:szCs w:val="24"/>
-        </w:rPr>
-        <w:t>and</w:t>
+        <w:t>(mean min ±SD) and</w:t>
       </w:r>
       <w:r>
         <w:rPr>
@@ -513,7 +489,23 @@
           <w:sz w:val="24"/>
           <w:szCs w:val="24"/>
         </w:rPr>
-        <w:t xml:space="preserve">is simulated to hold at the bottom, where </w:t>
+        <w:t xml:space="preserve">is simulated to hold at </w:t>
+      </w:r>
+      <w:r>
+        <w:rPr>
+          <w:rFonts w:ascii="Times New Roman" w:hAnsi="Times New Roman" w:cs="Times New Roman"/>
+          <w:sz w:val="24"/>
+          <w:szCs w:val="24"/>
+        </w:rPr>
+        <w:t>maximum depth</w:t>
+      </w:r>
+      <w:r>
+        <w:rPr>
+          <w:rFonts w:ascii="Times New Roman" w:hAnsi="Times New Roman" w:cs="Times New Roman"/>
+          <w:sz w:val="24"/>
+          <w:szCs w:val="24"/>
+        </w:rPr>
+        <w:t xml:space="preserve">, where </w:t>
       </w:r>
       <w:r>
         <w:rPr>
@@ -696,15 +688,7 @@
           <w:sz w:val="24"/>
           <w:szCs w:val="24"/>
         </w:rPr>
-        <w:t>.</w:t>
-      </w:r>
-      <w:r>
-        <w:rPr>
-          <w:rFonts w:ascii="Times New Roman" w:hAnsi="Times New Roman" w:cs="Times New Roman"/>
-          <w:sz w:val="24"/>
-          <w:szCs w:val="24"/>
-        </w:rPr>
-        <w:t xml:space="preserve"> </w:t>
+        <w:t xml:space="preserve">. </w:t>
       </w:r>
       <w:r>
         <w:rPr>
@@ -772,7 +756,17 @@
           <w:sz w:val="24"/>
           <w:szCs w:val="24"/>
         </w:rPr>
-        <w:t xml:space="preserve">Fish in Blue Ruin primarily held in water depths </w:t>
+        <w:t>Fish in Blue Ruin primarily held</w:t>
+      </w:r>
+      <w:bookmarkStart w:id="0" w:name="_GoBack"/>
+      <w:bookmarkEnd w:id="0"/>
+      <w:r>
+        <w:rPr>
+          <w:rFonts w:ascii="Times New Roman" w:hAnsi="Times New Roman" w:cs="Times New Roman"/>
+          <w:sz w:val="24"/>
+          <w:szCs w:val="24"/>
+        </w:rPr>
+        <w:t xml:space="preserve"> in water depths </w:t>
       </w:r>
       <w:r>
         <w:rPr>
@@ -854,7 +848,7 @@
         </w:rPr>
         <w:t xml:space="preserve">until late night/early morning. </w:t>
       </w:r>
-      <w:commentRangeStart w:id="0"/>
+      <w:commentRangeStart w:id="1"/>
       <w:r>
         <w:rPr>
           <w:rFonts w:ascii="Times New Roman" w:hAnsi="Times New Roman" w:cs="Times New Roman"/>
@@ -895,12 +889,12 @@
         </w:rPr>
         <w:t>once again.</w:t>
       </w:r>
-      <w:commentRangeEnd w:id="0"/>
+      <w:commentRangeEnd w:id="1"/>
       <w:r>
         <w:rPr>
           <w:rStyle w:val="CommentReference"/>
         </w:rPr>
-        <w:commentReference w:id="0"/>
+        <w:commentReference w:id="1"/>
       </w:r>
     </w:p>
     <w:p>
@@ -911,8 +905,6 @@
           <w:szCs w:val="24"/>
         </w:rPr>
       </w:pPr>
-      <w:bookmarkStart w:id="1" w:name="_GoBack"/>
-      <w:bookmarkEnd w:id="1"/>
     </w:p>
     <w:p>
       <w:pPr>
@@ -1310,7 +1302,7 @@
 
 <file path=word/comments.xml><?xml version="1.0" encoding="utf-8"?>
 <w:comments xmlns:wpc="http://schemas.microsoft.com/office/word/2010/wordprocessingCanvas" xmlns:cx="http://schemas.microsoft.com/office/drawing/2014/chartex" xmlns:cx1="http://schemas.microsoft.com/office/drawing/2015/9/8/chartex" xmlns:mc="http://schemas.openxmlformats.org/markup-compatibility/2006" xmlns:o="urn:schemas-microsoft-com:office:office" xmlns:r="http://schemas.openxmlformats.org/officeDocument/2006/relationships" xmlns:m="http://schemas.openxmlformats.org/officeDocument/2006/math" xmlns:v="urn:schemas-microsoft-com:vml" xmlns:wp14="http://schemas.microsoft.com/office/word/2010/wordprocessingDrawing" xmlns:wp="http://schemas.openxmlformats.org/drawingml/2006/wordprocessingDrawing" xmlns:w10="urn:schemas-microsoft-com:office:word" xmlns:w="http://schemas.openxmlformats.org/wordprocessingml/2006/main" xmlns:w14="http://schemas.microsoft.com/office/word/2010/wordml" xmlns:w15="http://schemas.microsoft.com/office/word/2012/wordml" xmlns:w16se="http://schemas.microsoft.com/office/word/2015/wordml/symex" xmlns:wpg="http://schemas.microsoft.com/office/word/2010/wordprocessingGroup" xmlns:wpi="http://schemas.microsoft.com/office/word/2010/wordprocessingInk" xmlns:wne="http://schemas.microsoft.com/office/word/2006/wordml" xmlns:wps="http://schemas.microsoft.com/office/word/2010/wordprocessingShape" mc:Ignorable="w14 w15 w16se wp14">
-  <w:comment w:id="0" w:author="Barrett, Hannah" w:date="2023-05-17T12:57:00Z" w:initials="BH">
+  <w:comment w:id="1" w:author="Barrett, Hannah" w:date="2023-05-17T12:57:00Z" w:initials="BH">
     <w:p>
       <w:pPr>
         <w:pStyle w:val="CommentText"/>

--- a/manuscript/3.dvm.results/dvm.results.HB1.docx
+++ b/manuscript/3.dvm.results/dvm.results.HB1.docx
@@ -12,13 +12,55 @@
           <w:szCs w:val="24"/>
         </w:rPr>
       </w:pPr>
-      <w:r>
+    </w:p>
+    <w:p>
+      <w:pPr>
+        <w:spacing w:line="480" w:lineRule="auto"/>
         <w:rPr>
           <w:rFonts w:ascii="Times New Roman" w:hAnsi="Times New Roman" w:cs="Times New Roman"/>
           <w:b/>
           <w:sz w:val="24"/>
           <w:szCs w:val="24"/>
         </w:rPr>
+      </w:pPr>
+      <w:proofErr w:type="spellStart"/>
+      <w:r>
+        <w:rPr>
+          <w:rFonts w:ascii="Times New Roman" w:hAnsi="Times New Roman" w:cs="Times New Roman"/>
+          <w:b/>
+          <w:sz w:val="24"/>
+          <w:szCs w:val="24"/>
+        </w:rPr>
+        <w:t>Garmand</w:t>
+      </w:r>
+      <w:proofErr w:type="spellEnd"/>
+      <w:r>
+        <w:rPr>
+          <w:rFonts w:ascii="Times New Roman" w:hAnsi="Times New Roman" w:cs="Times New Roman"/>
+          <w:b/>
+          <w:sz w:val="24"/>
+          <w:szCs w:val="24"/>
+        </w:rPr>
+        <w:t xml:space="preserve"> font</w:t>
+      </w:r>
+    </w:p>
+    <w:p>
+      <w:pPr>
+        <w:spacing w:line="480" w:lineRule="auto"/>
+        <w:rPr>
+          <w:rFonts w:ascii="Times New Roman" w:hAnsi="Times New Roman" w:cs="Times New Roman"/>
+          <w:b/>
+          <w:sz w:val="24"/>
+          <w:szCs w:val="24"/>
+        </w:rPr>
+      </w:pPr>
+      <w:r>
+        <w:rPr>
+          <w:rFonts w:ascii="Times New Roman" w:hAnsi="Times New Roman" w:cs="Times New Roman"/>
+          <w:b/>
+          <w:sz w:val="24"/>
+          <w:szCs w:val="24"/>
+        </w:rPr>
         <w:t>Results</w:t>
       </w:r>
     </w:p>
@@ -39,734 +81,1128 @@
           <w:sz w:val="24"/>
           <w:szCs w:val="24"/>
         </w:rPr>
-        <w:t>Diel variation in habitat conditions</w:t>
-      </w:r>
-    </w:p>
-    <w:p>
-      <w:pPr>
-        <w:spacing w:line="480" w:lineRule="auto"/>
-        <w:rPr>
-          <w:rFonts w:ascii="Times New Roman" w:hAnsi="Times New Roman" w:cs="Times New Roman"/>
-          <w:sz w:val="24"/>
-          <w:szCs w:val="24"/>
-        </w:rPr>
-      </w:pPr>
-      <w:r>
-        <w:rPr>
-          <w:rFonts w:ascii="Times New Roman" w:hAnsi="Times New Roman" w:cs="Times New Roman"/>
-          <w:sz w:val="24"/>
-          <w:szCs w:val="24"/>
-        </w:rPr>
-        <w:t>Both Blue Ruin and Norwood alcoves</w:t>
-      </w:r>
-      <w:r>
-        <w:rPr>
-          <w:rFonts w:ascii="Times New Roman" w:hAnsi="Times New Roman" w:cs="Times New Roman"/>
-          <w:sz w:val="24"/>
-          <w:szCs w:val="24"/>
-        </w:rPr>
-        <w:t xml:space="preserve"> display</w:t>
-      </w:r>
-      <w:r>
-        <w:rPr>
-          <w:rFonts w:ascii="Times New Roman" w:hAnsi="Times New Roman" w:cs="Times New Roman"/>
-          <w:sz w:val="24"/>
-          <w:szCs w:val="24"/>
-        </w:rPr>
-        <w:t xml:space="preserve"> pronounced vertical stratification</w:t>
-      </w:r>
-      <w:r>
-        <w:rPr>
-          <w:rFonts w:ascii="Times New Roman" w:hAnsi="Times New Roman" w:cs="Times New Roman"/>
-          <w:sz w:val="24"/>
-          <w:szCs w:val="24"/>
-        </w:rPr>
-        <w:t xml:space="preserve"> and diel cycling of dissolved oxygen and temperature. Peak daytime temperatures at the Norwood net</w:t>
-      </w:r>
-      <w:r>
-        <w:rPr>
-          <w:rFonts w:ascii="Times New Roman" w:hAnsi="Times New Roman" w:cs="Times New Roman"/>
-          <w:sz w:val="24"/>
-          <w:szCs w:val="24"/>
-        </w:rPr>
-        <w:t xml:space="preserve"> </w:t>
-      </w:r>
-      <w:r>
-        <w:rPr>
-          <w:rFonts w:ascii="Times New Roman" w:hAnsi="Times New Roman" w:cs="Times New Roman"/>
-          <w:sz w:val="24"/>
-          <w:szCs w:val="24"/>
-        </w:rPr>
-        <w:t xml:space="preserve">pen array ranged from </w:t>
-      </w:r>
-      <w:r>
-        <w:rPr>
-          <w:rFonts w:ascii="Times New Roman" w:hAnsi="Times New Roman" w:cs="Times New Roman"/>
-          <w:sz w:val="24"/>
-          <w:szCs w:val="24"/>
-        </w:rPr>
-        <w:t>(mean max ±SD)</w:t>
-      </w:r>
-      <w:r>
-        <w:rPr>
-          <w:rFonts w:ascii="Times New Roman" w:hAnsi="Times New Roman" w:cs="Times New Roman"/>
-          <w:sz w:val="24"/>
-          <w:szCs w:val="24"/>
-        </w:rPr>
-        <w:t xml:space="preserve"> at the epilimnion and </w:t>
-      </w:r>
-      <w:r>
-        <w:rPr>
-          <w:rFonts w:ascii="Times New Roman" w:hAnsi="Times New Roman" w:cs="Times New Roman"/>
-          <w:sz w:val="24"/>
-          <w:szCs w:val="24"/>
-        </w:rPr>
-        <w:t xml:space="preserve">(mean max ±SD) </w:t>
-      </w:r>
-      <w:r>
-        <w:rPr>
-          <w:rFonts w:ascii="Times New Roman" w:hAnsi="Times New Roman" w:cs="Times New Roman"/>
-          <w:sz w:val="24"/>
-          <w:szCs w:val="24"/>
-        </w:rPr>
-        <w:t xml:space="preserve">at the </w:t>
-      </w:r>
-      <w:proofErr w:type="spellStart"/>
-      <w:r>
-        <w:rPr>
-          <w:rFonts w:ascii="Times New Roman" w:hAnsi="Times New Roman" w:cs="Times New Roman"/>
-          <w:sz w:val="24"/>
-          <w:szCs w:val="24"/>
-        </w:rPr>
-        <w:t>hypolimnion</w:t>
-      </w:r>
-      <w:proofErr w:type="spellEnd"/>
-      <w:r>
-        <w:rPr>
-          <w:rFonts w:ascii="Times New Roman" w:hAnsi="Times New Roman" w:cs="Times New Roman"/>
-          <w:sz w:val="24"/>
-          <w:szCs w:val="24"/>
-        </w:rPr>
-        <w:t xml:space="preserve">, whereas </w:t>
-      </w:r>
-      <w:r>
-        <w:rPr>
-          <w:rFonts w:ascii="Times New Roman" w:hAnsi="Times New Roman" w:cs="Times New Roman"/>
-          <w:sz w:val="24"/>
-          <w:szCs w:val="24"/>
-        </w:rPr>
-        <w:t>cool early morning temperatures were as low as</w:t>
-      </w:r>
-      <w:r>
-        <w:rPr>
-          <w:rFonts w:ascii="Times New Roman" w:hAnsi="Times New Roman" w:cs="Times New Roman"/>
-          <w:sz w:val="24"/>
-          <w:szCs w:val="24"/>
-        </w:rPr>
-        <w:t xml:space="preserve"> </w:t>
-      </w:r>
-      <w:r>
-        <w:rPr>
-          <w:rFonts w:ascii="Times New Roman" w:hAnsi="Times New Roman" w:cs="Times New Roman"/>
-          <w:sz w:val="24"/>
-          <w:szCs w:val="24"/>
-        </w:rPr>
-        <w:t>(mean min ±SD) and</w:t>
-      </w:r>
-      <w:r>
-        <w:rPr>
-          <w:rFonts w:ascii="Times New Roman" w:hAnsi="Times New Roman" w:cs="Times New Roman"/>
-          <w:sz w:val="24"/>
-          <w:szCs w:val="24"/>
-        </w:rPr>
-        <w:t xml:space="preserve"> </w:t>
-      </w:r>
-      <w:r>
-        <w:rPr>
-          <w:rFonts w:ascii="Times New Roman" w:hAnsi="Times New Roman" w:cs="Times New Roman"/>
-          <w:sz w:val="24"/>
-          <w:szCs w:val="24"/>
-        </w:rPr>
-        <w:t>(mean min ±SD)</w:t>
-      </w:r>
-      <w:r>
-        <w:rPr>
-          <w:rFonts w:ascii="Times New Roman" w:hAnsi="Times New Roman" w:cs="Times New Roman"/>
-          <w:sz w:val="24"/>
-          <w:szCs w:val="24"/>
-        </w:rPr>
-        <w:t xml:space="preserve">, respectively. During these same timeframes, dissolved oxygen concentrations were as high as XX in the epilimnion and XX in the </w:t>
-      </w:r>
-      <w:proofErr w:type="spellStart"/>
-      <w:r>
-        <w:rPr>
-          <w:rFonts w:ascii="Times New Roman" w:hAnsi="Times New Roman" w:cs="Times New Roman"/>
-          <w:sz w:val="24"/>
-          <w:szCs w:val="24"/>
-        </w:rPr>
-        <w:t>hypolimnion</w:t>
-      </w:r>
-      <w:proofErr w:type="spellEnd"/>
-      <w:r>
-        <w:rPr>
-          <w:rFonts w:ascii="Times New Roman" w:hAnsi="Times New Roman" w:cs="Times New Roman"/>
-          <w:sz w:val="24"/>
-          <w:szCs w:val="24"/>
-        </w:rPr>
-        <w:t xml:space="preserve"> (daytime) and as low as XX and XX during the early-morning oxygen minima</w:t>
-      </w:r>
-      <w:r>
-        <w:rPr>
-          <w:rFonts w:ascii="Times New Roman" w:hAnsi="Times New Roman" w:cs="Times New Roman"/>
-          <w:sz w:val="24"/>
-          <w:szCs w:val="24"/>
-        </w:rPr>
-        <w:t xml:space="preserve">. The Blue Ruin site-4 net pen array recorded daytime temperatures as high as XX and XX in the epilimnion and </w:t>
-      </w:r>
-      <w:proofErr w:type="spellStart"/>
-      <w:r>
-        <w:rPr>
-          <w:rFonts w:ascii="Times New Roman" w:hAnsi="Times New Roman" w:cs="Times New Roman"/>
-          <w:sz w:val="24"/>
-          <w:szCs w:val="24"/>
-        </w:rPr>
-        <w:t>hypolimnion</w:t>
-      </w:r>
-      <w:proofErr w:type="spellEnd"/>
-      <w:r>
-        <w:rPr>
-          <w:rFonts w:ascii="Times New Roman" w:hAnsi="Times New Roman" w:cs="Times New Roman"/>
-          <w:sz w:val="24"/>
-          <w:szCs w:val="24"/>
-        </w:rPr>
-        <w:t>, respectively. Dissolved oxygen concentrations during the day were as high as XX in the epilimn</w:t>
-      </w:r>
-      <w:r>
-        <w:rPr>
-          <w:rFonts w:ascii="Times New Roman" w:hAnsi="Times New Roman" w:cs="Times New Roman"/>
-          <w:sz w:val="24"/>
-          <w:szCs w:val="24"/>
-        </w:rPr>
-        <w:t xml:space="preserve">ion, and XX in the </w:t>
-      </w:r>
-      <w:proofErr w:type="spellStart"/>
-      <w:r>
-        <w:rPr>
-          <w:rFonts w:ascii="Times New Roman" w:hAnsi="Times New Roman" w:cs="Times New Roman"/>
-          <w:sz w:val="24"/>
-          <w:szCs w:val="24"/>
-        </w:rPr>
-        <w:t>hypolimnion</w:t>
-      </w:r>
-      <w:proofErr w:type="spellEnd"/>
-      <w:r>
-        <w:rPr>
-          <w:rFonts w:ascii="Times New Roman" w:hAnsi="Times New Roman" w:cs="Times New Roman"/>
-          <w:sz w:val="24"/>
-          <w:szCs w:val="24"/>
-        </w:rPr>
-        <w:t>. Early morning temperatures were as low as XX and XX, and</w:t>
-      </w:r>
-      <w:r>
-        <w:rPr>
-          <w:rFonts w:ascii="Times New Roman" w:hAnsi="Times New Roman" w:cs="Times New Roman"/>
-          <w:sz w:val="24"/>
-          <w:szCs w:val="24"/>
-        </w:rPr>
-        <w:t xml:space="preserve"> </w:t>
-      </w:r>
-      <w:r>
-        <w:rPr>
-          <w:rFonts w:ascii="Times New Roman" w:hAnsi="Times New Roman" w:cs="Times New Roman"/>
-          <w:sz w:val="24"/>
-          <w:szCs w:val="24"/>
-        </w:rPr>
-        <w:t>oxygen concentrations were</w:t>
-      </w:r>
-      <w:r>
-        <w:rPr>
-          <w:rFonts w:ascii="Times New Roman" w:hAnsi="Times New Roman" w:cs="Times New Roman"/>
-          <w:sz w:val="24"/>
-          <w:szCs w:val="24"/>
-        </w:rPr>
-        <w:t xml:space="preserve"> as low as XX and XX, respectively. The windows of oxygen minima and maxima </w:t>
-      </w:r>
-      <w:r>
-        <w:rPr>
-          <w:rFonts w:ascii="Times New Roman" w:hAnsi="Times New Roman" w:cs="Times New Roman"/>
-          <w:sz w:val="24"/>
-          <w:szCs w:val="24"/>
-        </w:rPr>
-        <w:t>varied</w:t>
-      </w:r>
-      <w:r>
-        <w:rPr>
-          <w:rFonts w:ascii="Times New Roman" w:hAnsi="Times New Roman" w:cs="Times New Roman"/>
-          <w:sz w:val="24"/>
-          <w:szCs w:val="24"/>
-        </w:rPr>
-        <w:t xml:space="preserve"> between these two habitats, in Norwood alcove the two-hour period of highest oxygen was recorded between XX-XX, whereas in Blue Ruin (at the site-4 </w:t>
-      </w:r>
-      <w:proofErr w:type="spellStart"/>
-      <w:r>
-        <w:rPr>
-          <w:rFonts w:ascii="Times New Roman" w:hAnsi="Times New Roman" w:cs="Times New Roman"/>
-          <w:sz w:val="24"/>
-          <w:szCs w:val="24"/>
-        </w:rPr>
-        <w:t>netpen</w:t>
-      </w:r>
-      <w:proofErr w:type="spellEnd"/>
-      <w:r>
-        <w:rPr>
-          <w:rFonts w:ascii="Times New Roman" w:hAnsi="Times New Roman" w:cs="Times New Roman"/>
-          <w:sz w:val="24"/>
-          <w:szCs w:val="24"/>
-        </w:rPr>
-        <w:t xml:space="preserve"> array), the period of </w:t>
-      </w:r>
-      <w:r>
-        <w:rPr>
-          <w:rFonts w:ascii="Times New Roman" w:hAnsi="Times New Roman" w:cs="Times New Roman"/>
-          <w:sz w:val="24"/>
-          <w:szCs w:val="24"/>
-        </w:rPr>
-        <w:t>highest</w:t>
-      </w:r>
-      <w:r>
-        <w:rPr>
-          <w:rFonts w:ascii="Times New Roman" w:hAnsi="Times New Roman" w:cs="Times New Roman"/>
-          <w:sz w:val="24"/>
-          <w:szCs w:val="24"/>
-        </w:rPr>
-        <w:t xml:space="preserve"> oxygen occurred between XX-XX. Oxygen minima in both habitats occurred during the early morning, however this window occurred at Norwood alcove </w:t>
-      </w:r>
-      <w:r>
-        <w:rPr>
-          <w:rFonts w:ascii="Times New Roman" w:hAnsi="Times New Roman" w:cs="Times New Roman"/>
-          <w:sz w:val="24"/>
-          <w:szCs w:val="24"/>
-        </w:rPr>
-        <w:t>two hours before Blue Ruin, between the hours of XX and XX</w:t>
-      </w:r>
-      <w:r>
-        <w:rPr>
-          <w:rFonts w:ascii="Times New Roman" w:hAnsi="Times New Roman" w:cs="Times New Roman"/>
-          <w:sz w:val="24"/>
-          <w:szCs w:val="24"/>
-        </w:rPr>
-        <w:t>.</w:t>
-      </w:r>
-    </w:p>
-    <w:p>
-      <w:pPr>
-        <w:spacing w:line="480" w:lineRule="auto"/>
-        <w:rPr>
-          <w:rFonts w:ascii="Times New Roman" w:hAnsi="Times New Roman" w:cs="Times New Roman"/>
-          <w:i/>
-          <w:sz w:val="24"/>
-          <w:szCs w:val="24"/>
-        </w:rPr>
-      </w:pPr>
-      <w:r>
-        <w:rPr>
-          <w:rFonts w:ascii="Times New Roman" w:hAnsi="Times New Roman" w:cs="Times New Roman"/>
-          <w:i/>
-          <w:sz w:val="24"/>
-          <w:szCs w:val="24"/>
-        </w:rPr>
-        <w:t>Variation in simulated habitat selection</w:t>
-      </w:r>
-    </w:p>
-    <w:p>
-      <w:pPr>
-        <w:spacing w:line="480" w:lineRule="auto"/>
-        <w:rPr>
-          <w:rFonts w:ascii="Times New Roman" w:hAnsi="Times New Roman" w:cs="Times New Roman"/>
-          <w:sz w:val="24"/>
-          <w:szCs w:val="24"/>
-        </w:rPr>
-      </w:pPr>
-      <w:r>
-        <w:rPr>
-          <w:rFonts w:ascii="Times New Roman" w:hAnsi="Times New Roman" w:cs="Times New Roman"/>
-          <w:sz w:val="24"/>
-          <w:szCs w:val="24"/>
-        </w:rPr>
-        <w:t xml:space="preserve">Our habitat simulation yielded three distinct depth selection responses. </w:t>
-      </w:r>
-      <w:r>
-        <w:rPr>
-          <w:rFonts w:ascii="Times New Roman" w:hAnsi="Times New Roman" w:cs="Times New Roman"/>
-          <w:sz w:val="24"/>
-          <w:szCs w:val="24"/>
-        </w:rPr>
-        <w:t xml:space="preserve">A fish that is trying to maximize </w:t>
-      </w:r>
-      <w:r>
-        <w:rPr>
-          <w:rFonts w:ascii="Times New Roman" w:hAnsi="Times New Roman" w:cs="Times New Roman"/>
-          <w:sz w:val="24"/>
-          <w:szCs w:val="24"/>
-        </w:rPr>
-        <w:t>dissolved oxygen</w:t>
-      </w:r>
-      <w:r>
-        <w:rPr>
-          <w:rFonts w:ascii="Times New Roman" w:hAnsi="Times New Roman" w:cs="Times New Roman"/>
-          <w:sz w:val="24"/>
-          <w:szCs w:val="24"/>
-        </w:rPr>
-        <w:t xml:space="preserve"> </w:t>
-      </w:r>
-      <w:r>
-        <w:rPr>
-          <w:rFonts w:ascii="Times New Roman" w:hAnsi="Times New Roman" w:cs="Times New Roman"/>
-          <w:sz w:val="24"/>
-          <w:szCs w:val="24"/>
-        </w:rPr>
-        <w:t>responds by holding</w:t>
-      </w:r>
-      <w:r>
-        <w:rPr>
-          <w:rFonts w:ascii="Times New Roman" w:hAnsi="Times New Roman" w:cs="Times New Roman"/>
-          <w:sz w:val="24"/>
-          <w:szCs w:val="24"/>
-        </w:rPr>
-        <w:t xml:space="preserve"> </w:t>
-      </w:r>
-      <w:r>
-        <w:rPr>
-          <w:rFonts w:ascii="Times New Roman" w:hAnsi="Times New Roman" w:cs="Times New Roman"/>
-          <w:sz w:val="24"/>
-          <w:szCs w:val="24"/>
-        </w:rPr>
-        <w:t>near the surface</w:t>
-      </w:r>
-      <w:r>
-        <w:rPr>
-          <w:rFonts w:ascii="Times New Roman" w:hAnsi="Times New Roman" w:cs="Times New Roman"/>
-          <w:sz w:val="24"/>
-          <w:szCs w:val="24"/>
-        </w:rPr>
-        <w:t xml:space="preserve"> </w:t>
-      </w:r>
-      <w:r>
-        <w:rPr>
-          <w:rFonts w:ascii="Times New Roman" w:hAnsi="Times New Roman" w:cs="Times New Roman"/>
-          <w:sz w:val="24"/>
-          <w:szCs w:val="24"/>
-        </w:rPr>
-        <w:t>where oxygen is consistently highest. A</w:t>
-      </w:r>
-      <w:r>
-        <w:rPr>
-          <w:rFonts w:ascii="Times New Roman" w:hAnsi="Times New Roman" w:cs="Times New Roman"/>
-          <w:sz w:val="24"/>
-          <w:szCs w:val="24"/>
-        </w:rPr>
-        <w:t xml:space="preserve"> fish trying to minimize temp</w:t>
-      </w:r>
-      <w:r>
-        <w:rPr>
-          <w:rFonts w:ascii="Times New Roman" w:hAnsi="Times New Roman" w:cs="Times New Roman"/>
-          <w:sz w:val="24"/>
-          <w:szCs w:val="24"/>
-        </w:rPr>
-        <w:t>erature</w:t>
-      </w:r>
-      <w:r>
-        <w:rPr>
-          <w:rFonts w:ascii="Times New Roman" w:hAnsi="Times New Roman" w:cs="Times New Roman"/>
-          <w:sz w:val="24"/>
-          <w:szCs w:val="24"/>
-        </w:rPr>
-        <w:t xml:space="preserve"> </w:t>
-      </w:r>
-      <w:r>
-        <w:rPr>
-          <w:rFonts w:ascii="Times New Roman" w:hAnsi="Times New Roman" w:cs="Times New Roman"/>
-          <w:sz w:val="24"/>
-          <w:szCs w:val="24"/>
-        </w:rPr>
-        <w:t xml:space="preserve">is simulated to hold at </w:t>
-      </w:r>
-      <w:r>
-        <w:rPr>
-          <w:rFonts w:ascii="Times New Roman" w:hAnsi="Times New Roman" w:cs="Times New Roman"/>
-          <w:sz w:val="24"/>
-          <w:szCs w:val="24"/>
-        </w:rPr>
-        <w:t>maximum depth</w:t>
-      </w:r>
-      <w:r>
-        <w:rPr>
-          <w:rFonts w:ascii="Times New Roman" w:hAnsi="Times New Roman" w:cs="Times New Roman"/>
-          <w:sz w:val="24"/>
-          <w:szCs w:val="24"/>
-        </w:rPr>
-        <w:t xml:space="preserve">, where </w:t>
-      </w:r>
-      <w:r>
-        <w:rPr>
-          <w:rFonts w:ascii="Times New Roman" w:hAnsi="Times New Roman" w:cs="Times New Roman"/>
-          <w:sz w:val="24"/>
-          <w:szCs w:val="24"/>
-        </w:rPr>
-        <w:lastRenderedPageBreak/>
-        <w:t xml:space="preserve">temperature is consistently cooler. A fish that is considering both temperature and oxygen, however, is simulated to display diel vertical movements over a 24-hour timeframe. Fish </w:t>
-      </w:r>
-      <w:r>
-        <w:rPr>
-          <w:rFonts w:ascii="Times New Roman" w:hAnsi="Times New Roman" w:cs="Times New Roman"/>
-          <w:sz w:val="24"/>
-          <w:szCs w:val="24"/>
-        </w:rPr>
-        <w:t>shift</w:t>
-      </w:r>
-      <w:r>
-        <w:rPr>
-          <w:rFonts w:ascii="Times New Roman" w:hAnsi="Times New Roman" w:cs="Times New Roman"/>
-          <w:sz w:val="24"/>
-          <w:szCs w:val="24"/>
-        </w:rPr>
-        <w:t xml:space="preserve"> towards the surface during the late night and early morning when dissolved oxygen becomes limiting, then move towards the bottom during the day when dissolved oxygen is high but surface temperatures are overly warm. </w:t>
-      </w:r>
-    </w:p>
-    <w:p>
-      <w:pPr>
-        <w:spacing w:line="480" w:lineRule="auto"/>
-        <w:rPr>
-          <w:rFonts w:ascii="Times New Roman" w:hAnsi="Times New Roman" w:cs="Times New Roman"/>
-          <w:i/>
-          <w:sz w:val="24"/>
-          <w:szCs w:val="24"/>
-        </w:rPr>
-      </w:pPr>
-      <w:r>
-        <w:rPr>
-          <w:rFonts w:ascii="Times New Roman" w:hAnsi="Times New Roman" w:cs="Times New Roman"/>
-          <w:i/>
-          <w:sz w:val="24"/>
-          <w:szCs w:val="24"/>
-        </w:rPr>
-        <w:t>Fine scale diel vertical movements in captive fish</w:t>
-      </w:r>
-    </w:p>
-    <w:p>
-      <w:pPr>
-        <w:spacing w:line="480" w:lineRule="auto"/>
-        <w:rPr>
-          <w:rFonts w:ascii="Times New Roman" w:hAnsi="Times New Roman" w:cs="Times New Roman"/>
-          <w:sz w:val="24"/>
-          <w:szCs w:val="24"/>
-        </w:rPr>
-      </w:pPr>
-      <w:r>
-        <w:rPr>
-          <w:rFonts w:ascii="Times New Roman" w:hAnsi="Times New Roman" w:cs="Times New Roman"/>
-          <w:sz w:val="24"/>
-          <w:szCs w:val="24"/>
-        </w:rPr>
-        <w:t xml:space="preserve">Fish </w:t>
-      </w:r>
-      <w:r>
-        <w:rPr>
-          <w:rFonts w:ascii="Times New Roman" w:hAnsi="Times New Roman" w:cs="Times New Roman"/>
-          <w:sz w:val="24"/>
-          <w:szCs w:val="24"/>
-        </w:rPr>
-        <w:t>appear to be displaying fine scale</w:t>
-      </w:r>
-      <w:r>
-        <w:rPr>
-          <w:rFonts w:ascii="Times New Roman" w:hAnsi="Times New Roman" w:cs="Times New Roman"/>
-          <w:sz w:val="24"/>
-          <w:szCs w:val="24"/>
-        </w:rPr>
-        <w:t xml:space="preserve"> diel</w:t>
-      </w:r>
-      <w:r>
-        <w:rPr>
-          <w:rFonts w:ascii="Times New Roman" w:hAnsi="Times New Roman" w:cs="Times New Roman"/>
-          <w:sz w:val="24"/>
-          <w:szCs w:val="24"/>
-        </w:rPr>
-        <w:t xml:space="preserve"> vertical m</w:t>
-      </w:r>
-      <w:r>
-        <w:rPr>
-          <w:rFonts w:ascii="Times New Roman" w:hAnsi="Times New Roman" w:cs="Times New Roman"/>
-          <w:sz w:val="24"/>
-          <w:szCs w:val="24"/>
-        </w:rPr>
-        <w:t>ovements</w:t>
-      </w:r>
-      <w:r>
-        <w:rPr>
-          <w:rFonts w:ascii="Times New Roman" w:hAnsi="Times New Roman" w:cs="Times New Roman"/>
-          <w:sz w:val="24"/>
-          <w:szCs w:val="24"/>
-        </w:rPr>
-        <w:t xml:space="preserve"> in order to escape the alternating stressors of hypoxia and high temperatures.</w:t>
-      </w:r>
-      <w:r>
-        <w:rPr>
-          <w:rFonts w:ascii="Times New Roman" w:hAnsi="Times New Roman" w:cs="Times New Roman"/>
-          <w:sz w:val="24"/>
-          <w:szCs w:val="24"/>
-        </w:rPr>
-        <w:t xml:space="preserve"> </w:t>
-      </w:r>
-      <w:r>
-        <w:rPr>
-          <w:rFonts w:ascii="Times New Roman" w:hAnsi="Times New Roman" w:cs="Times New Roman"/>
-          <w:sz w:val="24"/>
-          <w:szCs w:val="24"/>
-        </w:rPr>
-        <w:t>A</w:t>
-      </w:r>
-      <w:r>
-        <w:rPr>
-          <w:rFonts w:ascii="Times New Roman" w:hAnsi="Times New Roman" w:cs="Times New Roman"/>
-          <w:sz w:val="24"/>
-          <w:szCs w:val="24"/>
-        </w:rPr>
-        <w:t xml:space="preserve">ll </w:t>
-      </w:r>
-      <w:r>
-        <w:rPr>
-          <w:rFonts w:ascii="Times New Roman" w:hAnsi="Times New Roman" w:cs="Times New Roman"/>
-          <w:sz w:val="24"/>
-          <w:szCs w:val="24"/>
-        </w:rPr>
-        <w:t xml:space="preserve">fish </w:t>
-      </w:r>
-      <w:r>
-        <w:rPr>
-          <w:rFonts w:ascii="Times New Roman" w:hAnsi="Times New Roman" w:cs="Times New Roman"/>
-          <w:sz w:val="24"/>
-          <w:szCs w:val="24"/>
-        </w:rPr>
-        <w:t>display</w:t>
-      </w:r>
-      <w:r>
-        <w:rPr>
-          <w:rFonts w:ascii="Times New Roman" w:hAnsi="Times New Roman" w:cs="Times New Roman"/>
-          <w:sz w:val="24"/>
-          <w:szCs w:val="24"/>
-        </w:rPr>
-        <w:t>ed</w:t>
-      </w:r>
-      <w:r>
-        <w:rPr>
-          <w:rFonts w:ascii="Times New Roman" w:hAnsi="Times New Roman" w:cs="Times New Roman"/>
-          <w:sz w:val="24"/>
-          <w:szCs w:val="24"/>
-        </w:rPr>
-        <w:t xml:space="preserve"> d</w:t>
-      </w:r>
-      <w:r>
-        <w:rPr>
-          <w:rFonts w:ascii="Times New Roman" w:hAnsi="Times New Roman" w:cs="Times New Roman"/>
-          <w:sz w:val="24"/>
-          <w:szCs w:val="24"/>
-        </w:rPr>
-        <w:t>iel vertical movement, but they also exhibited</w:t>
-      </w:r>
-      <w:r>
-        <w:rPr>
-          <w:rFonts w:ascii="Times New Roman" w:hAnsi="Times New Roman" w:cs="Times New Roman"/>
-          <w:sz w:val="24"/>
-          <w:szCs w:val="24"/>
-        </w:rPr>
-        <w:t xml:space="preserve"> individual and intra-individual variation in movement patterns</w:t>
-      </w:r>
-      <w:r>
-        <w:rPr>
-          <w:rFonts w:ascii="Times New Roman" w:hAnsi="Times New Roman" w:cs="Times New Roman"/>
-          <w:sz w:val="24"/>
-          <w:szCs w:val="24"/>
-        </w:rPr>
-        <w:t xml:space="preserve">. </w:t>
-      </w:r>
-      <w:r>
-        <w:rPr>
-          <w:rFonts w:ascii="Times New Roman" w:hAnsi="Times New Roman" w:cs="Times New Roman"/>
-          <w:sz w:val="24"/>
-          <w:szCs w:val="24"/>
-        </w:rPr>
-        <w:t>In total, we collected data from 13-fish in Blue Ruin alcove, and 8-fish in Norwood alcove (9-fish escaped the net pens during the study)</w:t>
-      </w:r>
-      <w:r>
-        <w:rPr>
-          <w:rFonts w:ascii="Times New Roman" w:hAnsi="Times New Roman" w:cs="Times New Roman"/>
-          <w:sz w:val="24"/>
-          <w:szCs w:val="24"/>
-        </w:rPr>
-        <w:t xml:space="preserve">, and two of the </w:t>
-      </w:r>
-      <w:proofErr w:type="spellStart"/>
-      <w:r>
-        <w:rPr>
-          <w:rFonts w:ascii="Times New Roman" w:hAnsi="Times New Roman" w:cs="Times New Roman"/>
-          <w:sz w:val="24"/>
-          <w:szCs w:val="24"/>
-        </w:rPr>
-        <w:t>iButtons</w:t>
-      </w:r>
-      <w:proofErr w:type="spellEnd"/>
-      <w:r>
-        <w:rPr>
-          <w:rFonts w:ascii="Times New Roman" w:hAnsi="Times New Roman" w:cs="Times New Roman"/>
-          <w:sz w:val="24"/>
-          <w:szCs w:val="24"/>
-        </w:rPr>
-        <w:t xml:space="preserve"> recovered from Blue Ruin only contained 3-days of </w:t>
-      </w:r>
-      <w:r>
-        <w:rPr>
-          <w:rFonts w:ascii="Times New Roman" w:hAnsi="Times New Roman" w:cs="Times New Roman"/>
-          <w:sz w:val="24"/>
-          <w:szCs w:val="24"/>
-        </w:rPr>
-        <w:t xml:space="preserve">useable </w:t>
-      </w:r>
-      <w:r>
-        <w:rPr>
-          <w:rFonts w:ascii="Times New Roman" w:hAnsi="Times New Roman" w:cs="Times New Roman"/>
-          <w:sz w:val="24"/>
-          <w:szCs w:val="24"/>
-        </w:rPr>
-        <w:t xml:space="preserve">data. </w:t>
-      </w:r>
-    </w:p>
-    <w:p>
-      <w:pPr>
-        <w:spacing w:line="480" w:lineRule="auto"/>
-        <w:rPr>
-          <w:rFonts w:ascii="Times New Roman" w:hAnsi="Times New Roman" w:cs="Times New Roman"/>
-          <w:sz w:val="24"/>
-          <w:szCs w:val="24"/>
-        </w:rPr>
-      </w:pPr>
-      <w:r>
-        <w:rPr>
-          <w:rFonts w:ascii="Times New Roman" w:hAnsi="Times New Roman" w:cs="Times New Roman"/>
-          <w:sz w:val="24"/>
-          <w:szCs w:val="24"/>
-        </w:rPr>
-        <w:t>Fish in Blue Ruin primarily held</w:t>
+        <w:t>Vertical stratification of temperature and DO</w:t>
       </w:r>
       <w:bookmarkStart w:id="0" w:name="_GoBack"/>
       <w:bookmarkEnd w:id="0"/>
-      <w:r>
-        <w:rPr>
-          <w:rFonts w:ascii="Times New Roman" w:hAnsi="Times New Roman" w:cs="Times New Roman"/>
-          <w:sz w:val="24"/>
-          <w:szCs w:val="24"/>
-        </w:rPr>
-        <w:t xml:space="preserve"> in water depths </w:t>
+    </w:p>
+    <w:p>
+      <w:pPr>
+        <w:spacing w:line="480" w:lineRule="auto"/>
+        <w:rPr>
+          <w:rFonts w:ascii="Times New Roman" w:hAnsi="Times New Roman" w:cs="Times New Roman"/>
+          <w:sz w:val="24"/>
+          <w:szCs w:val="24"/>
+        </w:rPr>
+      </w:pPr>
+    </w:p>
+    <w:p>
+      <w:pPr>
+        <w:spacing w:line="480" w:lineRule="auto"/>
+        <w:rPr>
+          <w:rFonts w:ascii="Times New Roman" w:hAnsi="Times New Roman" w:cs="Times New Roman"/>
+          <w:sz w:val="24"/>
+          <w:szCs w:val="24"/>
+        </w:rPr>
+      </w:pPr>
+      <w:proofErr w:type="gramStart"/>
+      <w:r>
+        <w:rPr>
+          <w:rFonts w:ascii="Times New Roman" w:hAnsi="Times New Roman" w:cs="Times New Roman"/>
+          <w:sz w:val="24"/>
+          <w:szCs w:val="24"/>
+        </w:rPr>
+        <w:t>vertical</w:t>
+      </w:r>
+      <w:proofErr w:type="gramEnd"/>
+      <w:r>
+        <w:rPr>
+          <w:rFonts w:ascii="Times New Roman" w:hAnsi="Times New Roman" w:cs="Times New Roman"/>
+          <w:sz w:val="24"/>
+          <w:szCs w:val="24"/>
+        </w:rPr>
+        <w:t xml:space="preserve"> stratification and</w:t>
+      </w:r>
+    </w:p>
+    <w:p>
+      <w:pPr>
+        <w:spacing w:line="480" w:lineRule="auto"/>
+        <w:rPr>
+          <w:rFonts w:ascii="Times New Roman" w:hAnsi="Times New Roman" w:cs="Times New Roman"/>
+          <w:i/>
+          <w:sz w:val="24"/>
+          <w:szCs w:val="24"/>
+        </w:rPr>
+      </w:pPr>
+      <w:r>
+        <w:rPr>
+          <w:rFonts w:ascii="Times New Roman" w:hAnsi="Times New Roman" w:cs="Times New Roman"/>
+          <w:i/>
+          <w:sz w:val="24"/>
+          <w:szCs w:val="24"/>
+        </w:rPr>
+        <w:t>Diel variation in habitat conditions</w:t>
+      </w:r>
+    </w:p>
+    <w:p>
+      <w:pPr>
+        <w:spacing w:line="480" w:lineRule="auto"/>
+        <w:rPr>
+          <w:rFonts w:ascii="Times New Roman" w:hAnsi="Times New Roman" w:cs="Times New Roman"/>
+          <w:sz w:val="24"/>
+          <w:szCs w:val="24"/>
+        </w:rPr>
+      </w:pPr>
+      <w:r>
+        <w:rPr>
+          <w:rFonts w:ascii="Times New Roman" w:hAnsi="Times New Roman" w:cs="Times New Roman"/>
+          <w:sz w:val="24"/>
+          <w:szCs w:val="24"/>
+        </w:rPr>
+        <w:t xml:space="preserve">Profiles of </w:t>
+      </w:r>
+      <w:r>
+        <w:rPr>
+          <w:rFonts w:ascii="Times New Roman" w:hAnsi="Times New Roman" w:cs="Times New Roman"/>
+          <w:sz w:val="24"/>
+          <w:szCs w:val="24"/>
+        </w:rPr>
+        <w:t xml:space="preserve">temperature and oxygen </w:t>
+      </w:r>
+      <w:r>
+        <w:rPr>
+          <w:rFonts w:ascii="Times New Roman" w:hAnsi="Times New Roman" w:cs="Times New Roman"/>
+          <w:sz w:val="24"/>
+          <w:szCs w:val="24"/>
+        </w:rPr>
+        <w:t xml:space="preserve">show pronounced vertical stratification </w:t>
+      </w:r>
+      <w:r>
+        <w:rPr>
+          <w:rFonts w:ascii="Times New Roman" w:hAnsi="Times New Roman" w:cs="Times New Roman"/>
+          <w:sz w:val="24"/>
+          <w:szCs w:val="24"/>
+        </w:rPr>
+        <w:t>(Figure 1</w:t>
+      </w:r>
+      <w:r>
+        <w:rPr>
+          <w:rFonts w:ascii="Times New Roman" w:hAnsi="Times New Roman" w:cs="Times New Roman"/>
+          <w:sz w:val="24"/>
+          <w:szCs w:val="24"/>
+        </w:rPr>
+        <w:t>). In Blue Ruin alcove, s</w:t>
+      </w:r>
+      <w:r>
+        <w:rPr>
+          <w:rFonts w:ascii="Times New Roman" w:hAnsi="Times New Roman" w:cs="Times New Roman"/>
+          <w:sz w:val="24"/>
+          <w:szCs w:val="24"/>
+        </w:rPr>
+        <w:t xml:space="preserve">urface temperatures increased </w:t>
+      </w:r>
+      <w:r>
+        <w:rPr>
+          <w:rFonts w:ascii="Times New Roman" w:hAnsi="Times New Roman" w:cs="Times New Roman"/>
+          <w:sz w:val="24"/>
+          <w:szCs w:val="24"/>
+        </w:rPr>
+        <w:t xml:space="preserve">from 17.7℃ to 22.8℃ </w:t>
+      </w:r>
+      <w:r>
+        <w:rPr>
+          <w:rFonts w:ascii="Times New Roman" w:hAnsi="Times New Roman" w:cs="Times New Roman"/>
+          <w:sz w:val="24"/>
+          <w:szCs w:val="24"/>
+        </w:rPr>
+        <w:t>between early morning and late afternoon</w:t>
+      </w:r>
+      <w:r>
+        <w:rPr>
+          <w:rFonts w:ascii="Times New Roman" w:hAnsi="Times New Roman" w:cs="Times New Roman"/>
+          <w:sz w:val="24"/>
+          <w:szCs w:val="24"/>
+        </w:rPr>
+        <w:t xml:space="preserve">, however minimum </w:t>
+      </w:r>
+      <w:proofErr w:type="spellStart"/>
+      <w:r>
+        <w:rPr>
+          <w:rFonts w:ascii="Times New Roman" w:hAnsi="Times New Roman" w:cs="Times New Roman"/>
+          <w:sz w:val="24"/>
+          <w:szCs w:val="24"/>
+        </w:rPr>
+        <w:t>hypolimnetic</w:t>
+      </w:r>
+      <w:proofErr w:type="spellEnd"/>
+      <w:r>
+        <w:rPr>
+          <w:rFonts w:ascii="Times New Roman" w:hAnsi="Times New Roman" w:cs="Times New Roman"/>
+          <w:sz w:val="24"/>
+          <w:szCs w:val="24"/>
+        </w:rPr>
+        <w:t xml:space="preserve"> temperatures fairly consistent</w:t>
+      </w:r>
+      <w:r>
+        <w:rPr>
+          <w:rFonts w:ascii="Times New Roman" w:hAnsi="Times New Roman" w:cs="Times New Roman"/>
+          <w:sz w:val="24"/>
+          <w:szCs w:val="24"/>
+        </w:rPr>
+        <w:t>. T</w:t>
+      </w:r>
+      <w:r>
+        <w:rPr>
+          <w:rFonts w:ascii="Times New Roman" w:hAnsi="Times New Roman" w:cs="Times New Roman"/>
+          <w:sz w:val="24"/>
+          <w:szCs w:val="24"/>
+        </w:rPr>
+        <w:t>he t</w:t>
+      </w:r>
+      <w:r>
+        <w:rPr>
+          <w:rFonts w:ascii="Times New Roman" w:hAnsi="Times New Roman" w:cs="Times New Roman"/>
+          <w:sz w:val="24"/>
+          <w:szCs w:val="24"/>
+        </w:rPr>
+        <w:t xml:space="preserve">hermocline showed </w:t>
+      </w:r>
+      <w:r>
+        <w:rPr>
+          <w:rFonts w:ascii="Times New Roman" w:hAnsi="Times New Roman" w:cs="Times New Roman"/>
+          <w:sz w:val="24"/>
+          <w:szCs w:val="24"/>
+        </w:rPr>
+        <w:t>an increase in</w:t>
+      </w:r>
+      <w:r>
+        <w:rPr>
+          <w:rFonts w:ascii="Times New Roman" w:hAnsi="Times New Roman" w:cs="Times New Roman"/>
+          <w:sz w:val="24"/>
+          <w:szCs w:val="24"/>
+        </w:rPr>
+        <w:t xml:space="preserve"> depth and extent</w:t>
+      </w:r>
+      <w:r>
+        <w:rPr>
+          <w:rFonts w:ascii="Times New Roman" w:hAnsi="Times New Roman" w:cs="Times New Roman"/>
+          <w:sz w:val="24"/>
+          <w:szCs w:val="24"/>
+        </w:rPr>
+        <w:t>. Surface DO concentrations increased from 3.9mg•L</w:t>
+      </w:r>
+      <w:r>
+        <w:rPr>
+          <w:rFonts w:ascii="Times New Roman" w:hAnsi="Times New Roman" w:cs="Times New Roman"/>
+          <w:sz w:val="24"/>
+          <w:szCs w:val="24"/>
+          <w:vertAlign w:val="superscript"/>
+        </w:rPr>
+        <w:t>-1</w:t>
+      </w:r>
+      <w:r>
+        <w:rPr>
+          <w:rFonts w:ascii="Times New Roman" w:hAnsi="Times New Roman" w:cs="Times New Roman"/>
+          <w:sz w:val="24"/>
+          <w:szCs w:val="24"/>
+        </w:rPr>
+        <w:t xml:space="preserve"> to </w:t>
+      </w:r>
+      <w:r>
+        <w:rPr>
+          <w:rFonts w:ascii="Times New Roman" w:hAnsi="Times New Roman" w:cs="Times New Roman"/>
+          <w:sz w:val="24"/>
+          <w:szCs w:val="24"/>
+        </w:rPr>
+        <w:t>9.1</w:t>
+      </w:r>
+      <w:r>
+        <w:rPr>
+          <w:rFonts w:ascii="Times New Roman" w:hAnsi="Times New Roman" w:cs="Times New Roman"/>
+          <w:sz w:val="24"/>
+          <w:szCs w:val="24"/>
+        </w:rPr>
+        <w:t>mg•L</w:t>
+      </w:r>
+      <w:r>
+        <w:rPr>
+          <w:rFonts w:ascii="Times New Roman" w:hAnsi="Times New Roman" w:cs="Times New Roman"/>
+          <w:sz w:val="24"/>
+          <w:szCs w:val="24"/>
+          <w:vertAlign w:val="superscript"/>
+        </w:rPr>
+        <w:t>-1</w:t>
+      </w:r>
+      <w:r>
+        <w:rPr>
+          <w:rFonts w:ascii="Times New Roman" w:hAnsi="Times New Roman" w:cs="Times New Roman"/>
+          <w:sz w:val="24"/>
+          <w:szCs w:val="24"/>
+        </w:rPr>
+        <w:t xml:space="preserve"> </w:t>
+      </w:r>
+      <w:r>
+        <w:rPr>
+          <w:rFonts w:ascii="Times New Roman" w:hAnsi="Times New Roman" w:cs="Times New Roman"/>
+          <w:sz w:val="24"/>
+          <w:szCs w:val="24"/>
+        </w:rPr>
+        <w:t>between early morning and late afternoon, whereas</w:t>
+      </w:r>
+      <w:r>
+        <w:rPr>
+          <w:rFonts w:ascii="Times New Roman" w:hAnsi="Times New Roman" w:cs="Times New Roman"/>
+          <w:sz w:val="24"/>
+          <w:szCs w:val="24"/>
+        </w:rPr>
+        <w:t xml:space="preserve"> minimum </w:t>
+      </w:r>
+      <w:proofErr w:type="spellStart"/>
+      <w:r>
+        <w:rPr>
+          <w:rFonts w:ascii="Times New Roman" w:hAnsi="Times New Roman" w:cs="Times New Roman"/>
+          <w:sz w:val="24"/>
+          <w:szCs w:val="24"/>
+        </w:rPr>
+        <w:t>hypolimnetic</w:t>
+      </w:r>
+      <w:proofErr w:type="spellEnd"/>
+      <w:r>
+        <w:rPr>
+          <w:rFonts w:ascii="Times New Roman" w:hAnsi="Times New Roman" w:cs="Times New Roman"/>
+          <w:sz w:val="24"/>
+          <w:szCs w:val="24"/>
+        </w:rPr>
+        <w:t xml:space="preserve"> </w:t>
+      </w:r>
+      <w:r>
+        <w:rPr>
+          <w:rFonts w:ascii="Times New Roman" w:hAnsi="Times New Roman" w:cs="Times New Roman"/>
+          <w:sz w:val="24"/>
+          <w:szCs w:val="24"/>
+        </w:rPr>
+        <w:t>DO only shifted from 3</w:t>
+      </w:r>
+      <w:r>
+        <w:rPr>
+          <w:rFonts w:ascii="Times New Roman" w:hAnsi="Times New Roman" w:cs="Times New Roman"/>
+          <w:sz w:val="24"/>
+          <w:szCs w:val="24"/>
+        </w:rPr>
+        <w:t>mg•L</w:t>
+      </w:r>
+      <w:r>
+        <w:rPr>
+          <w:rFonts w:ascii="Times New Roman" w:hAnsi="Times New Roman" w:cs="Times New Roman"/>
+          <w:sz w:val="24"/>
+          <w:szCs w:val="24"/>
+          <w:vertAlign w:val="superscript"/>
+        </w:rPr>
+        <w:t>-1</w:t>
+      </w:r>
+      <w:r>
+        <w:rPr>
+          <w:rFonts w:ascii="Times New Roman" w:hAnsi="Times New Roman" w:cs="Times New Roman"/>
+          <w:sz w:val="24"/>
+          <w:szCs w:val="24"/>
+        </w:rPr>
+        <w:t xml:space="preserve"> </w:t>
+      </w:r>
+      <w:r>
+        <w:rPr>
+          <w:rFonts w:ascii="Times New Roman" w:hAnsi="Times New Roman" w:cs="Times New Roman"/>
+          <w:sz w:val="24"/>
+          <w:szCs w:val="24"/>
+        </w:rPr>
+        <w:t>to 4.9</w:t>
+      </w:r>
+      <w:r>
+        <w:rPr>
+          <w:rFonts w:ascii="Times New Roman" w:hAnsi="Times New Roman" w:cs="Times New Roman"/>
+          <w:sz w:val="24"/>
+          <w:szCs w:val="24"/>
+        </w:rPr>
+        <w:t>mg•L</w:t>
+      </w:r>
+      <w:r>
+        <w:rPr>
+          <w:rFonts w:ascii="Times New Roman" w:hAnsi="Times New Roman" w:cs="Times New Roman"/>
+          <w:sz w:val="24"/>
+          <w:szCs w:val="24"/>
+          <w:vertAlign w:val="superscript"/>
+        </w:rPr>
+        <w:t>-1</w:t>
+      </w:r>
+      <w:r>
+        <w:rPr>
+          <w:rFonts w:ascii="Times New Roman" w:hAnsi="Times New Roman" w:cs="Times New Roman"/>
+          <w:sz w:val="24"/>
+          <w:szCs w:val="24"/>
+        </w:rPr>
+        <w:t>.</w:t>
+      </w:r>
+      <w:r>
+        <w:rPr>
+          <w:rFonts w:ascii="Times New Roman" w:hAnsi="Times New Roman" w:cs="Times New Roman"/>
+          <w:sz w:val="24"/>
+          <w:szCs w:val="24"/>
+        </w:rPr>
+        <w:t>These cold-water alcoves also display distinct</w:t>
+      </w:r>
+      <w:r>
+        <w:rPr>
+          <w:rFonts w:ascii="Times New Roman" w:hAnsi="Times New Roman" w:cs="Times New Roman"/>
+          <w:sz w:val="24"/>
+          <w:szCs w:val="24"/>
+        </w:rPr>
+        <w:t xml:space="preserve"> </w:t>
+      </w:r>
+      <w:r>
+        <w:rPr>
+          <w:rFonts w:ascii="Times New Roman" w:hAnsi="Times New Roman" w:cs="Times New Roman"/>
+          <w:sz w:val="24"/>
+          <w:szCs w:val="24"/>
+        </w:rPr>
+        <w:t>diel cycling of dissolved oxygen and temperature</w:t>
+      </w:r>
+      <w:r>
+        <w:rPr>
+          <w:rFonts w:ascii="Times New Roman" w:hAnsi="Times New Roman" w:cs="Times New Roman"/>
+          <w:sz w:val="24"/>
+          <w:szCs w:val="24"/>
+        </w:rPr>
+        <w:t xml:space="preserve"> (Table 1, Figure 2, Supplemental Figure 1)</w:t>
+      </w:r>
+      <w:r>
+        <w:rPr>
+          <w:rFonts w:ascii="Times New Roman" w:hAnsi="Times New Roman" w:cs="Times New Roman"/>
+          <w:sz w:val="24"/>
+          <w:szCs w:val="24"/>
+        </w:rPr>
+        <w:t xml:space="preserve">. </w:t>
+      </w:r>
+    </w:p>
+    <w:p>
+      <w:pPr>
+        <w:spacing w:line="480" w:lineRule="auto"/>
+        <w:rPr>
+          <w:rFonts w:ascii="Times New Roman" w:hAnsi="Times New Roman" w:cs="Times New Roman"/>
+          <w:sz w:val="24"/>
+          <w:szCs w:val="24"/>
+        </w:rPr>
+      </w:pPr>
+    </w:p>
+    <w:p>
+      <w:pPr>
+        <w:spacing w:line="480" w:lineRule="auto"/>
+        <w:rPr>
+          <w:rFonts w:ascii="Times New Roman" w:hAnsi="Times New Roman" w:cs="Times New Roman"/>
+          <w:sz w:val="24"/>
+          <w:szCs w:val="24"/>
+        </w:rPr>
+      </w:pPr>
+    </w:p>
+    <w:p>
+      <w:pPr>
+        <w:spacing w:line="480" w:lineRule="auto"/>
+        <w:rPr>
+          <w:rFonts w:ascii="Times New Roman" w:hAnsi="Times New Roman" w:cs="Times New Roman"/>
+          <w:sz w:val="24"/>
+          <w:szCs w:val="24"/>
+        </w:rPr>
+      </w:pPr>
+    </w:p>
+    <w:p>
+      <w:pPr>
+        <w:spacing w:line="480" w:lineRule="auto"/>
+        <w:rPr>
+          <w:rFonts w:ascii="Times New Roman" w:hAnsi="Times New Roman" w:cs="Times New Roman"/>
+          <w:sz w:val="24"/>
+          <w:szCs w:val="24"/>
+        </w:rPr>
+      </w:pPr>
+      <w:r>
+        <w:rPr>
+          <w:rFonts w:ascii="Times New Roman" w:hAnsi="Times New Roman" w:cs="Times New Roman"/>
+          <w:sz w:val="24"/>
+          <w:szCs w:val="24"/>
+        </w:rPr>
+        <w:t>Peak daytime temperatures at the Norwood net</w:t>
+      </w:r>
+      <w:r>
+        <w:rPr>
+          <w:rFonts w:ascii="Times New Roman" w:hAnsi="Times New Roman" w:cs="Times New Roman"/>
+          <w:sz w:val="24"/>
+          <w:szCs w:val="24"/>
+        </w:rPr>
+        <w:t xml:space="preserve"> </w:t>
+      </w:r>
+      <w:r>
+        <w:rPr>
+          <w:rFonts w:ascii="Times New Roman" w:hAnsi="Times New Roman" w:cs="Times New Roman"/>
+          <w:sz w:val="24"/>
+          <w:szCs w:val="24"/>
+        </w:rPr>
+        <w:t xml:space="preserve">pen array ranged from </w:t>
+      </w:r>
+      <w:r>
+        <w:rPr>
+          <w:rFonts w:ascii="Times New Roman" w:hAnsi="Times New Roman" w:cs="Times New Roman"/>
+          <w:sz w:val="24"/>
+          <w:szCs w:val="24"/>
+        </w:rPr>
+        <w:t>(mean max ±SD)</w:t>
+      </w:r>
+      <w:r>
+        <w:rPr>
+          <w:rFonts w:ascii="Times New Roman" w:hAnsi="Times New Roman" w:cs="Times New Roman"/>
+          <w:sz w:val="24"/>
+          <w:szCs w:val="24"/>
+        </w:rPr>
+        <w:t xml:space="preserve"> at the epilimnion and </w:t>
+      </w:r>
+      <w:r>
+        <w:rPr>
+          <w:rFonts w:ascii="Times New Roman" w:hAnsi="Times New Roman" w:cs="Times New Roman"/>
+          <w:sz w:val="24"/>
+          <w:szCs w:val="24"/>
+        </w:rPr>
+        <w:t xml:space="preserve">(mean max ±SD) </w:t>
+      </w:r>
+      <w:r>
+        <w:rPr>
+          <w:rFonts w:ascii="Times New Roman" w:hAnsi="Times New Roman" w:cs="Times New Roman"/>
+          <w:sz w:val="24"/>
+          <w:szCs w:val="24"/>
+        </w:rPr>
+        <w:t xml:space="preserve">at the </w:t>
+      </w:r>
+      <w:proofErr w:type="spellStart"/>
+      <w:r>
+        <w:rPr>
+          <w:rFonts w:ascii="Times New Roman" w:hAnsi="Times New Roman" w:cs="Times New Roman"/>
+          <w:sz w:val="24"/>
+          <w:szCs w:val="24"/>
+        </w:rPr>
+        <w:t>hypolimnion</w:t>
+      </w:r>
+      <w:proofErr w:type="spellEnd"/>
+      <w:r>
+        <w:rPr>
+          <w:rFonts w:ascii="Times New Roman" w:hAnsi="Times New Roman" w:cs="Times New Roman"/>
+          <w:sz w:val="24"/>
+          <w:szCs w:val="24"/>
+        </w:rPr>
+        <w:t xml:space="preserve">, whereas </w:t>
+      </w:r>
+      <w:r>
+        <w:rPr>
+          <w:rFonts w:ascii="Times New Roman" w:hAnsi="Times New Roman" w:cs="Times New Roman"/>
+          <w:sz w:val="24"/>
+          <w:szCs w:val="24"/>
+        </w:rPr>
+        <w:t>cool early morning temperatures were as low as</w:t>
+      </w:r>
+      <w:r>
+        <w:rPr>
+          <w:rFonts w:ascii="Times New Roman" w:hAnsi="Times New Roman" w:cs="Times New Roman"/>
+          <w:sz w:val="24"/>
+          <w:szCs w:val="24"/>
+        </w:rPr>
+        <w:t xml:space="preserve"> </w:t>
+      </w:r>
+      <w:r>
+        <w:rPr>
+          <w:rFonts w:ascii="Times New Roman" w:hAnsi="Times New Roman" w:cs="Times New Roman"/>
+          <w:sz w:val="24"/>
+          <w:szCs w:val="24"/>
+        </w:rPr>
+        <w:t>(mean min ±SD) and</w:t>
+      </w:r>
+      <w:r>
+        <w:rPr>
+          <w:rFonts w:ascii="Times New Roman" w:hAnsi="Times New Roman" w:cs="Times New Roman"/>
+          <w:sz w:val="24"/>
+          <w:szCs w:val="24"/>
+        </w:rPr>
+        <w:t xml:space="preserve"> </w:t>
+      </w:r>
+      <w:r>
+        <w:rPr>
+          <w:rFonts w:ascii="Times New Roman" w:hAnsi="Times New Roman" w:cs="Times New Roman"/>
+          <w:sz w:val="24"/>
+          <w:szCs w:val="24"/>
+        </w:rPr>
+        <w:t>(mean min ±SD)</w:t>
+      </w:r>
+      <w:r>
+        <w:rPr>
+          <w:rFonts w:ascii="Times New Roman" w:hAnsi="Times New Roman" w:cs="Times New Roman"/>
+          <w:sz w:val="24"/>
+          <w:szCs w:val="24"/>
+        </w:rPr>
+        <w:t xml:space="preserve">, respectively. During these same </w:t>
+      </w:r>
+      <w:r>
+        <w:rPr>
+          <w:rFonts w:ascii="Times New Roman" w:hAnsi="Times New Roman" w:cs="Times New Roman"/>
+          <w:sz w:val="24"/>
+          <w:szCs w:val="24"/>
+        </w:rPr>
+        <w:lastRenderedPageBreak/>
+        <w:t xml:space="preserve">timeframes, dissolved oxygen concentrations were as high as XX in the epilimnion and XX in the </w:t>
+      </w:r>
+      <w:proofErr w:type="spellStart"/>
+      <w:r>
+        <w:rPr>
+          <w:rFonts w:ascii="Times New Roman" w:hAnsi="Times New Roman" w:cs="Times New Roman"/>
+          <w:sz w:val="24"/>
+          <w:szCs w:val="24"/>
+        </w:rPr>
+        <w:t>hypolimnion</w:t>
+      </w:r>
+      <w:proofErr w:type="spellEnd"/>
+      <w:r>
+        <w:rPr>
+          <w:rFonts w:ascii="Times New Roman" w:hAnsi="Times New Roman" w:cs="Times New Roman"/>
+          <w:sz w:val="24"/>
+          <w:szCs w:val="24"/>
+        </w:rPr>
+        <w:t xml:space="preserve"> (daytime) and as low as XX and XX during the early-morning oxygen minima</w:t>
+      </w:r>
+      <w:r>
+        <w:rPr>
+          <w:rFonts w:ascii="Times New Roman" w:hAnsi="Times New Roman" w:cs="Times New Roman"/>
+          <w:sz w:val="24"/>
+          <w:szCs w:val="24"/>
+        </w:rPr>
+        <w:t xml:space="preserve">. The Blue Ruin site-4 net pen array recorded daytime temperatures as high as XX and XX in the epilimnion and </w:t>
+      </w:r>
+      <w:proofErr w:type="spellStart"/>
+      <w:r>
+        <w:rPr>
+          <w:rFonts w:ascii="Times New Roman" w:hAnsi="Times New Roman" w:cs="Times New Roman"/>
+          <w:sz w:val="24"/>
+          <w:szCs w:val="24"/>
+        </w:rPr>
+        <w:t>hypolimnion</w:t>
+      </w:r>
+      <w:proofErr w:type="spellEnd"/>
+      <w:r>
+        <w:rPr>
+          <w:rFonts w:ascii="Times New Roman" w:hAnsi="Times New Roman" w:cs="Times New Roman"/>
+          <w:sz w:val="24"/>
+          <w:szCs w:val="24"/>
+        </w:rPr>
+        <w:t>, respectively. Dissolved oxygen concentrations during the day were as high as XX in the epilimn</w:t>
+      </w:r>
+      <w:r>
+        <w:rPr>
+          <w:rFonts w:ascii="Times New Roman" w:hAnsi="Times New Roman" w:cs="Times New Roman"/>
+          <w:sz w:val="24"/>
+          <w:szCs w:val="24"/>
+        </w:rPr>
+        <w:t xml:space="preserve">ion, and XX in the </w:t>
+      </w:r>
+      <w:proofErr w:type="spellStart"/>
+      <w:r>
+        <w:rPr>
+          <w:rFonts w:ascii="Times New Roman" w:hAnsi="Times New Roman" w:cs="Times New Roman"/>
+          <w:sz w:val="24"/>
+          <w:szCs w:val="24"/>
+        </w:rPr>
+        <w:t>hypolimnion</w:t>
+      </w:r>
+      <w:proofErr w:type="spellEnd"/>
+      <w:r>
+        <w:rPr>
+          <w:rFonts w:ascii="Times New Roman" w:hAnsi="Times New Roman" w:cs="Times New Roman"/>
+          <w:sz w:val="24"/>
+          <w:szCs w:val="24"/>
+        </w:rPr>
+        <w:t>. Early morning temperatures were as low as XX and XX, and</w:t>
+      </w:r>
+      <w:r>
+        <w:rPr>
+          <w:rFonts w:ascii="Times New Roman" w:hAnsi="Times New Roman" w:cs="Times New Roman"/>
+          <w:sz w:val="24"/>
+          <w:szCs w:val="24"/>
+        </w:rPr>
+        <w:t xml:space="preserve"> </w:t>
+      </w:r>
+      <w:r>
+        <w:rPr>
+          <w:rFonts w:ascii="Times New Roman" w:hAnsi="Times New Roman" w:cs="Times New Roman"/>
+          <w:sz w:val="24"/>
+          <w:szCs w:val="24"/>
+        </w:rPr>
+        <w:t>oxygen concentrations were</w:t>
+      </w:r>
+      <w:r>
+        <w:rPr>
+          <w:rFonts w:ascii="Times New Roman" w:hAnsi="Times New Roman" w:cs="Times New Roman"/>
+          <w:sz w:val="24"/>
+          <w:szCs w:val="24"/>
+        </w:rPr>
+        <w:t xml:space="preserve"> as low as XX and XX, respectively. The windows of oxygen minima and maxima </w:t>
+      </w:r>
+      <w:r>
+        <w:rPr>
+          <w:rFonts w:ascii="Times New Roman" w:hAnsi="Times New Roman" w:cs="Times New Roman"/>
+          <w:sz w:val="24"/>
+          <w:szCs w:val="24"/>
+        </w:rPr>
+        <w:t>varied</w:t>
+      </w:r>
+      <w:r>
+        <w:rPr>
+          <w:rFonts w:ascii="Times New Roman" w:hAnsi="Times New Roman" w:cs="Times New Roman"/>
+          <w:sz w:val="24"/>
+          <w:szCs w:val="24"/>
+        </w:rPr>
+        <w:t xml:space="preserve"> between these two habitats, in Norwood alcove the two-hour period of highest oxygen was recorded between XX-XX, whereas in Blue Ruin (at the site-4 </w:t>
+      </w:r>
+      <w:proofErr w:type="spellStart"/>
+      <w:r>
+        <w:rPr>
+          <w:rFonts w:ascii="Times New Roman" w:hAnsi="Times New Roman" w:cs="Times New Roman"/>
+          <w:sz w:val="24"/>
+          <w:szCs w:val="24"/>
+        </w:rPr>
+        <w:t>netpen</w:t>
+      </w:r>
+      <w:proofErr w:type="spellEnd"/>
+      <w:r>
+        <w:rPr>
+          <w:rFonts w:ascii="Times New Roman" w:hAnsi="Times New Roman" w:cs="Times New Roman"/>
+          <w:sz w:val="24"/>
+          <w:szCs w:val="24"/>
+        </w:rPr>
+        <w:t xml:space="preserve"> array), the period of </w:t>
+      </w:r>
+      <w:r>
+        <w:rPr>
+          <w:rFonts w:ascii="Times New Roman" w:hAnsi="Times New Roman" w:cs="Times New Roman"/>
+          <w:sz w:val="24"/>
+          <w:szCs w:val="24"/>
+        </w:rPr>
+        <w:t>highest</w:t>
+      </w:r>
+      <w:r>
+        <w:rPr>
+          <w:rFonts w:ascii="Times New Roman" w:hAnsi="Times New Roman" w:cs="Times New Roman"/>
+          <w:sz w:val="24"/>
+          <w:szCs w:val="24"/>
+        </w:rPr>
+        <w:t xml:space="preserve"> oxygen occurred between XX-XX. Oxygen minima in both habitats occurred during the early morning, however this window occurred at Norwood alcove </w:t>
+      </w:r>
+      <w:r>
+        <w:rPr>
+          <w:rFonts w:ascii="Times New Roman" w:hAnsi="Times New Roman" w:cs="Times New Roman"/>
+          <w:sz w:val="24"/>
+          <w:szCs w:val="24"/>
+        </w:rPr>
+        <w:t>two hours before Blue Ruin, between the hours of XX and XX</w:t>
+      </w:r>
+      <w:r>
+        <w:rPr>
+          <w:rFonts w:ascii="Times New Roman" w:hAnsi="Times New Roman" w:cs="Times New Roman"/>
+          <w:sz w:val="24"/>
+          <w:szCs w:val="24"/>
+        </w:rPr>
+        <w:t>.</w:t>
+      </w:r>
+    </w:p>
+    <w:p>
+      <w:pPr>
+        <w:spacing w:line="480" w:lineRule="auto"/>
+        <w:rPr>
+          <w:rFonts w:ascii="Times New Roman" w:hAnsi="Times New Roman" w:cs="Times New Roman"/>
+          <w:i/>
+          <w:sz w:val="24"/>
+          <w:szCs w:val="24"/>
+        </w:rPr>
+      </w:pPr>
+      <w:r>
+        <w:rPr>
+          <w:rFonts w:ascii="Times New Roman" w:hAnsi="Times New Roman" w:cs="Times New Roman"/>
+          <w:i/>
+          <w:sz w:val="24"/>
+          <w:szCs w:val="24"/>
+        </w:rPr>
+        <w:t>Variation in simulated habitat selection</w:t>
+      </w:r>
+    </w:p>
+    <w:p>
+      <w:pPr>
+        <w:spacing w:line="480" w:lineRule="auto"/>
+        <w:rPr>
+          <w:rFonts w:ascii="Times New Roman" w:hAnsi="Times New Roman" w:cs="Times New Roman"/>
+          <w:sz w:val="24"/>
+          <w:szCs w:val="24"/>
+        </w:rPr>
+      </w:pPr>
+      <w:r>
+        <w:rPr>
+          <w:rFonts w:ascii="Times New Roman" w:hAnsi="Times New Roman" w:cs="Times New Roman"/>
+          <w:sz w:val="24"/>
+          <w:szCs w:val="24"/>
+        </w:rPr>
+        <w:t xml:space="preserve">Our habitat simulation yielded three distinct depth selection responses. </w:t>
+      </w:r>
+      <w:r>
+        <w:rPr>
+          <w:rFonts w:ascii="Times New Roman" w:hAnsi="Times New Roman" w:cs="Times New Roman"/>
+          <w:sz w:val="24"/>
+          <w:szCs w:val="24"/>
+        </w:rPr>
+        <w:t xml:space="preserve">A fish that is trying to maximize </w:t>
+      </w:r>
+      <w:r>
+        <w:rPr>
+          <w:rFonts w:ascii="Times New Roman" w:hAnsi="Times New Roman" w:cs="Times New Roman"/>
+          <w:sz w:val="24"/>
+          <w:szCs w:val="24"/>
+        </w:rPr>
+        <w:t>dissolved oxygen</w:t>
+      </w:r>
+      <w:r>
+        <w:rPr>
+          <w:rFonts w:ascii="Times New Roman" w:hAnsi="Times New Roman" w:cs="Times New Roman"/>
+          <w:sz w:val="24"/>
+          <w:szCs w:val="24"/>
+        </w:rPr>
+        <w:t xml:space="preserve"> </w:t>
+      </w:r>
+      <w:r>
+        <w:rPr>
+          <w:rFonts w:ascii="Times New Roman" w:hAnsi="Times New Roman" w:cs="Times New Roman"/>
+          <w:sz w:val="24"/>
+          <w:szCs w:val="24"/>
+        </w:rPr>
+        <w:t>responds by holding</w:t>
+      </w:r>
+      <w:r>
+        <w:rPr>
+          <w:rFonts w:ascii="Times New Roman" w:hAnsi="Times New Roman" w:cs="Times New Roman"/>
+          <w:sz w:val="24"/>
+          <w:szCs w:val="24"/>
+        </w:rPr>
+        <w:t xml:space="preserve"> </w:t>
+      </w:r>
+      <w:r>
+        <w:rPr>
+          <w:rFonts w:ascii="Times New Roman" w:hAnsi="Times New Roman" w:cs="Times New Roman"/>
+          <w:sz w:val="24"/>
+          <w:szCs w:val="24"/>
+        </w:rPr>
+        <w:t>near the surface</w:t>
+      </w:r>
+      <w:r>
+        <w:rPr>
+          <w:rFonts w:ascii="Times New Roman" w:hAnsi="Times New Roman" w:cs="Times New Roman"/>
+          <w:sz w:val="24"/>
+          <w:szCs w:val="24"/>
+        </w:rPr>
+        <w:t xml:space="preserve"> </w:t>
+      </w:r>
+      <w:r>
+        <w:rPr>
+          <w:rFonts w:ascii="Times New Roman" w:hAnsi="Times New Roman" w:cs="Times New Roman"/>
+          <w:sz w:val="24"/>
+          <w:szCs w:val="24"/>
+        </w:rPr>
+        <w:t>where oxygen is consistently highest. A</w:t>
+      </w:r>
+      <w:r>
+        <w:rPr>
+          <w:rFonts w:ascii="Times New Roman" w:hAnsi="Times New Roman" w:cs="Times New Roman"/>
+          <w:sz w:val="24"/>
+          <w:szCs w:val="24"/>
+        </w:rPr>
+        <w:t xml:space="preserve"> fish trying to minimize temp</w:t>
+      </w:r>
+      <w:r>
+        <w:rPr>
+          <w:rFonts w:ascii="Times New Roman" w:hAnsi="Times New Roman" w:cs="Times New Roman"/>
+          <w:sz w:val="24"/>
+          <w:szCs w:val="24"/>
+        </w:rPr>
+        <w:t>erature</w:t>
+      </w:r>
+      <w:r>
+        <w:rPr>
+          <w:rFonts w:ascii="Times New Roman" w:hAnsi="Times New Roman" w:cs="Times New Roman"/>
+          <w:sz w:val="24"/>
+          <w:szCs w:val="24"/>
+        </w:rPr>
+        <w:t xml:space="preserve"> </w:t>
+      </w:r>
+      <w:r>
+        <w:rPr>
+          <w:rFonts w:ascii="Times New Roman" w:hAnsi="Times New Roman" w:cs="Times New Roman"/>
+          <w:sz w:val="24"/>
+          <w:szCs w:val="24"/>
+        </w:rPr>
+        <w:t xml:space="preserve">is simulated to hold at </w:t>
+      </w:r>
+      <w:r>
+        <w:rPr>
+          <w:rFonts w:ascii="Times New Roman" w:hAnsi="Times New Roman" w:cs="Times New Roman"/>
+          <w:sz w:val="24"/>
+          <w:szCs w:val="24"/>
+        </w:rPr>
+        <w:t>maximum depth</w:t>
+      </w:r>
+      <w:r>
+        <w:rPr>
+          <w:rFonts w:ascii="Times New Roman" w:hAnsi="Times New Roman" w:cs="Times New Roman"/>
+          <w:sz w:val="24"/>
+          <w:szCs w:val="24"/>
+        </w:rPr>
+        <w:t xml:space="preserve">, where temperature is consistently cooler. A fish that is considering both temperature and oxygen, however, is simulated to display diel vertical movements over a 24-hour timeframe. Fish </w:t>
+      </w:r>
+      <w:r>
+        <w:rPr>
+          <w:rFonts w:ascii="Times New Roman" w:hAnsi="Times New Roman" w:cs="Times New Roman"/>
+          <w:sz w:val="24"/>
+          <w:szCs w:val="24"/>
+        </w:rPr>
+        <w:t>shift</w:t>
+      </w:r>
+      <w:r>
+        <w:rPr>
+          <w:rFonts w:ascii="Times New Roman" w:hAnsi="Times New Roman" w:cs="Times New Roman"/>
+          <w:sz w:val="24"/>
+          <w:szCs w:val="24"/>
+        </w:rPr>
+        <w:t xml:space="preserve"> towards the surface during the late night and early morning when dissolved oxygen becomes limiting, then move towards the bottom during the day when dissolved oxygen is high but surface temperatures are overly warm. </w:t>
+      </w:r>
+    </w:p>
+    <w:p>
+      <w:pPr>
+        <w:spacing w:line="480" w:lineRule="auto"/>
+        <w:rPr>
+          <w:rFonts w:ascii="Times New Roman" w:hAnsi="Times New Roman" w:cs="Times New Roman"/>
+          <w:i/>
+          <w:sz w:val="24"/>
+          <w:szCs w:val="24"/>
+        </w:rPr>
+      </w:pPr>
+      <w:r>
+        <w:rPr>
+          <w:rFonts w:ascii="Times New Roman" w:hAnsi="Times New Roman" w:cs="Times New Roman"/>
+          <w:i/>
+          <w:sz w:val="24"/>
+          <w:szCs w:val="24"/>
+        </w:rPr>
+        <w:t>Fine scale diel vertical movements in captive fish</w:t>
+      </w:r>
+    </w:p>
+    <w:p>
+      <w:pPr>
+        <w:spacing w:line="480" w:lineRule="auto"/>
+        <w:rPr>
+          <w:rFonts w:ascii="Times New Roman" w:hAnsi="Times New Roman" w:cs="Times New Roman"/>
+          <w:sz w:val="24"/>
+          <w:szCs w:val="24"/>
+        </w:rPr>
+      </w:pPr>
+      <w:r>
+        <w:rPr>
+          <w:rFonts w:ascii="Times New Roman" w:hAnsi="Times New Roman" w:cs="Times New Roman"/>
+          <w:sz w:val="24"/>
+          <w:szCs w:val="24"/>
+        </w:rPr>
+        <w:t xml:space="preserve">Fish </w:t>
+      </w:r>
+      <w:r>
+        <w:rPr>
+          <w:rFonts w:ascii="Times New Roman" w:hAnsi="Times New Roman" w:cs="Times New Roman"/>
+          <w:sz w:val="24"/>
+          <w:szCs w:val="24"/>
+        </w:rPr>
+        <w:t>appear to be displaying fine scale</w:t>
+      </w:r>
+      <w:r>
+        <w:rPr>
+          <w:rFonts w:ascii="Times New Roman" w:hAnsi="Times New Roman" w:cs="Times New Roman"/>
+          <w:sz w:val="24"/>
+          <w:szCs w:val="24"/>
+        </w:rPr>
+        <w:t xml:space="preserve"> diel</w:t>
+      </w:r>
+      <w:r>
+        <w:rPr>
+          <w:rFonts w:ascii="Times New Roman" w:hAnsi="Times New Roman" w:cs="Times New Roman"/>
+          <w:sz w:val="24"/>
+          <w:szCs w:val="24"/>
+        </w:rPr>
+        <w:t xml:space="preserve"> vertical m</w:t>
+      </w:r>
+      <w:r>
+        <w:rPr>
+          <w:rFonts w:ascii="Times New Roman" w:hAnsi="Times New Roman" w:cs="Times New Roman"/>
+          <w:sz w:val="24"/>
+          <w:szCs w:val="24"/>
+        </w:rPr>
+        <w:t>ovements</w:t>
+      </w:r>
+      <w:r>
+        <w:rPr>
+          <w:rFonts w:ascii="Times New Roman" w:hAnsi="Times New Roman" w:cs="Times New Roman"/>
+          <w:sz w:val="24"/>
+          <w:szCs w:val="24"/>
+        </w:rPr>
+        <w:t xml:space="preserve"> in order to escape the alternating stressors of hypoxia and high temperatures.</w:t>
+      </w:r>
+      <w:r>
+        <w:rPr>
+          <w:rFonts w:ascii="Times New Roman" w:hAnsi="Times New Roman" w:cs="Times New Roman"/>
+          <w:sz w:val="24"/>
+          <w:szCs w:val="24"/>
+        </w:rPr>
+        <w:t xml:space="preserve"> </w:t>
+      </w:r>
+      <w:r>
+        <w:rPr>
+          <w:rFonts w:ascii="Times New Roman" w:hAnsi="Times New Roman" w:cs="Times New Roman"/>
+          <w:sz w:val="24"/>
+          <w:szCs w:val="24"/>
+        </w:rPr>
+        <w:t>A</w:t>
+      </w:r>
+      <w:r>
+        <w:rPr>
+          <w:rFonts w:ascii="Times New Roman" w:hAnsi="Times New Roman" w:cs="Times New Roman"/>
+          <w:sz w:val="24"/>
+          <w:szCs w:val="24"/>
+        </w:rPr>
+        <w:t xml:space="preserve">ll </w:t>
+      </w:r>
+      <w:r>
+        <w:rPr>
+          <w:rFonts w:ascii="Times New Roman" w:hAnsi="Times New Roman" w:cs="Times New Roman"/>
+          <w:sz w:val="24"/>
+          <w:szCs w:val="24"/>
+        </w:rPr>
+        <w:t xml:space="preserve">fish </w:t>
+      </w:r>
+      <w:r>
+        <w:rPr>
+          <w:rFonts w:ascii="Times New Roman" w:hAnsi="Times New Roman" w:cs="Times New Roman"/>
+          <w:sz w:val="24"/>
+          <w:szCs w:val="24"/>
+        </w:rPr>
+        <w:t>display</w:t>
+      </w:r>
+      <w:r>
+        <w:rPr>
+          <w:rFonts w:ascii="Times New Roman" w:hAnsi="Times New Roman" w:cs="Times New Roman"/>
+          <w:sz w:val="24"/>
+          <w:szCs w:val="24"/>
+        </w:rPr>
+        <w:t>ed</w:t>
+      </w:r>
+      <w:r>
+        <w:rPr>
+          <w:rFonts w:ascii="Times New Roman" w:hAnsi="Times New Roman" w:cs="Times New Roman"/>
+          <w:sz w:val="24"/>
+          <w:szCs w:val="24"/>
+        </w:rPr>
+        <w:t xml:space="preserve"> d</w:t>
+      </w:r>
+      <w:r>
+        <w:rPr>
+          <w:rFonts w:ascii="Times New Roman" w:hAnsi="Times New Roman" w:cs="Times New Roman"/>
+          <w:sz w:val="24"/>
+          <w:szCs w:val="24"/>
+        </w:rPr>
+        <w:t>iel vertical movement, but they also exhibited</w:t>
+      </w:r>
+      <w:r>
+        <w:rPr>
+          <w:rFonts w:ascii="Times New Roman" w:hAnsi="Times New Roman" w:cs="Times New Roman"/>
+          <w:sz w:val="24"/>
+          <w:szCs w:val="24"/>
+        </w:rPr>
+        <w:t xml:space="preserve"> individual and intra-individual variation in movement patterns</w:t>
+      </w:r>
+      <w:r>
+        <w:rPr>
+          <w:rFonts w:ascii="Times New Roman" w:hAnsi="Times New Roman" w:cs="Times New Roman"/>
+          <w:sz w:val="24"/>
+          <w:szCs w:val="24"/>
+        </w:rPr>
+        <w:t xml:space="preserve">. </w:t>
+      </w:r>
+      <w:r>
+        <w:rPr>
+          <w:rFonts w:ascii="Times New Roman" w:hAnsi="Times New Roman" w:cs="Times New Roman"/>
+          <w:sz w:val="24"/>
+          <w:szCs w:val="24"/>
+        </w:rPr>
+        <w:t>In total, we collected data from 13-fish in Blue Ruin alcove, and 8-fish in Norwood alcove (9-fish escaped the net pens during the study)</w:t>
+      </w:r>
+      <w:r>
+        <w:rPr>
+          <w:rFonts w:ascii="Times New Roman" w:hAnsi="Times New Roman" w:cs="Times New Roman"/>
+          <w:sz w:val="24"/>
+          <w:szCs w:val="24"/>
+        </w:rPr>
+        <w:t xml:space="preserve">, and two of the </w:t>
+      </w:r>
+      <w:proofErr w:type="spellStart"/>
+      <w:r>
+        <w:rPr>
+          <w:rFonts w:ascii="Times New Roman" w:hAnsi="Times New Roman" w:cs="Times New Roman"/>
+          <w:sz w:val="24"/>
+          <w:szCs w:val="24"/>
+        </w:rPr>
+        <w:t>iButtons</w:t>
+      </w:r>
+      <w:proofErr w:type="spellEnd"/>
+      <w:r>
+        <w:rPr>
+          <w:rFonts w:ascii="Times New Roman" w:hAnsi="Times New Roman" w:cs="Times New Roman"/>
+          <w:sz w:val="24"/>
+          <w:szCs w:val="24"/>
+        </w:rPr>
+        <w:t xml:space="preserve"> recovered from Blue Ruin only contained 3-days of </w:t>
+      </w:r>
+      <w:r>
+        <w:rPr>
+          <w:rFonts w:ascii="Times New Roman" w:hAnsi="Times New Roman" w:cs="Times New Roman"/>
+          <w:sz w:val="24"/>
+          <w:szCs w:val="24"/>
+        </w:rPr>
+        <w:t xml:space="preserve">useable </w:t>
+      </w:r>
+      <w:r>
+        <w:rPr>
+          <w:rFonts w:ascii="Times New Roman" w:hAnsi="Times New Roman" w:cs="Times New Roman"/>
+          <w:sz w:val="24"/>
+          <w:szCs w:val="24"/>
+        </w:rPr>
+        <w:t xml:space="preserve">data. </w:t>
+      </w:r>
+    </w:p>
+    <w:p>
+      <w:pPr>
+        <w:spacing w:line="480" w:lineRule="auto"/>
+        <w:rPr>
+          <w:rFonts w:ascii="Times New Roman" w:hAnsi="Times New Roman" w:cs="Times New Roman"/>
+          <w:sz w:val="24"/>
+          <w:szCs w:val="24"/>
+        </w:rPr>
+      </w:pPr>
+      <w:r>
+        <w:rPr>
+          <w:rFonts w:ascii="Times New Roman" w:hAnsi="Times New Roman" w:cs="Times New Roman"/>
+          <w:sz w:val="24"/>
+          <w:szCs w:val="24"/>
+        </w:rPr>
+        <w:t xml:space="preserve">Fish in Blue Ruin primarily held in water depths </w:t>
       </w:r>
       <w:r>
         <w:rPr>
@@ -920,7 +1356,6 @@
           <w:sz w:val="24"/>
           <w:szCs w:val="24"/>
         </w:rPr>
-        <w:lastRenderedPageBreak/>
         <w:t xml:space="preserve"> </w:t>
       </w:r>
       <w:proofErr w:type="gramStart"/>

--- a/manuscript/3.dvm.results/dvm.results.HB1.docx
+++ b/manuscript/3.dvm.results/dvm.results.HB1.docx
@@ -12,25 +12,52 @@
           <w:szCs w:val="24"/>
         </w:rPr>
       </w:pPr>
+      <w:r>
+        <w:rPr>
+          <w:rFonts w:ascii="Times New Roman" w:hAnsi="Times New Roman" w:cs="Times New Roman"/>
+          <w:b/>
+          <w:sz w:val="24"/>
+          <w:szCs w:val="24"/>
+        </w:rPr>
+        <w:t>Results</w:t>
+      </w:r>
     </w:p>
     <w:p>
       <w:pPr>
         <w:spacing w:line="480" w:lineRule="auto"/>
         <w:rPr>
           <w:rFonts w:ascii="Times New Roman" w:hAnsi="Times New Roman" w:cs="Times New Roman"/>
-          <w:b/>
-          <w:sz w:val="24"/>
-          <w:szCs w:val="24"/>
-        </w:rPr>
-      </w:pPr>
-      <w:r>
-        <w:rPr>
-          <w:rFonts w:ascii="Times New Roman" w:hAnsi="Times New Roman" w:cs="Times New Roman"/>
-          <w:b/>
-          <w:sz w:val="24"/>
-          <w:szCs w:val="24"/>
-        </w:rPr>
-        <w:t>Garmand font</w:t>
+          <w:i/>
+          <w:sz w:val="24"/>
+          <w:szCs w:val="24"/>
+        </w:rPr>
+      </w:pPr>
+      <w:r>
+        <w:rPr>
+          <w:rFonts w:ascii="Times New Roman" w:hAnsi="Times New Roman" w:cs="Times New Roman"/>
+          <w:i/>
+          <w:sz w:val="24"/>
+          <w:szCs w:val="24"/>
+        </w:rPr>
+        <w:t>Vertical stra</w:t>
+      </w:r>
+      <w:r>
+        <w:rPr>
+          <w:rFonts w:ascii="Times New Roman" w:hAnsi="Times New Roman" w:cs="Times New Roman"/>
+          <w:i/>
+          <w:sz w:val="24"/>
+          <w:szCs w:val="24"/>
+        </w:rPr>
+        <w:t>tification and d</w:t>
+      </w:r>
+      <w:r>
+        <w:rPr>
+          <w:rFonts w:ascii="Times New Roman" w:hAnsi="Times New Roman" w:cs="Times New Roman"/>
+          <w:i/>
+          <w:sz w:val="24"/>
+          <w:szCs w:val="24"/>
+        </w:rPr>
+        <w:t>iel variation in habitat conditions</w:t>
       </w:r>
     </w:p>
     <w:p>
@@ -38,19 +65,369 @@
         <w:spacing w:line="480" w:lineRule="auto"/>
         <w:rPr>
           <w:rFonts w:ascii="Times New Roman" w:hAnsi="Times New Roman" w:cs="Times New Roman"/>
-          <w:b/>
-          <w:sz w:val="24"/>
-          <w:szCs w:val="24"/>
-        </w:rPr>
-      </w:pPr>
-      <w:r>
-        <w:rPr>
-          <w:rFonts w:ascii="Times New Roman" w:hAnsi="Times New Roman" w:cs="Times New Roman"/>
-          <w:b/>
-          <w:sz w:val="24"/>
-          <w:szCs w:val="24"/>
-        </w:rPr>
-        <w:t>Results</w:t>
+          <w:sz w:val="24"/>
+          <w:szCs w:val="24"/>
+        </w:rPr>
+      </w:pPr>
+      <w:r>
+        <w:rPr>
+          <w:rFonts w:ascii="Times New Roman" w:hAnsi="Times New Roman" w:cs="Times New Roman"/>
+          <w:sz w:val="24"/>
+          <w:szCs w:val="24"/>
+        </w:rPr>
+        <w:t xml:space="preserve">Profiles of </w:t>
+      </w:r>
+      <w:r>
+        <w:rPr>
+          <w:rFonts w:ascii="Times New Roman" w:hAnsi="Times New Roman" w:cs="Times New Roman"/>
+          <w:sz w:val="24"/>
+          <w:szCs w:val="24"/>
+        </w:rPr>
+        <w:t xml:space="preserve">temperature and oxygen </w:t>
+      </w:r>
+      <w:r>
+        <w:rPr>
+          <w:rFonts w:ascii="Times New Roman" w:hAnsi="Times New Roman" w:cs="Times New Roman"/>
+          <w:sz w:val="24"/>
+          <w:szCs w:val="24"/>
+        </w:rPr>
+        <w:t xml:space="preserve">show pronounced vertical stratification </w:t>
+      </w:r>
+      <w:r>
+        <w:rPr>
+          <w:rFonts w:ascii="Times New Roman" w:hAnsi="Times New Roman" w:cs="Times New Roman"/>
+          <w:sz w:val="24"/>
+          <w:szCs w:val="24"/>
+        </w:rPr>
+        <w:t>(Figure 1</w:t>
+      </w:r>
+      <w:r>
+        <w:rPr>
+          <w:rFonts w:ascii="Times New Roman" w:hAnsi="Times New Roman" w:cs="Times New Roman"/>
+          <w:sz w:val="24"/>
+          <w:szCs w:val="24"/>
+        </w:rPr>
+        <w:t>). In Blue Ruin alcove, s</w:t>
+      </w:r>
+      <w:r>
+        <w:rPr>
+          <w:rFonts w:ascii="Times New Roman" w:hAnsi="Times New Roman" w:cs="Times New Roman"/>
+          <w:sz w:val="24"/>
+          <w:szCs w:val="24"/>
+        </w:rPr>
+        <w:t xml:space="preserve">urface temperatures increased </w:t>
+      </w:r>
+      <w:r>
+        <w:rPr>
+          <w:rFonts w:ascii="Times New Roman" w:hAnsi="Times New Roman" w:cs="Times New Roman"/>
+          <w:sz w:val="24"/>
+          <w:szCs w:val="24"/>
+        </w:rPr>
+        <w:t xml:space="preserve">from 17.7℃ to 22.8℃ </w:t>
+      </w:r>
+      <w:r>
+        <w:rPr>
+          <w:rFonts w:ascii="Times New Roman" w:hAnsi="Times New Roman" w:cs="Times New Roman"/>
+          <w:sz w:val="24"/>
+          <w:szCs w:val="24"/>
+        </w:rPr>
+        <w:t>between early morning and late afternoon</w:t>
+      </w:r>
+      <w:r>
+        <w:rPr>
+          <w:rFonts w:ascii="Times New Roman" w:hAnsi="Times New Roman" w:cs="Times New Roman"/>
+          <w:sz w:val="24"/>
+          <w:szCs w:val="24"/>
+        </w:rPr>
+        <w:t xml:space="preserve">, </w:t>
+      </w:r>
+      <w:r>
+        <w:rPr>
+          <w:rFonts w:ascii="Times New Roman" w:hAnsi="Times New Roman" w:cs="Times New Roman"/>
+          <w:sz w:val="24"/>
+          <w:szCs w:val="24"/>
+        </w:rPr>
+        <w:t>and s</w:t>
+      </w:r>
+      <w:r>
+        <w:rPr>
+          <w:rFonts w:ascii="Times New Roman" w:hAnsi="Times New Roman" w:cs="Times New Roman"/>
+          <w:sz w:val="24"/>
+          <w:szCs w:val="24"/>
+        </w:rPr>
+        <w:t>urface DO concentrations increased from 3.9mg•L</w:t>
+      </w:r>
+      <w:r>
+        <w:rPr>
+          <w:rFonts w:ascii="Times New Roman" w:hAnsi="Times New Roman" w:cs="Times New Roman"/>
+          <w:sz w:val="24"/>
+          <w:szCs w:val="24"/>
+          <w:vertAlign w:val="superscript"/>
+        </w:rPr>
+        <w:t>-1</w:t>
+      </w:r>
+      <w:r>
+        <w:rPr>
+          <w:rFonts w:ascii="Times New Roman" w:hAnsi="Times New Roman" w:cs="Times New Roman"/>
+          <w:sz w:val="24"/>
+          <w:szCs w:val="24"/>
+        </w:rPr>
+        <w:t xml:space="preserve"> to 9.1mg•L</w:t>
+      </w:r>
+      <w:r>
+        <w:rPr>
+          <w:rFonts w:ascii="Times New Roman" w:hAnsi="Times New Roman" w:cs="Times New Roman"/>
+          <w:sz w:val="24"/>
+          <w:szCs w:val="24"/>
+          <w:vertAlign w:val="superscript"/>
+        </w:rPr>
+        <w:t>-1</w:t>
+      </w:r>
+      <w:r>
+        <w:rPr>
+          <w:rFonts w:ascii="Times New Roman" w:hAnsi="Times New Roman" w:cs="Times New Roman"/>
+          <w:sz w:val="24"/>
+          <w:szCs w:val="24"/>
+        </w:rPr>
+        <w:t>, respectively. Conversely, m</w:t>
+      </w:r>
+      <w:r>
+        <w:rPr>
+          <w:rFonts w:ascii="Times New Roman" w:hAnsi="Times New Roman" w:cs="Times New Roman"/>
+          <w:sz w:val="24"/>
+          <w:szCs w:val="24"/>
+        </w:rPr>
+        <w:t xml:space="preserve">inimum </w:t>
+      </w:r>
+      <w:proofErr w:type="spellStart"/>
+      <w:r>
+        <w:rPr>
+          <w:rFonts w:ascii="Times New Roman" w:hAnsi="Times New Roman" w:cs="Times New Roman"/>
+          <w:sz w:val="24"/>
+          <w:szCs w:val="24"/>
+        </w:rPr>
+        <w:t>hypolimnetic</w:t>
+      </w:r>
+      <w:proofErr w:type="spellEnd"/>
+      <w:r>
+        <w:rPr>
+          <w:rFonts w:ascii="Times New Roman" w:hAnsi="Times New Roman" w:cs="Times New Roman"/>
+          <w:sz w:val="24"/>
+          <w:szCs w:val="24"/>
+        </w:rPr>
+        <w:t xml:space="preserve"> temperatures and DO </w:t>
+      </w:r>
+      <w:r>
+        <w:rPr>
+          <w:rFonts w:ascii="Times New Roman" w:hAnsi="Times New Roman" w:cs="Times New Roman"/>
+          <w:sz w:val="24"/>
+          <w:szCs w:val="24"/>
+        </w:rPr>
+        <w:t xml:space="preserve">remained </w:t>
+      </w:r>
+      <w:r>
+        <w:rPr>
+          <w:rFonts w:ascii="Times New Roman" w:hAnsi="Times New Roman" w:cs="Times New Roman"/>
+          <w:sz w:val="24"/>
+          <w:szCs w:val="24"/>
+        </w:rPr>
+        <w:t>fairly consistent</w:t>
+      </w:r>
+      <w:r>
+        <w:rPr>
+          <w:rFonts w:ascii="Times New Roman" w:hAnsi="Times New Roman" w:cs="Times New Roman"/>
+          <w:sz w:val="24"/>
+          <w:szCs w:val="24"/>
+        </w:rPr>
+        <w:t xml:space="preserve"> between the two periods</w:t>
+      </w:r>
+      <w:r>
+        <w:rPr>
+          <w:rFonts w:ascii="Times New Roman" w:hAnsi="Times New Roman" w:cs="Times New Roman"/>
+          <w:sz w:val="24"/>
+          <w:szCs w:val="24"/>
+        </w:rPr>
+        <w:t xml:space="preserve">. </w:t>
+      </w:r>
+      <w:r>
+        <w:rPr>
+          <w:rFonts w:ascii="Times New Roman" w:hAnsi="Times New Roman" w:cs="Times New Roman"/>
+          <w:sz w:val="24"/>
+          <w:szCs w:val="24"/>
+        </w:rPr>
+        <w:t>Both Blue Ruin and Norwood</w:t>
+      </w:r>
+      <w:r>
+        <w:rPr>
+          <w:rFonts w:ascii="Times New Roman" w:hAnsi="Times New Roman" w:cs="Times New Roman"/>
+          <w:sz w:val="24"/>
+          <w:szCs w:val="24"/>
+        </w:rPr>
+        <w:t xml:space="preserve"> cold-water alcoves display distinct</w:t>
+      </w:r>
+      <w:r>
+        <w:rPr>
+          <w:rFonts w:ascii="Times New Roman" w:hAnsi="Times New Roman" w:cs="Times New Roman"/>
+          <w:sz w:val="24"/>
+          <w:szCs w:val="24"/>
+        </w:rPr>
+        <w:t xml:space="preserve"> </w:t>
+      </w:r>
+      <w:r>
+        <w:rPr>
+          <w:rFonts w:ascii="Times New Roman" w:hAnsi="Times New Roman" w:cs="Times New Roman"/>
+          <w:sz w:val="24"/>
+          <w:szCs w:val="24"/>
+        </w:rPr>
+        <w:t>diel cycling of dissolved oxygen and temperature</w:t>
+      </w:r>
+      <w:r>
+        <w:rPr>
+          <w:rFonts w:ascii="Times New Roman" w:hAnsi="Times New Roman" w:cs="Times New Roman"/>
+          <w:sz w:val="24"/>
+          <w:szCs w:val="24"/>
+        </w:rPr>
+        <w:t xml:space="preserve"> (Figure 2,</w:t>
+      </w:r>
+      <w:r>
+        <w:rPr>
+          <w:rFonts w:ascii="Times New Roman" w:hAnsi="Times New Roman" w:cs="Times New Roman"/>
+          <w:sz w:val="24"/>
+          <w:szCs w:val="24"/>
+        </w:rPr>
+        <w:t xml:space="preserve"> Table 1,</w:t>
+      </w:r>
+      <w:r>
+        <w:rPr>
+          <w:rFonts w:ascii="Times New Roman" w:hAnsi="Times New Roman" w:cs="Times New Roman"/>
+          <w:sz w:val="24"/>
+          <w:szCs w:val="24"/>
+        </w:rPr>
+        <w:t xml:space="preserve"> Supplemental Figure 1</w:t>
+      </w:r>
+      <w:r>
+        <w:rPr>
+          <w:rFonts w:ascii="Times New Roman" w:hAnsi="Times New Roman" w:cs="Times New Roman"/>
+          <w:sz w:val="24"/>
+          <w:szCs w:val="24"/>
+        </w:rPr>
+        <w:t xml:space="preserve">, </w:t>
+      </w:r>
+      <w:proofErr w:type="gramStart"/>
+      <w:r>
+        <w:rPr>
+          <w:rFonts w:ascii="Times New Roman" w:hAnsi="Times New Roman" w:cs="Times New Roman"/>
+          <w:sz w:val="24"/>
+          <w:szCs w:val="24"/>
+        </w:rPr>
+        <w:t>Supplemental</w:t>
+      </w:r>
+      <w:proofErr w:type="gramEnd"/>
+      <w:r>
+        <w:rPr>
+          <w:rFonts w:ascii="Times New Roman" w:hAnsi="Times New Roman" w:cs="Times New Roman"/>
+          <w:sz w:val="24"/>
+          <w:szCs w:val="24"/>
+        </w:rPr>
+        <w:t xml:space="preserve"> Figure 2</w:t>
+      </w:r>
+      <w:r>
+        <w:rPr>
+          <w:rFonts w:ascii="Times New Roman" w:hAnsi="Times New Roman" w:cs="Times New Roman"/>
+          <w:sz w:val="24"/>
+          <w:szCs w:val="24"/>
+        </w:rPr>
+        <w:t>)</w:t>
+      </w:r>
+      <w:r>
+        <w:rPr>
+          <w:rFonts w:ascii="Times New Roman" w:hAnsi="Times New Roman" w:cs="Times New Roman"/>
+          <w:sz w:val="24"/>
+          <w:szCs w:val="24"/>
+        </w:rPr>
+        <w:t xml:space="preserve">. </w:t>
+      </w:r>
+      <w:r>
+        <w:rPr>
+          <w:rFonts w:ascii="Times New Roman" w:hAnsi="Times New Roman" w:cs="Times New Roman"/>
+          <w:sz w:val="24"/>
+          <w:szCs w:val="24"/>
+        </w:rPr>
+        <w:t>T</w:t>
+      </w:r>
+      <w:bookmarkStart w:id="0" w:name="_GoBack"/>
+      <w:bookmarkEnd w:id="0"/>
+      <w:r>
+        <w:rPr>
+          <w:rFonts w:ascii="Times New Roman" w:hAnsi="Times New Roman" w:cs="Times New Roman"/>
+          <w:sz w:val="24"/>
+          <w:szCs w:val="24"/>
+        </w:rPr>
+        <w:t xml:space="preserve">he windows of oxygen minima and maxima </w:t>
+      </w:r>
+      <w:r>
+        <w:rPr>
+          <w:rFonts w:ascii="Times New Roman" w:hAnsi="Times New Roman" w:cs="Times New Roman"/>
+          <w:sz w:val="24"/>
+          <w:szCs w:val="24"/>
+        </w:rPr>
+        <w:t>varied</w:t>
+      </w:r>
+      <w:r>
+        <w:rPr>
+          <w:rFonts w:ascii="Times New Roman" w:hAnsi="Times New Roman" w:cs="Times New Roman"/>
+          <w:sz w:val="24"/>
+          <w:szCs w:val="24"/>
+        </w:rPr>
+        <w:t xml:space="preserve"> between these two habitats, in Norwood alcove the two-hour period of highest oxygen was recorded betw</w:t>
+      </w:r>
+      <w:r>
+        <w:rPr>
+          <w:rFonts w:ascii="Times New Roman" w:hAnsi="Times New Roman" w:cs="Times New Roman"/>
+          <w:sz w:val="24"/>
+          <w:szCs w:val="24"/>
+        </w:rPr>
+        <w:t xml:space="preserve">een XX-XX, whereas in Blue Ruin, </w:t>
+      </w:r>
+      <w:r>
+        <w:rPr>
+          <w:rFonts w:ascii="Times New Roman" w:hAnsi="Times New Roman" w:cs="Times New Roman"/>
+          <w:sz w:val="24"/>
+          <w:szCs w:val="24"/>
+        </w:rPr>
+        <w:t xml:space="preserve">the period of </w:t>
+      </w:r>
+      <w:r>
+        <w:rPr>
+          <w:rFonts w:ascii="Times New Roman" w:hAnsi="Times New Roman" w:cs="Times New Roman"/>
+          <w:sz w:val="24"/>
+          <w:szCs w:val="24"/>
+        </w:rPr>
+        <w:t>highest</w:t>
+      </w:r>
+      <w:r>
+        <w:rPr>
+          <w:rFonts w:ascii="Times New Roman" w:hAnsi="Times New Roman" w:cs="Times New Roman"/>
+          <w:sz w:val="24"/>
+          <w:szCs w:val="24"/>
+        </w:rPr>
+        <w:t xml:space="preserve"> oxygen occurred between XX-XX. Oxygen minima in both habitats occurred during the early morning, however this window occurred at Norwood alcove </w:t>
+      </w:r>
+      <w:r>
+        <w:rPr>
+          <w:rFonts w:ascii="Times New Roman" w:hAnsi="Times New Roman" w:cs="Times New Roman"/>
+          <w:sz w:val="24"/>
+          <w:szCs w:val="24"/>
+        </w:rPr>
+        <w:t>two hours before Blue Ruin, between the hours of XX and XX</w:t>
+      </w:r>
+      <w:r>
+        <w:rPr>
+          <w:rFonts w:ascii="Times New Roman" w:hAnsi="Times New Roman" w:cs="Times New Roman"/>
+          <w:sz w:val="24"/>
+          <w:szCs w:val="24"/>
+        </w:rPr>
+        <w:t>.</w:t>
       </w:r>
     </w:p>
     <w:p>
@@ -70,7 +447,7 @@
           <w:sz w:val="24"/>
           <w:szCs w:val="24"/>
         </w:rPr>
-        <w:t>Vertical stratification of temperature and DO</w:t>
+        <w:t>Variation in simulated habitat selection</w:t>
       </w:r>
     </w:p>
     <w:p>
@@ -82,23 +459,210 @@
           <w:szCs w:val="24"/>
         </w:rPr>
       </w:pPr>
+      <w:r>
+        <w:rPr>
+          <w:rFonts w:ascii="Times New Roman" w:hAnsi="Times New Roman" w:cs="Times New Roman"/>
+          <w:sz w:val="24"/>
+          <w:szCs w:val="24"/>
+        </w:rPr>
+        <w:t xml:space="preserve">Our habitat simulation yielded three distinct depth selection responses. </w:t>
+      </w:r>
+      <w:r>
+        <w:rPr>
+          <w:rFonts w:ascii="Times New Roman" w:hAnsi="Times New Roman" w:cs="Times New Roman"/>
+          <w:sz w:val="24"/>
+          <w:szCs w:val="24"/>
+        </w:rPr>
+        <w:t xml:space="preserve">A fish that </w:t>
+      </w:r>
+      <w:r>
+        <w:rPr>
+          <w:rFonts w:ascii="Times New Roman" w:hAnsi="Times New Roman" w:cs="Times New Roman"/>
+          <w:sz w:val="24"/>
+          <w:szCs w:val="24"/>
+        </w:rPr>
+        <w:t>is maximizing</w:t>
+      </w:r>
+      <w:r>
+        <w:rPr>
+          <w:rFonts w:ascii="Times New Roman" w:hAnsi="Times New Roman" w:cs="Times New Roman"/>
+          <w:sz w:val="24"/>
+          <w:szCs w:val="24"/>
+        </w:rPr>
+        <w:t xml:space="preserve"> </w:t>
+      </w:r>
+      <w:r>
+        <w:rPr>
+          <w:rFonts w:ascii="Times New Roman" w:hAnsi="Times New Roman" w:cs="Times New Roman"/>
+          <w:sz w:val="24"/>
+          <w:szCs w:val="24"/>
+        </w:rPr>
+        <w:t>dissolved oxygen</w:t>
+      </w:r>
+      <w:r>
+        <w:rPr>
+          <w:rFonts w:ascii="Times New Roman" w:hAnsi="Times New Roman" w:cs="Times New Roman"/>
+          <w:sz w:val="24"/>
+          <w:szCs w:val="24"/>
+        </w:rPr>
+        <w:t xml:space="preserve"> </w:t>
+      </w:r>
+      <w:r>
+        <w:rPr>
+          <w:rFonts w:ascii="Times New Roman" w:hAnsi="Times New Roman" w:cs="Times New Roman"/>
+          <w:sz w:val="24"/>
+          <w:szCs w:val="24"/>
+        </w:rPr>
+        <w:t>responds by holding</w:t>
+      </w:r>
+      <w:r>
+        <w:rPr>
+          <w:rFonts w:ascii="Times New Roman" w:hAnsi="Times New Roman" w:cs="Times New Roman"/>
+          <w:sz w:val="24"/>
+          <w:szCs w:val="24"/>
+        </w:rPr>
+        <w:t xml:space="preserve"> </w:t>
+      </w:r>
+      <w:r>
+        <w:rPr>
+          <w:rFonts w:ascii="Times New Roman" w:hAnsi="Times New Roman" w:cs="Times New Roman"/>
+          <w:sz w:val="24"/>
+          <w:szCs w:val="24"/>
+        </w:rPr>
+        <w:t>near the surface</w:t>
+      </w:r>
+      <w:r>
+        <w:rPr>
+          <w:rFonts w:ascii="Times New Roman" w:hAnsi="Times New Roman" w:cs="Times New Roman"/>
+          <w:sz w:val="24"/>
+          <w:szCs w:val="24"/>
+        </w:rPr>
+        <w:t xml:space="preserve"> </w:t>
+      </w:r>
+      <w:r>
+        <w:rPr>
+          <w:rFonts w:ascii="Times New Roman" w:hAnsi="Times New Roman" w:cs="Times New Roman"/>
+          <w:sz w:val="24"/>
+          <w:szCs w:val="24"/>
+        </w:rPr>
+        <w:t>where oxygen is consistently highest. A</w:t>
+      </w:r>
+      <w:r>
+        <w:rPr>
+          <w:rFonts w:ascii="Times New Roman" w:hAnsi="Times New Roman" w:cs="Times New Roman"/>
+          <w:sz w:val="24"/>
+          <w:szCs w:val="24"/>
+        </w:rPr>
+        <w:t xml:space="preserve"> fish </w:t>
+      </w:r>
+      <w:r>
+        <w:rPr>
+          <w:rFonts w:ascii="Times New Roman" w:hAnsi="Times New Roman" w:cs="Times New Roman"/>
+          <w:sz w:val="24"/>
+          <w:szCs w:val="24"/>
+        </w:rPr>
+        <w:t>that is</w:t>
+      </w:r>
+      <w:r>
+        <w:rPr>
+          <w:rFonts w:ascii="Times New Roman" w:hAnsi="Times New Roman" w:cs="Times New Roman"/>
+          <w:sz w:val="24"/>
+          <w:szCs w:val="24"/>
+        </w:rPr>
+        <w:t xml:space="preserve"> minimi</w:t>
+      </w:r>
+      <w:r>
+        <w:rPr>
+          <w:rFonts w:ascii="Times New Roman" w:hAnsi="Times New Roman" w:cs="Times New Roman"/>
+          <w:sz w:val="24"/>
+          <w:szCs w:val="24"/>
+        </w:rPr>
+        <w:t>zing</w:t>
+      </w:r>
+      <w:r>
+        <w:rPr>
+          <w:rFonts w:ascii="Times New Roman" w:hAnsi="Times New Roman" w:cs="Times New Roman"/>
+          <w:sz w:val="24"/>
+          <w:szCs w:val="24"/>
+        </w:rPr>
+        <w:t xml:space="preserve"> temp</w:t>
+      </w:r>
+      <w:r>
+        <w:rPr>
+          <w:rFonts w:ascii="Times New Roman" w:hAnsi="Times New Roman" w:cs="Times New Roman"/>
+          <w:sz w:val="24"/>
+          <w:szCs w:val="24"/>
+        </w:rPr>
+        <w:t>erature</w:t>
+      </w:r>
+      <w:r>
+        <w:rPr>
+          <w:rFonts w:ascii="Times New Roman" w:hAnsi="Times New Roman" w:cs="Times New Roman"/>
+          <w:sz w:val="24"/>
+          <w:szCs w:val="24"/>
+        </w:rPr>
+        <w:t xml:space="preserve"> </w:t>
+      </w:r>
+      <w:r>
+        <w:rPr>
+          <w:rFonts w:ascii="Times New Roman" w:hAnsi="Times New Roman" w:cs="Times New Roman"/>
+          <w:sz w:val="24"/>
+          <w:szCs w:val="24"/>
+        </w:rPr>
+        <w:t xml:space="preserve">is simulated to hold at </w:t>
+      </w:r>
+      <w:r>
+        <w:rPr>
+          <w:rFonts w:ascii="Times New Roman" w:hAnsi="Times New Roman" w:cs="Times New Roman"/>
+          <w:sz w:val="24"/>
+          <w:szCs w:val="24"/>
+        </w:rPr>
+        <w:t>maximum depth</w:t>
+      </w:r>
+      <w:r>
+        <w:rPr>
+          <w:rFonts w:ascii="Times New Roman" w:hAnsi="Times New Roman" w:cs="Times New Roman"/>
+          <w:sz w:val="24"/>
+          <w:szCs w:val="24"/>
+        </w:rPr>
+        <w:t xml:space="preserve">, where temperature is consistently cooler. A fish that is considering both temperature and oxygen, however, is simulated to display diel vertical movements over a 24-hour timeframe. Fish </w:t>
+      </w:r>
+      <w:r>
+        <w:rPr>
+          <w:rFonts w:ascii="Times New Roman" w:hAnsi="Times New Roman" w:cs="Times New Roman"/>
+          <w:sz w:val="24"/>
+          <w:szCs w:val="24"/>
+        </w:rPr>
+        <w:t>shift</w:t>
+      </w:r>
+      <w:r>
+        <w:rPr>
+          <w:rFonts w:ascii="Times New Roman" w:hAnsi="Times New Roman" w:cs="Times New Roman"/>
+          <w:sz w:val="24"/>
+          <w:szCs w:val="24"/>
+        </w:rPr>
+        <w:t xml:space="preserve"> towards the surface during the late night and early morning when dissolved oxygen becomes limiting, then move towards the bottom during the day when dissolved oxygen is high but surface temperatures are overly warm. </w:t>
+      </w:r>
     </w:p>
     <w:p>
       <w:pPr>
         <w:spacing w:line="480" w:lineRule="auto"/>
         <w:rPr>
           <w:rFonts w:ascii="Times New Roman" w:hAnsi="Times New Roman" w:cs="Times New Roman"/>
-          <w:sz w:val="24"/>
-          <w:szCs w:val="24"/>
-        </w:rPr>
-      </w:pPr>
-      <w:r>
-        <w:rPr>
-          <w:rFonts w:ascii="Times New Roman" w:hAnsi="Times New Roman" w:cs="Times New Roman"/>
-          <w:sz w:val="24"/>
-          <w:szCs w:val="24"/>
-        </w:rPr>
-        <w:t>vertical stratification and</w:t>
+          <w:i/>
+          <w:sz w:val="24"/>
+          <w:szCs w:val="24"/>
+        </w:rPr>
+      </w:pPr>
+      <w:r>
+        <w:rPr>
+          <w:rFonts w:ascii="Times New Roman" w:hAnsi="Times New Roman" w:cs="Times New Roman"/>
+          <w:i/>
+          <w:sz w:val="24"/>
+          <w:szCs w:val="24"/>
+        </w:rPr>
+        <w:lastRenderedPageBreak/>
+        <w:t>Fine scale diel vertical movements in captive fish</w:t>
       </w:r>
     </w:p>
     <w:p>
@@ -106,19 +670,187 @@
         <w:spacing w:line="480" w:lineRule="auto"/>
         <w:rPr>
           <w:rFonts w:ascii="Times New Roman" w:hAnsi="Times New Roman" w:cs="Times New Roman"/>
-          <w:i/>
-          <w:sz w:val="24"/>
-          <w:szCs w:val="24"/>
-        </w:rPr>
-      </w:pPr>
-      <w:r>
-        <w:rPr>
-          <w:rFonts w:ascii="Times New Roman" w:hAnsi="Times New Roman" w:cs="Times New Roman"/>
-          <w:i/>
-          <w:sz w:val="24"/>
-          <w:szCs w:val="24"/>
-        </w:rPr>
-        <w:t>Diel variation in habitat conditions</w:t>
+          <w:sz w:val="24"/>
+          <w:szCs w:val="24"/>
+        </w:rPr>
+      </w:pPr>
+      <w:r>
+        <w:rPr>
+          <w:rFonts w:ascii="Times New Roman" w:hAnsi="Times New Roman" w:cs="Times New Roman"/>
+          <w:sz w:val="24"/>
+          <w:szCs w:val="24"/>
+        </w:rPr>
+        <w:t xml:space="preserve">Fish </w:t>
+      </w:r>
+      <w:r>
+        <w:rPr>
+          <w:rFonts w:ascii="Times New Roman" w:hAnsi="Times New Roman" w:cs="Times New Roman"/>
+          <w:sz w:val="24"/>
+          <w:szCs w:val="24"/>
+        </w:rPr>
+        <w:t>appear to be displaying fine scale</w:t>
+      </w:r>
+      <w:r>
+        <w:rPr>
+          <w:rFonts w:ascii="Times New Roman" w:hAnsi="Times New Roman" w:cs="Times New Roman"/>
+          <w:sz w:val="24"/>
+          <w:szCs w:val="24"/>
+        </w:rPr>
+        <w:t xml:space="preserve"> diel</w:t>
+      </w:r>
+      <w:r>
+        <w:rPr>
+          <w:rFonts w:ascii="Times New Roman" w:hAnsi="Times New Roman" w:cs="Times New Roman"/>
+          <w:sz w:val="24"/>
+          <w:szCs w:val="24"/>
+        </w:rPr>
+        <w:t xml:space="preserve"> vertical m</w:t>
+      </w:r>
+      <w:r>
+        <w:rPr>
+          <w:rFonts w:ascii="Times New Roman" w:hAnsi="Times New Roman" w:cs="Times New Roman"/>
+          <w:sz w:val="24"/>
+          <w:szCs w:val="24"/>
+        </w:rPr>
+        <w:t>ovements</w:t>
+      </w:r>
+      <w:r>
+        <w:rPr>
+          <w:rFonts w:ascii="Times New Roman" w:hAnsi="Times New Roman" w:cs="Times New Roman"/>
+          <w:sz w:val="24"/>
+          <w:szCs w:val="24"/>
+        </w:rPr>
+        <w:t xml:space="preserve"> in order to escape the alternating stressors of hypoxia and high temperatures.</w:t>
+      </w:r>
+      <w:r>
+        <w:rPr>
+          <w:rFonts w:ascii="Times New Roman" w:hAnsi="Times New Roman" w:cs="Times New Roman"/>
+          <w:sz w:val="24"/>
+          <w:szCs w:val="24"/>
+        </w:rPr>
+        <w:t xml:space="preserve"> </w:t>
+      </w:r>
+      <w:r>
+        <w:rPr>
+          <w:rFonts w:ascii="Times New Roman" w:hAnsi="Times New Roman" w:cs="Times New Roman"/>
+          <w:sz w:val="24"/>
+          <w:szCs w:val="24"/>
+        </w:rPr>
+        <w:t>A</w:t>
+      </w:r>
+      <w:r>
+        <w:rPr>
+          <w:rFonts w:ascii="Times New Roman" w:hAnsi="Times New Roman" w:cs="Times New Roman"/>
+          <w:sz w:val="24"/>
+          <w:szCs w:val="24"/>
+        </w:rPr>
+        <w:t xml:space="preserve">ll </w:t>
+      </w:r>
+      <w:r>
+        <w:rPr>
+          <w:rFonts w:ascii="Times New Roman" w:hAnsi="Times New Roman" w:cs="Times New Roman"/>
+          <w:sz w:val="24"/>
+          <w:szCs w:val="24"/>
+        </w:rPr>
+        <w:t xml:space="preserve">fish </w:t>
+      </w:r>
+      <w:r>
+        <w:rPr>
+          <w:rFonts w:ascii="Times New Roman" w:hAnsi="Times New Roman" w:cs="Times New Roman"/>
+          <w:sz w:val="24"/>
+          <w:szCs w:val="24"/>
+        </w:rPr>
+        <w:t>display</w:t>
+      </w:r>
+      <w:r>
+        <w:rPr>
+          <w:rFonts w:ascii="Times New Roman" w:hAnsi="Times New Roman" w:cs="Times New Roman"/>
+          <w:sz w:val="24"/>
+          <w:szCs w:val="24"/>
+        </w:rPr>
+        <w:t>ed</w:t>
+      </w:r>
+      <w:r>
+        <w:rPr>
+          <w:rFonts w:ascii="Times New Roman" w:hAnsi="Times New Roman" w:cs="Times New Roman"/>
+          <w:sz w:val="24"/>
+          <w:szCs w:val="24"/>
+        </w:rPr>
+        <w:t xml:space="preserve"> d</w:t>
+      </w:r>
+      <w:r>
+        <w:rPr>
+          <w:rFonts w:ascii="Times New Roman" w:hAnsi="Times New Roman" w:cs="Times New Roman"/>
+          <w:sz w:val="24"/>
+          <w:szCs w:val="24"/>
+        </w:rPr>
+        <w:t>iel vertical movement, but they also exhibited</w:t>
+      </w:r>
+      <w:r>
+        <w:rPr>
+          <w:rFonts w:ascii="Times New Roman" w:hAnsi="Times New Roman" w:cs="Times New Roman"/>
+          <w:sz w:val="24"/>
+          <w:szCs w:val="24"/>
+        </w:rPr>
+        <w:t xml:space="preserve"> individual and intra-individual variation in movement patterns</w:t>
+      </w:r>
+      <w:r>
+        <w:rPr>
+          <w:rFonts w:ascii="Times New Roman" w:hAnsi="Times New Roman" w:cs="Times New Roman"/>
+          <w:sz w:val="24"/>
+          <w:szCs w:val="24"/>
+        </w:rPr>
+        <w:t xml:space="preserve">. </w:t>
+      </w:r>
+      <w:r>
+        <w:rPr>
+          <w:rFonts w:ascii="Times New Roman" w:hAnsi="Times New Roman" w:cs="Times New Roman"/>
+          <w:sz w:val="24"/>
+          <w:szCs w:val="24"/>
+        </w:rPr>
+        <w:t>In total, we collected data from 13-fish in Blue Ruin alcove, and 8-fish in Norwood alcove (9-fish escaped the net pens during the study)</w:t>
+      </w:r>
+      <w:r>
+        <w:rPr>
+          <w:rFonts w:ascii="Times New Roman" w:hAnsi="Times New Roman" w:cs="Times New Roman"/>
+          <w:sz w:val="24"/>
+          <w:szCs w:val="24"/>
+        </w:rPr>
+        <w:t xml:space="preserve">, and two of the </w:t>
+      </w:r>
+      <w:proofErr w:type="spellStart"/>
+      <w:r>
+        <w:rPr>
+          <w:rFonts w:ascii="Times New Roman" w:hAnsi="Times New Roman" w:cs="Times New Roman"/>
+          <w:sz w:val="24"/>
+          <w:szCs w:val="24"/>
+        </w:rPr>
+        <w:t>iButtons</w:t>
+      </w:r>
+      <w:proofErr w:type="spellEnd"/>
+      <w:r>
+        <w:rPr>
+          <w:rFonts w:ascii="Times New Roman" w:hAnsi="Times New Roman" w:cs="Times New Roman"/>
+          <w:sz w:val="24"/>
+          <w:szCs w:val="24"/>
+        </w:rPr>
+        <w:t xml:space="preserve"> recovered from Blue Ruin only contained 3-days of </w:t>
+      </w:r>
+      <w:r>
+        <w:rPr>
+          <w:rFonts w:ascii="Times New Roman" w:hAnsi="Times New Roman" w:cs="Times New Roman"/>
+          <w:sz w:val="24"/>
+          <w:szCs w:val="24"/>
+        </w:rPr>
+        <w:t xml:space="preserve">useable </w:t>
+      </w:r>
+      <w:r>
+        <w:rPr>
+          <w:rFonts w:ascii="Times New Roman" w:hAnsi="Times New Roman" w:cs="Times New Roman"/>
+          <w:sz w:val="24"/>
+          <w:szCs w:val="24"/>
+        </w:rPr>
+        <w:t xml:space="preserve">data. </w:t>
       </w:r>
     </w:p>
     <w:p>
@@ -136,235 +868,47 @@
           <w:sz w:val="24"/>
           <w:szCs w:val="24"/>
         </w:rPr>
-        <w:t xml:space="preserve">Profiles of </w:t>
-      </w:r>
-      <w:r>
-        <w:rPr>
-          <w:rFonts w:ascii="Times New Roman" w:hAnsi="Times New Roman" w:cs="Times New Roman"/>
-          <w:sz w:val="24"/>
-          <w:szCs w:val="24"/>
-        </w:rPr>
-        <w:t xml:space="preserve">temperature and oxygen </w:t>
-      </w:r>
-      <w:r>
-        <w:rPr>
-          <w:rFonts w:ascii="Times New Roman" w:hAnsi="Times New Roman" w:cs="Times New Roman"/>
-          <w:sz w:val="24"/>
-          <w:szCs w:val="24"/>
-        </w:rPr>
-        <w:t xml:space="preserve">show pronounced vertical stratification </w:t>
-      </w:r>
-      <w:r>
-        <w:rPr>
-          <w:rFonts w:ascii="Times New Roman" w:hAnsi="Times New Roman" w:cs="Times New Roman"/>
-          <w:sz w:val="24"/>
-          <w:szCs w:val="24"/>
-        </w:rPr>
-        <w:t>(Figure 1</w:t>
-      </w:r>
-      <w:r>
-        <w:rPr>
-          <w:rFonts w:ascii="Times New Roman" w:hAnsi="Times New Roman" w:cs="Times New Roman"/>
-          <w:sz w:val="24"/>
-          <w:szCs w:val="24"/>
-        </w:rPr>
-        <w:t>). In Blue Ruin alcove, s</w:t>
-      </w:r>
-      <w:r>
-        <w:rPr>
-          <w:rFonts w:ascii="Times New Roman" w:hAnsi="Times New Roman" w:cs="Times New Roman"/>
-          <w:sz w:val="24"/>
-          <w:szCs w:val="24"/>
-        </w:rPr>
-        <w:t xml:space="preserve">urface temperatures increased </w:t>
-      </w:r>
-      <w:r>
-        <w:rPr>
-          <w:rFonts w:ascii="Times New Roman" w:hAnsi="Times New Roman" w:cs="Times New Roman"/>
-          <w:sz w:val="24"/>
-          <w:szCs w:val="24"/>
-        </w:rPr>
-        <w:t xml:space="preserve">from 17.7℃ to 22.8℃ </w:t>
-      </w:r>
-      <w:r>
-        <w:rPr>
-          <w:rFonts w:ascii="Times New Roman" w:hAnsi="Times New Roman" w:cs="Times New Roman"/>
-          <w:sz w:val="24"/>
-          <w:szCs w:val="24"/>
-        </w:rPr>
-        <w:t>between early morning and late afternoon</w:t>
-      </w:r>
-      <w:r>
-        <w:rPr>
-          <w:rFonts w:ascii="Times New Roman" w:hAnsi="Times New Roman" w:cs="Times New Roman"/>
-          <w:sz w:val="24"/>
-          <w:szCs w:val="24"/>
-        </w:rPr>
-        <w:t>, however minimum hypolimnetic</w:t>
-      </w:r>
-      <w:r>
-        <w:rPr>
-          <w:rFonts w:ascii="Times New Roman" w:hAnsi="Times New Roman" w:cs="Times New Roman"/>
-          <w:sz w:val="24"/>
-          <w:szCs w:val="24"/>
-        </w:rPr>
-        <w:t xml:space="preserve"> temperatures fairly consistent</w:t>
-      </w:r>
-      <w:r>
-        <w:rPr>
-          <w:rFonts w:ascii="Times New Roman" w:hAnsi="Times New Roman" w:cs="Times New Roman"/>
-          <w:sz w:val="24"/>
-          <w:szCs w:val="24"/>
-        </w:rPr>
-        <w:t>. T</w:t>
-      </w:r>
-      <w:r>
-        <w:rPr>
-          <w:rFonts w:ascii="Times New Roman" w:hAnsi="Times New Roman" w:cs="Times New Roman"/>
-          <w:sz w:val="24"/>
-          <w:szCs w:val="24"/>
-        </w:rPr>
-        <w:t>he t</w:t>
-      </w:r>
-      <w:r>
-        <w:rPr>
-          <w:rFonts w:ascii="Times New Roman" w:hAnsi="Times New Roman" w:cs="Times New Roman"/>
-          <w:sz w:val="24"/>
-          <w:szCs w:val="24"/>
-        </w:rPr>
-        <w:t xml:space="preserve">hermocline showed </w:t>
-      </w:r>
-      <w:r>
-        <w:rPr>
-          <w:rFonts w:ascii="Times New Roman" w:hAnsi="Times New Roman" w:cs="Times New Roman"/>
-          <w:sz w:val="24"/>
-          <w:szCs w:val="24"/>
-        </w:rPr>
-        <w:t>an increase in</w:t>
-      </w:r>
-      <w:r>
-        <w:rPr>
-          <w:rFonts w:ascii="Times New Roman" w:hAnsi="Times New Roman" w:cs="Times New Roman"/>
-          <w:sz w:val="24"/>
-          <w:szCs w:val="24"/>
-        </w:rPr>
-        <w:t xml:space="preserve"> depth and extent</w:t>
-      </w:r>
-      <w:r>
-        <w:rPr>
-          <w:rFonts w:ascii="Times New Roman" w:hAnsi="Times New Roman" w:cs="Times New Roman"/>
-          <w:sz w:val="24"/>
-          <w:szCs w:val="24"/>
-        </w:rPr>
-        <w:t>. Surface DO concentrations increased from 3.9mg•L</w:t>
-      </w:r>
-      <w:r>
-        <w:rPr>
-          <w:rFonts w:ascii="Times New Roman" w:hAnsi="Times New Roman" w:cs="Times New Roman"/>
-          <w:sz w:val="24"/>
-          <w:szCs w:val="24"/>
-          <w:vertAlign w:val="superscript"/>
-        </w:rPr>
-        <w:t>-1</w:t>
-      </w:r>
-      <w:r>
-        <w:rPr>
-          <w:rFonts w:ascii="Times New Roman" w:hAnsi="Times New Roman" w:cs="Times New Roman"/>
-          <w:sz w:val="24"/>
-          <w:szCs w:val="24"/>
-        </w:rPr>
-        <w:t xml:space="preserve"> to </w:t>
-      </w:r>
-      <w:r>
-        <w:rPr>
-          <w:rFonts w:ascii="Times New Roman" w:hAnsi="Times New Roman" w:cs="Times New Roman"/>
-          <w:sz w:val="24"/>
-          <w:szCs w:val="24"/>
-        </w:rPr>
-        <w:t>9.1mg•L</w:t>
-      </w:r>
-      <w:r>
-        <w:rPr>
-          <w:rFonts w:ascii="Times New Roman" w:hAnsi="Times New Roman" w:cs="Times New Roman"/>
-          <w:sz w:val="24"/>
-          <w:szCs w:val="24"/>
-          <w:vertAlign w:val="superscript"/>
-        </w:rPr>
-        <w:t>-1</w:t>
-      </w:r>
-      <w:r>
-        <w:rPr>
-          <w:rFonts w:ascii="Times New Roman" w:hAnsi="Times New Roman" w:cs="Times New Roman"/>
-          <w:sz w:val="24"/>
-          <w:szCs w:val="24"/>
-        </w:rPr>
-        <w:t xml:space="preserve"> between early morning and late afternoon, whereas</w:t>
-      </w:r>
-      <w:r>
-        <w:rPr>
-          <w:rFonts w:ascii="Times New Roman" w:hAnsi="Times New Roman" w:cs="Times New Roman"/>
-          <w:sz w:val="24"/>
-          <w:szCs w:val="24"/>
-        </w:rPr>
-        <w:t xml:space="preserve"> minimum </w:t>
-      </w:r>
-      <w:r>
-        <w:rPr>
-          <w:rFonts w:ascii="Times New Roman" w:hAnsi="Times New Roman" w:cs="Times New Roman"/>
-          <w:sz w:val="24"/>
-          <w:szCs w:val="24"/>
-        </w:rPr>
-        <w:t xml:space="preserve">hypolimnetic </w:t>
-      </w:r>
-      <w:r>
-        <w:rPr>
-          <w:rFonts w:ascii="Times New Roman" w:hAnsi="Times New Roman" w:cs="Times New Roman"/>
-          <w:sz w:val="24"/>
-          <w:szCs w:val="24"/>
-        </w:rPr>
-        <w:t>DO only shifted from 3mg•L</w:t>
-      </w:r>
-      <w:r>
-        <w:rPr>
-          <w:rFonts w:ascii="Times New Roman" w:hAnsi="Times New Roman" w:cs="Times New Roman"/>
-          <w:sz w:val="24"/>
-          <w:szCs w:val="24"/>
-          <w:vertAlign w:val="superscript"/>
-        </w:rPr>
-        <w:t>-1</w:t>
-      </w:r>
-      <w:r>
-        <w:rPr>
-          <w:rFonts w:ascii="Times New Roman" w:hAnsi="Times New Roman" w:cs="Times New Roman"/>
-          <w:sz w:val="24"/>
-          <w:szCs w:val="24"/>
-        </w:rPr>
-        <w:t xml:space="preserve"> to 4.9mg•L</w:t>
-      </w:r>
-      <w:r>
-        <w:rPr>
-          <w:rFonts w:ascii="Times New Roman" w:hAnsi="Times New Roman" w:cs="Times New Roman"/>
-          <w:sz w:val="24"/>
-          <w:szCs w:val="24"/>
-          <w:vertAlign w:val="superscript"/>
-        </w:rPr>
-        <w:t>-1</w:t>
-      </w:r>
-      <w:r>
-        <w:rPr>
-          <w:rFonts w:ascii="Times New Roman" w:hAnsi="Times New Roman" w:cs="Times New Roman"/>
-          <w:sz w:val="24"/>
-          <w:szCs w:val="24"/>
-        </w:rPr>
-        <w:t>.</w:t>
-      </w:r>
-      <w:r>
-        <w:rPr>
-          <w:rFonts w:ascii="Times New Roman" w:hAnsi="Times New Roman" w:cs="Times New Roman"/>
-          <w:sz w:val="24"/>
-          <w:szCs w:val="24"/>
-        </w:rPr>
-        <w:t>These cold-water alcoves also display distinct</w:t>
+        <w:t xml:space="preserve">Fish in Blue Ruin primarily held in water depths </w:t>
+      </w:r>
+      <w:r>
+        <w:rPr>
+          <w:rFonts w:ascii="Times New Roman" w:hAnsi="Times New Roman" w:cs="Times New Roman"/>
+          <w:sz w:val="24"/>
+          <w:szCs w:val="24"/>
+        </w:rPr>
+        <w:t xml:space="preserve">greater than </w:t>
+      </w:r>
+      <w:r>
+        <w:rPr>
+          <w:rFonts w:ascii="Times New Roman" w:hAnsi="Times New Roman" w:cs="Times New Roman"/>
+          <w:sz w:val="24"/>
+          <w:szCs w:val="24"/>
+        </w:rPr>
+        <w:t>0.4</w:t>
+      </w:r>
+      <w:r>
+        <w:rPr>
+          <w:rFonts w:ascii="Times New Roman" w:hAnsi="Times New Roman" w:cs="Times New Roman"/>
+          <w:sz w:val="24"/>
+          <w:szCs w:val="24"/>
+        </w:rPr>
+        <w:t>m and often shallower than ~1.2m</w:t>
+      </w:r>
+      <w:r>
+        <w:rPr>
+          <w:rFonts w:ascii="Times New Roman" w:hAnsi="Times New Roman" w:cs="Times New Roman"/>
+          <w:sz w:val="24"/>
+          <w:szCs w:val="24"/>
+        </w:rPr>
+        <w:t xml:space="preserve">, however some individuals appeared to hold at </w:t>
+      </w:r>
+      <w:r>
+        <w:rPr>
+          <w:rFonts w:ascii="Times New Roman" w:hAnsi="Times New Roman" w:cs="Times New Roman"/>
+          <w:sz w:val="24"/>
+          <w:szCs w:val="24"/>
+        </w:rPr>
+        <w:t>or near maximum depth</w:t>
       </w:r>
       <w:r>
         <w:rPr>
@@ -380,28 +924,75 @@
           <w:sz w:val="24"/>
           <w:szCs w:val="24"/>
         </w:rPr>
-        <w:t>diel cycling of dissolved oxygen and temperature</w:t>
-      </w:r>
-      <w:r>
-        <w:rPr>
-          <w:rFonts w:ascii="Times New Roman" w:hAnsi="Times New Roman" w:cs="Times New Roman"/>
-          <w:sz w:val="24"/>
-          <w:szCs w:val="24"/>
-        </w:rPr>
-        <w:t xml:space="preserve"> (Table 1, Figure 2, Supplemental Figure 1)</w:t>
-      </w:r>
-      <w:r>
-        <w:rPr>
-          <w:rFonts w:ascii="Times New Roman" w:hAnsi="Times New Roman" w:cs="Times New Roman"/>
-          <w:sz w:val="24"/>
-          <w:szCs w:val="24"/>
-        </w:rPr>
-        <w:t xml:space="preserve">. </w:t>
+        <w:t>during daytime hours (e.g. tag-5 and tag-7</w:t>
+      </w:r>
+      <w:r>
+        <w:rPr>
+          <w:rFonts w:ascii="Times New Roman" w:hAnsi="Times New Roman" w:cs="Times New Roman"/>
+          <w:sz w:val="24"/>
+          <w:szCs w:val="24"/>
+        </w:rPr>
+        <w:t>, Supplementary figure X)</w:t>
+      </w:r>
+      <w:r>
+        <w:rPr>
+          <w:rFonts w:ascii="Times New Roman" w:hAnsi="Times New Roman" w:cs="Times New Roman"/>
+          <w:sz w:val="24"/>
+          <w:szCs w:val="24"/>
+        </w:rPr>
+        <w:t xml:space="preserve">. In Norwood alcove, fish rarely held in depths shallower than 0.6m, however many did hold at maximum depth </w:t>
+      </w:r>
+      <w:r>
+        <w:rPr>
+          <w:rFonts w:ascii="Times New Roman" w:hAnsi="Times New Roman" w:cs="Times New Roman"/>
+          <w:sz w:val="24"/>
+          <w:szCs w:val="24"/>
+        </w:rPr>
+        <w:t xml:space="preserve">until late night/early morning. </w:t>
+      </w:r>
+      <w:r>
+        <w:rPr>
+          <w:rFonts w:ascii="Times New Roman" w:hAnsi="Times New Roman" w:cs="Times New Roman"/>
+          <w:sz w:val="24"/>
+          <w:szCs w:val="24"/>
+        </w:rPr>
+        <w:t>However even with this individual variation, a smoothed fit of fis</w:t>
+      </w:r>
+      <w:r>
+        <w:rPr>
+          <w:rFonts w:ascii="Times New Roman" w:hAnsi="Times New Roman" w:cs="Times New Roman"/>
+          <w:sz w:val="24"/>
+          <w:szCs w:val="24"/>
+        </w:rPr>
+        <w:t>h depth across time with all 21-</w:t>
+      </w:r>
+      <w:r>
+        <w:rPr>
+          <w:rFonts w:ascii="Times New Roman" w:hAnsi="Times New Roman" w:cs="Times New Roman"/>
+          <w:sz w:val="24"/>
+          <w:szCs w:val="24"/>
+        </w:rPr>
+        <w:t>individuals still shows</w:t>
+      </w:r>
+      <w:r>
+        <w:rPr>
+          <w:rFonts w:ascii="Times New Roman" w:hAnsi="Times New Roman" w:cs="Times New Roman"/>
+          <w:sz w:val="24"/>
+          <w:szCs w:val="24"/>
+        </w:rPr>
+        <w:t xml:space="preserve"> this vertical movement pattern with fish shifting deeper in the water column at dawn (~6:00am), holding at depth until early evening (~6:00pm), and then moving shallower </w:t>
+      </w:r>
+      <w:r>
+        <w:rPr>
+          <w:rFonts w:ascii="Times New Roman" w:hAnsi="Times New Roman" w:cs="Times New Roman"/>
+          <w:sz w:val="24"/>
+          <w:szCs w:val="24"/>
+        </w:rPr>
+        <w:t>once again.</w:t>
       </w:r>
     </w:p>
     <w:p>
       <w:pPr>
-        <w:spacing w:line="480" w:lineRule="auto"/>
         <w:rPr>
           <w:rFonts w:ascii="Times New Roman" w:hAnsi="Times New Roman" w:cs="Times New Roman"/>
           <w:sz w:val="24"/>
@@ -411,877 +1002,110 @@
     </w:p>
     <w:p>
       <w:pPr>
-        <w:spacing w:line="480" w:lineRule="auto"/>
-        <w:rPr>
-          <w:rFonts w:ascii="Times New Roman" w:hAnsi="Times New Roman" w:cs="Times New Roman"/>
-          <w:sz w:val="24"/>
-          <w:szCs w:val="24"/>
-        </w:rPr>
-      </w:pPr>
+        <w:rPr>
+          <w:rFonts w:ascii="Times New Roman" w:hAnsi="Times New Roman" w:cs="Times New Roman"/>
+          <w:sz w:val="24"/>
+          <w:szCs w:val="24"/>
+        </w:rPr>
+      </w:pPr>
+      <w:r>
+        <w:rPr>
+          <w:rFonts w:ascii="Times New Roman" w:hAnsi="Times New Roman" w:cs="Times New Roman"/>
+          <w:sz w:val="24"/>
+          <w:szCs w:val="24"/>
+        </w:rPr>
+        <w:t>R</w:t>
+      </w:r>
+      <w:r>
+        <w:rPr>
+          <w:rFonts w:ascii="Times New Roman" w:hAnsi="Times New Roman" w:cs="Times New Roman"/>
+          <w:sz w:val="24"/>
+          <w:szCs w:val="24"/>
+        </w:rPr>
+        <w:t>ecall that fish</w:t>
+      </w:r>
+      <w:r>
+        <w:rPr>
+          <w:rFonts w:ascii="Times New Roman" w:hAnsi="Times New Roman" w:cs="Times New Roman"/>
+          <w:sz w:val="24"/>
+          <w:szCs w:val="24"/>
+        </w:rPr>
+        <w:t xml:space="preserve"> in these alcoves </w:t>
+      </w:r>
+      <w:r>
+        <w:rPr>
+          <w:rFonts w:ascii="Times New Roman" w:hAnsi="Times New Roman" w:cs="Times New Roman"/>
+          <w:sz w:val="24"/>
+          <w:szCs w:val="24"/>
+        </w:rPr>
+        <w:t>are subsisting on minimal rations consisting of low quality prey items</w:t>
+      </w:r>
+      <w:r>
+        <w:rPr>
+          <w:rFonts w:ascii="Times New Roman" w:hAnsi="Times New Roman" w:cs="Times New Roman"/>
+          <w:sz w:val="24"/>
+          <w:szCs w:val="24"/>
+        </w:rPr>
+        <w:t xml:space="preserve">, so </w:t>
+      </w:r>
+      <w:r>
+        <w:rPr>
+          <w:rFonts w:ascii="Times New Roman" w:hAnsi="Times New Roman" w:cs="Times New Roman"/>
+          <w:sz w:val="24"/>
+          <w:szCs w:val="24"/>
+        </w:rPr>
+        <w:t>a temperature-optimizing fish should be</w:t>
+      </w:r>
+      <w:r>
+        <w:rPr>
+          <w:rFonts w:ascii="Times New Roman" w:hAnsi="Times New Roman" w:cs="Times New Roman"/>
+          <w:sz w:val="24"/>
+          <w:szCs w:val="24"/>
+        </w:rPr>
+        <w:t xml:space="preserve"> trying to cut metabolic costs</w:t>
+      </w:r>
+      <w:r>
+        <w:rPr>
+          <w:rFonts w:ascii="Times New Roman" w:hAnsi="Times New Roman" w:cs="Times New Roman"/>
+          <w:sz w:val="24"/>
+          <w:szCs w:val="24"/>
+        </w:rPr>
+        <w:t xml:space="preserve"> by selecting cooler temperatures</w:t>
+      </w:r>
     </w:p>
     <w:p>
       <w:pPr>
-        <w:spacing w:line="480" w:lineRule="auto"/>
-        <w:rPr>
-          <w:rFonts w:ascii="Times New Roman" w:hAnsi="Times New Roman" w:cs="Times New Roman"/>
-          <w:sz w:val="24"/>
-          <w:szCs w:val="24"/>
-        </w:rPr>
-      </w:pPr>
-    </w:p>
-    <w:p>
-      <w:pPr>
-        <w:spacing w:line="480" w:lineRule="auto"/>
-        <w:rPr>
-          <w:rFonts w:ascii="Times New Roman" w:hAnsi="Times New Roman" w:cs="Times New Roman"/>
-          <w:sz w:val="24"/>
-          <w:szCs w:val="24"/>
-        </w:rPr>
-      </w:pPr>
-      <w:r>
-        <w:rPr>
-          <w:rFonts w:ascii="Times New Roman" w:hAnsi="Times New Roman" w:cs="Times New Roman"/>
-          <w:sz w:val="24"/>
-          <w:szCs w:val="24"/>
-        </w:rPr>
-        <w:t>Peak daytime temperatures at the Norwood net</w:t>
-      </w:r>
-      <w:r>
-        <w:rPr>
-          <w:rFonts w:ascii="Times New Roman" w:hAnsi="Times New Roman" w:cs="Times New Roman"/>
-          <w:sz w:val="24"/>
-          <w:szCs w:val="24"/>
-        </w:rPr>
-        <w:t xml:space="preserve"> </w:t>
-      </w:r>
-      <w:r>
-        <w:rPr>
-          <w:rFonts w:ascii="Times New Roman" w:hAnsi="Times New Roman" w:cs="Times New Roman"/>
-          <w:sz w:val="24"/>
-          <w:szCs w:val="24"/>
-        </w:rPr>
-        <w:t xml:space="preserve">pen array ranged from </w:t>
-      </w:r>
-      <w:r>
-        <w:rPr>
-          <w:rFonts w:ascii="Times New Roman" w:hAnsi="Times New Roman" w:cs="Times New Roman"/>
-          <w:sz w:val="24"/>
-          <w:szCs w:val="24"/>
-        </w:rPr>
-        <w:t>(mean max ±SD)</w:t>
-      </w:r>
-      <w:r>
-        <w:rPr>
-          <w:rFonts w:ascii="Times New Roman" w:hAnsi="Times New Roman" w:cs="Times New Roman"/>
-          <w:sz w:val="24"/>
-          <w:szCs w:val="24"/>
-        </w:rPr>
-        <w:t xml:space="preserve"> at the epilimnion and </w:t>
-      </w:r>
-      <w:r>
-        <w:rPr>
-          <w:rFonts w:ascii="Times New Roman" w:hAnsi="Times New Roman" w:cs="Times New Roman"/>
-          <w:sz w:val="24"/>
-          <w:szCs w:val="24"/>
-        </w:rPr>
-        <w:t xml:space="preserve">(mean max ±SD) </w:t>
-      </w:r>
-      <w:r>
-        <w:rPr>
-          <w:rFonts w:ascii="Times New Roman" w:hAnsi="Times New Roman" w:cs="Times New Roman"/>
-          <w:sz w:val="24"/>
-          <w:szCs w:val="24"/>
-        </w:rPr>
-        <w:t xml:space="preserve">at the hypolimnion, whereas </w:t>
-      </w:r>
-      <w:r>
-        <w:rPr>
-          <w:rFonts w:ascii="Times New Roman" w:hAnsi="Times New Roman" w:cs="Times New Roman"/>
-          <w:sz w:val="24"/>
-          <w:szCs w:val="24"/>
-        </w:rPr>
-        <w:t>cool early morning temperatures were as low as</w:t>
-      </w:r>
-      <w:r>
-        <w:rPr>
-          <w:rFonts w:ascii="Times New Roman" w:hAnsi="Times New Roman" w:cs="Times New Roman"/>
-          <w:sz w:val="24"/>
-          <w:szCs w:val="24"/>
-        </w:rPr>
-        <w:t xml:space="preserve"> </w:t>
-      </w:r>
-      <w:r>
-        <w:rPr>
-          <w:rFonts w:ascii="Times New Roman" w:hAnsi="Times New Roman" w:cs="Times New Roman"/>
-          <w:sz w:val="24"/>
-          <w:szCs w:val="24"/>
-        </w:rPr>
-        <w:t>(mean min ±SD) and</w:t>
-      </w:r>
-      <w:r>
-        <w:rPr>
-          <w:rFonts w:ascii="Times New Roman" w:hAnsi="Times New Roman" w:cs="Times New Roman"/>
-          <w:sz w:val="24"/>
-          <w:szCs w:val="24"/>
-        </w:rPr>
-        <w:t xml:space="preserve"> </w:t>
-      </w:r>
-      <w:r>
-        <w:rPr>
-          <w:rFonts w:ascii="Times New Roman" w:hAnsi="Times New Roman" w:cs="Times New Roman"/>
-          <w:sz w:val="24"/>
-          <w:szCs w:val="24"/>
-        </w:rPr>
-        <w:t>(mean min ±SD)</w:t>
-      </w:r>
-      <w:r>
-        <w:rPr>
-          <w:rFonts w:ascii="Times New Roman" w:hAnsi="Times New Roman" w:cs="Times New Roman"/>
-          <w:sz w:val="24"/>
-          <w:szCs w:val="24"/>
-        </w:rPr>
-        <w:t xml:space="preserve">, respectively. During these same </w:t>
-      </w:r>
-      <w:r>
-        <w:rPr>
-          <w:rFonts w:ascii="Times New Roman" w:hAnsi="Times New Roman" w:cs="Times New Roman"/>
-          <w:sz w:val="24"/>
-          <w:szCs w:val="24"/>
-        </w:rPr>
-        <w:lastRenderedPageBreak/>
-        <w:t>timeframes, dissolved oxygen concentrations were as high as XX in the epilimnion and XX in the hypolimnion (daytime) and as low as XX and XX during the early-morning oxygen minima</w:t>
-      </w:r>
-      <w:r>
-        <w:rPr>
-          <w:rFonts w:ascii="Times New Roman" w:hAnsi="Times New Roman" w:cs="Times New Roman"/>
-          <w:sz w:val="24"/>
-          <w:szCs w:val="24"/>
-        </w:rPr>
-        <w:t>. The Blue Ruin site-4 net pen array recorded daytime temperatures as high as XX and XX in the epilimnion and hypolimnion, respectively. Dissolved oxygen concentrations during the day were as high as XX in the epilimn</w:t>
-      </w:r>
-      <w:r>
-        <w:rPr>
-          <w:rFonts w:ascii="Times New Roman" w:hAnsi="Times New Roman" w:cs="Times New Roman"/>
-          <w:sz w:val="24"/>
-          <w:szCs w:val="24"/>
-        </w:rPr>
-        <w:t>ion, and XX in the hypolimnion. Early morning temperatures were as low as XX and XX, and</w:t>
-      </w:r>
-      <w:r>
-        <w:rPr>
-          <w:rFonts w:ascii="Times New Roman" w:hAnsi="Times New Roman" w:cs="Times New Roman"/>
-          <w:sz w:val="24"/>
-          <w:szCs w:val="24"/>
-        </w:rPr>
-        <w:t xml:space="preserve"> </w:t>
-      </w:r>
-      <w:r>
-        <w:rPr>
-          <w:rFonts w:ascii="Times New Roman" w:hAnsi="Times New Roman" w:cs="Times New Roman"/>
-          <w:sz w:val="24"/>
-          <w:szCs w:val="24"/>
-        </w:rPr>
-        <w:t>oxygen concentrations were</w:t>
-      </w:r>
-      <w:r>
-        <w:rPr>
-          <w:rFonts w:ascii="Times New Roman" w:hAnsi="Times New Roman" w:cs="Times New Roman"/>
-          <w:sz w:val="24"/>
-          <w:szCs w:val="24"/>
-        </w:rPr>
-        <w:t xml:space="preserve"> as low as XX and XX, respectively. The windows of oxygen minima and maxima </w:t>
-      </w:r>
-      <w:r>
-        <w:rPr>
-          <w:rFonts w:ascii="Times New Roman" w:hAnsi="Times New Roman" w:cs="Times New Roman"/>
-          <w:sz w:val="24"/>
-          <w:szCs w:val="24"/>
-        </w:rPr>
-        <w:t>varied</w:t>
-      </w:r>
-      <w:r>
-        <w:rPr>
-          <w:rFonts w:ascii="Times New Roman" w:hAnsi="Times New Roman" w:cs="Times New Roman"/>
-          <w:sz w:val="24"/>
-          <w:szCs w:val="24"/>
-        </w:rPr>
-        <w:t xml:space="preserve"> between these two habitats, in Norwood alcove the two-hour period of highest oxygen was recorded between XX-XX, whereas in Blue Ruin (at the site-4 netpen array), the period of </w:t>
-      </w:r>
-      <w:r>
-        <w:rPr>
-          <w:rFonts w:ascii="Times New Roman" w:hAnsi="Times New Roman" w:cs="Times New Roman"/>
-          <w:sz w:val="24"/>
-          <w:szCs w:val="24"/>
-        </w:rPr>
-        <w:t>highest</w:t>
-      </w:r>
-      <w:r>
-        <w:rPr>
-          <w:rFonts w:ascii="Times New Roman" w:hAnsi="Times New Roman" w:cs="Times New Roman"/>
-          <w:sz w:val="24"/>
-          <w:szCs w:val="24"/>
-        </w:rPr>
-        <w:t xml:space="preserve"> oxygen occurred between XX-XX. Oxygen minima in both habitats occurred during the early morning, however this window occurred at Norwood alcove </w:t>
-      </w:r>
-      <w:r>
-        <w:rPr>
-          <w:rFonts w:ascii="Times New Roman" w:hAnsi="Times New Roman" w:cs="Times New Roman"/>
-          <w:sz w:val="24"/>
-          <w:szCs w:val="24"/>
-        </w:rPr>
-        <w:t>two hours before Blue Ruin, between the hours of XX and XX</w:t>
-      </w:r>
-      <w:r>
-        <w:rPr>
-          <w:rFonts w:ascii="Times New Roman" w:hAnsi="Times New Roman" w:cs="Times New Roman"/>
-          <w:sz w:val="24"/>
-          <w:szCs w:val="24"/>
-        </w:rPr>
-        <w:t>.</w:t>
-      </w:r>
-    </w:p>
-    <w:p>
-      <w:pPr>
-        <w:spacing w:line="480" w:lineRule="auto"/>
-        <w:rPr>
-          <w:rFonts w:ascii="Times New Roman" w:hAnsi="Times New Roman" w:cs="Times New Roman"/>
-          <w:i/>
-          <w:sz w:val="24"/>
-          <w:szCs w:val="24"/>
-        </w:rPr>
-      </w:pPr>
-      <w:r>
-        <w:rPr>
-          <w:rFonts w:ascii="Times New Roman" w:hAnsi="Times New Roman" w:cs="Times New Roman"/>
-          <w:i/>
-          <w:sz w:val="24"/>
-          <w:szCs w:val="24"/>
-        </w:rPr>
-        <w:t>Variation in simulated habitat selection</w:t>
-      </w:r>
-    </w:p>
-    <w:p>
-      <w:pPr>
-        <w:spacing w:line="480" w:lineRule="auto"/>
-        <w:rPr>
-          <w:rFonts w:ascii="Times New Roman" w:hAnsi="Times New Roman" w:cs="Times New Roman"/>
-          <w:sz w:val="24"/>
-          <w:szCs w:val="24"/>
-        </w:rPr>
-      </w:pPr>
-      <w:r>
-        <w:rPr>
-          <w:rFonts w:ascii="Times New Roman" w:hAnsi="Times New Roman" w:cs="Times New Roman"/>
-          <w:sz w:val="24"/>
-          <w:szCs w:val="24"/>
-        </w:rPr>
-        <w:t xml:space="preserve">Our habitat simulation yielded three distinct depth selection responses. </w:t>
-      </w:r>
-      <w:r>
-        <w:rPr>
-          <w:rFonts w:ascii="Times New Roman" w:hAnsi="Times New Roman" w:cs="Times New Roman"/>
-          <w:sz w:val="24"/>
-          <w:szCs w:val="24"/>
-        </w:rPr>
-        <w:t xml:space="preserve">A fish that </w:t>
-      </w:r>
-      <w:r>
-        <w:rPr>
-          <w:rFonts w:ascii="Times New Roman" w:hAnsi="Times New Roman" w:cs="Times New Roman"/>
-          <w:sz w:val="24"/>
-          <w:szCs w:val="24"/>
-        </w:rPr>
-        <w:t>is maximizing</w:t>
-      </w:r>
-      <w:r>
-        <w:rPr>
-          <w:rFonts w:ascii="Times New Roman" w:hAnsi="Times New Roman" w:cs="Times New Roman"/>
-          <w:sz w:val="24"/>
-          <w:szCs w:val="24"/>
-        </w:rPr>
-        <w:t xml:space="preserve"> </w:t>
-      </w:r>
-      <w:r>
-        <w:rPr>
-          <w:rFonts w:ascii="Times New Roman" w:hAnsi="Times New Roman" w:cs="Times New Roman"/>
-          <w:sz w:val="24"/>
-          <w:szCs w:val="24"/>
-        </w:rPr>
-        <w:t>dissolved oxygen</w:t>
-      </w:r>
-      <w:r>
-        <w:rPr>
-          <w:rFonts w:ascii="Times New Roman" w:hAnsi="Times New Roman" w:cs="Times New Roman"/>
-          <w:sz w:val="24"/>
-          <w:szCs w:val="24"/>
-        </w:rPr>
-        <w:t xml:space="preserve"> </w:t>
-      </w:r>
-      <w:r>
-        <w:rPr>
-          <w:rFonts w:ascii="Times New Roman" w:hAnsi="Times New Roman" w:cs="Times New Roman"/>
-          <w:sz w:val="24"/>
-          <w:szCs w:val="24"/>
-        </w:rPr>
-        <w:t>responds by holding</w:t>
-      </w:r>
-      <w:r>
-        <w:rPr>
-          <w:rFonts w:ascii="Times New Roman" w:hAnsi="Times New Roman" w:cs="Times New Roman"/>
-          <w:sz w:val="24"/>
-          <w:szCs w:val="24"/>
-        </w:rPr>
-        <w:t xml:space="preserve"> </w:t>
-      </w:r>
-      <w:r>
-        <w:rPr>
-          <w:rFonts w:ascii="Times New Roman" w:hAnsi="Times New Roman" w:cs="Times New Roman"/>
-          <w:sz w:val="24"/>
-          <w:szCs w:val="24"/>
-        </w:rPr>
-        <w:t>near the surface</w:t>
-      </w:r>
-      <w:r>
-        <w:rPr>
-          <w:rFonts w:ascii="Times New Roman" w:hAnsi="Times New Roman" w:cs="Times New Roman"/>
-          <w:sz w:val="24"/>
-          <w:szCs w:val="24"/>
-        </w:rPr>
-        <w:t xml:space="preserve"> </w:t>
-      </w:r>
-      <w:r>
-        <w:rPr>
-          <w:rFonts w:ascii="Times New Roman" w:hAnsi="Times New Roman" w:cs="Times New Roman"/>
-          <w:sz w:val="24"/>
-          <w:szCs w:val="24"/>
-        </w:rPr>
-        <w:t>where oxygen is consistently highest. A</w:t>
-      </w:r>
-      <w:r>
-        <w:rPr>
-          <w:rFonts w:ascii="Times New Roman" w:hAnsi="Times New Roman" w:cs="Times New Roman"/>
-          <w:sz w:val="24"/>
-          <w:szCs w:val="24"/>
-        </w:rPr>
-        <w:t xml:space="preserve"> fish </w:t>
-      </w:r>
-      <w:r>
-        <w:rPr>
-          <w:rFonts w:ascii="Times New Roman" w:hAnsi="Times New Roman" w:cs="Times New Roman"/>
-          <w:sz w:val="24"/>
-          <w:szCs w:val="24"/>
-        </w:rPr>
-        <w:t>that is</w:t>
-      </w:r>
-      <w:r>
-        <w:rPr>
-          <w:rFonts w:ascii="Times New Roman" w:hAnsi="Times New Roman" w:cs="Times New Roman"/>
-          <w:sz w:val="24"/>
-          <w:szCs w:val="24"/>
-        </w:rPr>
-        <w:t xml:space="preserve"> minimi</w:t>
-      </w:r>
-      <w:r>
-        <w:rPr>
-          <w:rFonts w:ascii="Times New Roman" w:hAnsi="Times New Roman" w:cs="Times New Roman"/>
-          <w:sz w:val="24"/>
-          <w:szCs w:val="24"/>
-        </w:rPr>
-        <w:t>zing</w:t>
-      </w:r>
-      <w:r>
-        <w:rPr>
-          <w:rFonts w:ascii="Times New Roman" w:hAnsi="Times New Roman" w:cs="Times New Roman"/>
-          <w:sz w:val="24"/>
-          <w:szCs w:val="24"/>
-        </w:rPr>
-        <w:t xml:space="preserve"> temp</w:t>
-      </w:r>
-      <w:r>
-        <w:rPr>
-          <w:rFonts w:ascii="Times New Roman" w:hAnsi="Times New Roman" w:cs="Times New Roman"/>
-          <w:sz w:val="24"/>
-          <w:szCs w:val="24"/>
-        </w:rPr>
-        <w:t>erature</w:t>
-      </w:r>
-      <w:r>
-        <w:rPr>
-          <w:rFonts w:ascii="Times New Roman" w:hAnsi="Times New Roman" w:cs="Times New Roman"/>
-          <w:sz w:val="24"/>
-          <w:szCs w:val="24"/>
-        </w:rPr>
-        <w:t xml:space="preserve"> </w:t>
-      </w:r>
-      <w:r>
-        <w:rPr>
-          <w:rFonts w:ascii="Times New Roman" w:hAnsi="Times New Roman" w:cs="Times New Roman"/>
-          <w:sz w:val="24"/>
-          <w:szCs w:val="24"/>
-        </w:rPr>
-        <w:t xml:space="preserve">is simulated to hold at </w:t>
-      </w:r>
-      <w:r>
-        <w:rPr>
-          <w:rFonts w:ascii="Times New Roman" w:hAnsi="Times New Roman" w:cs="Times New Roman"/>
-          <w:sz w:val="24"/>
-          <w:szCs w:val="24"/>
-        </w:rPr>
-        <w:t>maximum depth</w:t>
-      </w:r>
-      <w:r>
-        <w:rPr>
-          <w:rFonts w:ascii="Times New Roman" w:hAnsi="Times New Roman" w:cs="Times New Roman"/>
-          <w:sz w:val="24"/>
-          <w:szCs w:val="24"/>
-        </w:rPr>
-        <w:t xml:space="preserve">, where temperature is consistently cooler. A fish that is considering both temperature and oxygen, however, is simulated to display diel vertical movements over a 24-hour timeframe. Fish </w:t>
-      </w:r>
-      <w:r>
-        <w:rPr>
-          <w:rFonts w:ascii="Times New Roman" w:hAnsi="Times New Roman" w:cs="Times New Roman"/>
-          <w:sz w:val="24"/>
-          <w:szCs w:val="24"/>
-        </w:rPr>
-        <w:t>shift</w:t>
-      </w:r>
-      <w:r>
-        <w:rPr>
-          <w:rFonts w:ascii="Times New Roman" w:hAnsi="Times New Roman" w:cs="Times New Roman"/>
-          <w:sz w:val="24"/>
-          <w:szCs w:val="24"/>
-        </w:rPr>
-        <w:t xml:space="preserve"> towards the surface during the late night and early morning when dissolved oxygen becomes limiting, then move towards the bottom during the day when dissolved oxygen is high but surface temperatures are overly warm. </w:t>
-      </w:r>
-    </w:p>
-    <w:p>
-      <w:pPr>
-        <w:spacing w:line="480" w:lineRule="auto"/>
-        <w:rPr>
-          <w:rFonts w:ascii="Times New Roman" w:hAnsi="Times New Roman" w:cs="Times New Roman"/>
-          <w:i/>
-          <w:sz w:val="24"/>
-          <w:szCs w:val="24"/>
-        </w:rPr>
-      </w:pPr>
-      <w:r>
-        <w:rPr>
-          <w:rFonts w:ascii="Times New Roman" w:hAnsi="Times New Roman" w:cs="Times New Roman"/>
-          <w:i/>
-          <w:sz w:val="24"/>
-          <w:szCs w:val="24"/>
-        </w:rPr>
-        <w:t>Fine scale diel vertical movements in captive fish</w:t>
-      </w:r>
-    </w:p>
-    <w:p>
-      <w:pPr>
-        <w:spacing w:line="480" w:lineRule="auto"/>
-        <w:rPr>
-          <w:rFonts w:ascii="Times New Roman" w:hAnsi="Times New Roman" w:cs="Times New Roman"/>
-          <w:sz w:val="24"/>
-          <w:szCs w:val="24"/>
-        </w:rPr>
-      </w:pPr>
-      <w:r>
-        <w:rPr>
-          <w:rFonts w:ascii="Times New Roman" w:hAnsi="Times New Roman" w:cs="Times New Roman"/>
-          <w:sz w:val="24"/>
-          <w:szCs w:val="24"/>
-        </w:rPr>
-        <w:lastRenderedPageBreak/>
-        <w:t xml:space="preserve">Fish </w:t>
-      </w:r>
-      <w:r>
-        <w:rPr>
-          <w:rFonts w:ascii="Times New Roman" w:hAnsi="Times New Roman" w:cs="Times New Roman"/>
-          <w:sz w:val="24"/>
-          <w:szCs w:val="24"/>
-        </w:rPr>
-        <w:t>appear to be displaying fine scale</w:t>
-      </w:r>
-      <w:r>
-        <w:rPr>
-          <w:rFonts w:ascii="Times New Roman" w:hAnsi="Times New Roman" w:cs="Times New Roman"/>
-          <w:sz w:val="24"/>
-          <w:szCs w:val="24"/>
-        </w:rPr>
-        <w:t xml:space="preserve"> diel</w:t>
-      </w:r>
-      <w:r>
-        <w:rPr>
-          <w:rFonts w:ascii="Times New Roman" w:hAnsi="Times New Roman" w:cs="Times New Roman"/>
-          <w:sz w:val="24"/>
-          <w:szCs w:val="24"/>
-        </w:rPr>
-        <w:t xml:space="preserve"> vertical m</w:t>
-      </w:r>
-      <w:r>
-        <w:rPr>
-          <w:rFonts w:ascii="Times New Roman" w:hAnsi="Times New Roman" w:cs="Times New Roman"/>
-          <w:sz w:val="24"/>
-          <w:szCs w:val="24"/>
-        </w:rPr>
-        <w:t>ovements</w:t>
-      </w:r>
-      <w:r>
-        <w:rPr>
-          <w:rFonts w:ascii="Times New Roman" w:hAnsi="Times New Roman" w:cs="Times New Roman"/>
-          <w:sz w:val="24"/>
-          <w:szCs w:val="24"/>
-        </w:rPr>
-        <w:t xml:space="preserve"> in order to escape the alternating stressors of hypoxia and high temperatures.</w:t>
-      </w:r>
-      <w:r>
-        <w:rPr>
-          <w:rFonts w:ascii="Times New Roman" w:hAnsi="Times New Roman" w:cs="Times New Roman"/>
-          <w:sz w:val="24"/>
-          <w:szCs w:val="24"/>
-        </w:rPr>
-        <w:t xml:space="preserve"> </w:t>
-      </w:r>
-      <w:r>
-        <w:rPr>
-          <w:rFonts w:ascii="Times New Roman" w:hAnsi="Times New Roman" w:cs="Times New Roman"/>
-          <w:sz w:val="24"/>
-          <w:szCs w:val="24"/>
-        </w:rPr>
-        <w:t>A</w:t>
-      </w:r>
-      <w:r>
-        <w:rPr>
-          <w:rFonts w:ascii="Times New Roman" w:hAnsi="Times New Roman" w:cs="Times New Roman"/>
-          <w:sz w:val="24"/>
-          <w:szCs w:val="24"/>
-        </w:rPr>
-        <w:t xml:space="preserve">ll </w:t>
-      </w:r>
-      <w:r>
-        <w:rPr>
-          <w:rFonts w:ascii="Times New Roman" w:hAnsi="Times New Roman" w:cs="Times New Roman"/>
-          <w:sz w:val="24"/>
-          <w:szCs w:val="24"/>
-        </w:rPr>
-        <w:t xml:space="preserve">fish </w:t>
-      </w:r>
-      <w:r>
-        <w:rPr>
-          <w:rFonts w:ascii="Times New Roman" w:hAnsi="Times New Roman" w:cs="Times New Roman"/>
-          <w:sz w:val="24"/>
-          <w:szCs w:val="24"/>
-        </w:rPr>
-        <w:t>display</w:t>
-      </w:r>
-      <w:r>
-        <w:rPr>
-          <w:rFonts w:ascii="Times New Roman" w:hAnsi="Times New Roman" w:cs="Times New Roman"/>
-          <w:sz w:val="24"/>
-          <w:szCs w:val="24"/>
-        </w:rPr>
-        <w:t>ed</w:t>
-      </w:r>
-      <w:r>
-        <w:rPr>
-          <w:rFonts w:ascii="Times New Roman" w:hAnsi="Times New Roman" w:cs="Times New Roman"/>
-          <w:sz w:val="24"/>
-          <w:szCs w:val="24"/>
-        </w:rPr>
-        <w:t xml:space="preserve"> d</w:t>
-      </w:r>
-      <w:r>
-        <w:rPr>
-          <w:rFonts w:ascii="Times New Roman" w:hAnsi="Times New Roman" w:cs="Times New Roman"/>
-          <w:sz w:val="24"/>
-          <w:szCs w:val="24"/>
-        </w:rPr>
-        <w:t>iel vertical movement, but they also exhibited</w:t>
-      </w:r>
-      <w:r>
-        <w:rPr>
-          <w:rFonts w:ascii="Times New Roman" w:hAnsi="Times New Roman" w:cs="Times New Roman"/>
-          <w:sz w:val="24"/>
-          <w:szCs w:val="24"/>
-        </w:rPr>
-        <w:t xml:space="preserve"> individual and intra-individual variation in movement patterns</w:t>
-      </w:r>
-      <w:r>
-        <w:rPr>
-          <w:rFonts w:ascii="Times New Roman" w:hAnsi="Times New Roman" w:cs="Times New Roman"/>
-          <w:sz w:val="24"/>
-          <w:szCs w:val="24"/>
-        </w:rPr>
-        <w:t xml:space="preserve">. </w:t>
-      </w:r>
-      <w:r>
-        <w:rPr>
-          <w:rFonts w:ascii="Times New Roman" w:hAnsi="Times New Roman" w:cs="Times New Roman"/>
-          <w:sz w:val="24"/>
-          <w:szCs w:val="24"/>
-        </w:rPr>
-        <w:t>In total, we collected data from 13-fish in Blue Ruin alcove, and 8-fish in Norwood alcove (9-fish escaped the net pens during the study)</w:t>
-      </w:r>
-      <w:r>
-        <w:rPr>
-          <w:rFonts w:ascii="Times New Roman" w:hAnsi="Times New Roman" w:cs="Times New Roman"/>
-          <w:sz w:val="24"/>
-          <w:szCs w:val="24"/>
-        </w:rPr>
-        <w:t xml:space="preserve">, and two of the iButtons recovered from Blue Ruin only contained 3-days of </w:t>
-      </w:r>
-      <w:r>
-        <w:rPr>
-          <w:rFonts w:ascii="Times New Roman" w:hAnsi="Times New Roman" w:cs="Times New Roman"/>
-          <w:sz w:val="24"/>
-          <w:szCs w:val="24"/>
-        </w:rPr>
-        <w:t xml:space="preserve">useable </w:t>
-      </w:r>
-      <w:r>
-        <w:rPr>
-          <w:rFonts w:ascii="Times New Roman" w:hAnsi="Times New Roman" w:cs="Times New Roman"/>
-          <w:sz w:val="24"/>
-          <w:szCs w:val="24"/>
-        </w:rPr>
-        <w:t xml:space="preserve">data. </w:t>
-      </w:r>
-    </w:p>
-    <w:p>
-      <w:pPr>
-        <w:spacing w:line="480" w:lineRule="auto"/>
-        <w:rPr>
-          <w:rFonts w:ascii="Times New Roman" w:hAnsi="Times New Roman" w:cs="Times New Roman"/>
-          <w:sz w:val="24"/>
-          <w:szCs w:val="24"/>
-        </w:rPr>
-      </w:pPr>
-      <w:r>
-        <w:rPr>
-          <w:rFonts w:ascii="Times New Roman" w:hAnsi="Times New Roman" w:cs="Times New Roman"/>
-          <w:sz w:val="24"/>
-          <w:szCs w:val="24"/>
-        </w:rPr>
-        <w:t xml:space="preserve">Fish in Blue Ruin primarily held in water depths </w:t>
-      </w:r>
-      <w:r>
-        <w:rPr>
-          <w:rFonts w:ascii="Times New Roman" w:hAnsi="Times New Roman" w:cs="Times New Roman"/>
-          <w:sz w:val="24"/>
-          <w:szCs w:val="24"/>
-        </w:rPr>
-        <w:t xml:space="preserve">greater than </w:t>
-      </w:r>
-      <w:r>
-        <w:rPr>
-          <w:rFonts w:ascii="Times New Roman" w:hAnsi="Times New Roman" w:cs="Times New Roman"/>
-          <w:sz w:val="24"/>
-          <w:szCs w:val="24"/>
-        </w:rPr>
-        <w:t>0.4</w:t>
-      </w:r>
-      <w:r>
-        <w:rPr>
-          <w:rFonts w:ascii="Times New Roman" w:hAnsi="Times New Roman" w:cs="Times New Roman"/>
-          <w:sz w:val="24"/>
-          <w:szCs w:val="24"/>
-        </w:rPr>
-        <w:t>m and often shallower than ~1.2m</w:t>
-      </w:r>
-      <w:r>
-        <w:rPr>
-          <w:rFonts w:ascii="Times New Roman" w:hAnsi="Times New Roman" w:cs="Times New Roman"/>
-          <w:sz w:val="24"/>
-          <w:szCs w:val="24"/>
-        </w:rPr>
-        <w:t xml:space="preserve">, however some individuals appeared to hold at </w:t>
-      </w:r>
-      <w:r>
-        <w:rPr>
-          <w:rFonts w:ascii="Times New Roman" w:hAnsi="Times New Roman" w:cs="Times New Roman"/>
-          <w:sz w:val="24"/>
-          <w:szCs w:val="24"/>
-        </w:rPr>
-        <w:t>or near maximum depth</w:t>
-      </w:r>
-      <w:r>
-        <w:rPr>
-          <w:rFonts w:ascii="Times New Roman" w:hAnsi="Times New Roman" w:cs="Times New Roman"/>
-          <w:sz w:val="24"/>
-          <w:szCs w:val="24"/>
-        </w:rPr>
-        <w:t xml:space="preserve"> </w:t>
-      </w:r>
-      <w:r>
-        <w:rPr>
-          <w:rFonts w:ascii="Times New Roman" w:hAnsi="Times New Roman" w:cs="Times New Roman"/>
-          <w:sz w:val="24"/>
-          <w:szCs w:val="24"/>
-        </w:rPr>
-        <w:t>during daytime hours (e.g. tag-5 and tag-7</w:t>
-      </w:r>
-      <w:r>
-        <w:rPr>
-          <w:rFonts w:ascii="Times New Roman" w:hAnsi="Times New Roman" w:cs="Times New Roman"/>
-          <w:sz w:val="24"/>
-          <w:szCs w:val="24"/>
-        </w:rPr>
-        <w:t>, Supplementary figure X)</w:t>
-      </w:r>
-      <w:r>
-        <w:rPr>
-          <w:rFonts w:ascii="Times New Roman" w:hAnsi="Times New Roman" w:cs="Times New Roman"/>
-          <w:sz w:val="24"/>
-          <w:szCs w:val="24"/>
-        </w:rPr>
-        <w:t xml:space="preserve">. In Norwood alcove, fish rarely held in depths shallower than 0.6m, however many did hold at maximum depth </w:t>
-      </w:r>
-      <w:r>
-        <w:rPr>
-          <w:rFonts w:ascii="Times New Roman" w:hAnsi="Times New Roman" w:cs="Times New Roman"/>
-          <w:sz w:val="24"/>
-          <w:szCs w:val="24"/>
-        </w:rPr>
-        <w:t xml:space="preserve">until late night/early morning. </w:t>
-      </w:r>
-      <w:r>
-        <w:rPr>
-          <w:rFonts w:ascii="Times New Roman" w:hAnsi="Times New Roman" w:cs="Times New Roman"/>
-          <w:sz w:val="24"/>
-          <w:szCs w:val="24"/>
-        </w:rPr>
-        <w:t>However even with this individual variation, a smoothed fit of fis</w:t>
-      </w:r>
-      <w:r>
-        <w:rPr>
-          <w:rFonts w:ascii="Times New Roman" w:hAnsi="Times New Roman" w:cs="Times New Roman"/>
-          <w:sz w:val="24"/>
-          <w:szCs w:val="24"/>
-        </w:rPr>
-        <w:t>h depth across time with all 21-</w:t>
-      </w:r>
-      <w:r>
-        <w:rPr>
-          <w:rFonts w:ascii="Times New Roman" w:hAnsi="Times New Roman" w:cs="Times New Roman"/>
-          <w:sz w:val="24"/>
-          <w:szCs w:val="24"/>
-        </w:rPr>
-        <w:t>individuals still shows</w:t>
-      </w:r>
-      <w:r>
-        <w:rPr>
-          <w:rFonts w:ascii="Times New Roman" w:hAnsi="Times New Roman" w:cs="Times New Roman"/>
-          <w:sz w:val="24"/>
-          <w:szCs w:val="24"/>
-        </w:rPr>
-        <w:t xml:space="preserve"> this vertical movement pattern with fish shifting deeper in the water column at dawn (~6:00am), holding at depth until early evening (~6:00pm), and then moving shallower </w:t>
-      </w:r>
-      <w:r>
-        <w:rPr>
-          <w:rFonts w:ascii="Times New Roman" w:hAnsi="Times New Roman" w:cs="Times New Roman"/>
-          <w:sz w:val="24"/>
-          <w:szCs w:val="24"/>
-        </w:rPr>
-        <w:t>once again.</w:t>
-      </w:r>
-    </w:p>
-    <w:p>
-      <w:pPr>
-        <w:rPr>
-          <w:rFonts w:ascii="Times New Roman" w:hAnsi="Times New Roman" w:cs="Times New Roman"/>
-          <w:sz w:val="24"/>
-          <w:szCs w:val="24"/>
-        </w:rPr>
-      </w:pPr>
-    </w:p>
-    <w:p>
-      <w:pPr>
-        <w:rPr>
-          <w:rFonts w:ascii="Times New Roman" w:hAnsi="Times New Roman" w:cs="Times New Roman"/>
-          <w:sz w:val="24"/>
-          <w:szCs w:val="24"/>
-        </w:rPr>
-      </w:pPr>
-      <w:r>
-        <w:rPr>
-          <w:rFonts w:ascii="Times New Roman" w:hAnsi="Times New Roman" w:cs="Times New Roman"/>
-          <w:sz w:val="24"/>
-          <w:szCs w:val="24"/>
-        </w:rPr>
-        <w:t>R</w:t>
-      </w:r>
-      <w:bookmarkStart w:id="0" w:name="_GoBack"/>
-      <w:bookmarkEnd w:id="0"/>
-      <w:r>
-        <w:rPr>
-          <w:rFonts w:ascii="Times New Roman" w:hAnsi="Times New Roman" w:cs="Times New Roman"/>
-          <w:sz w:val="24"/>
-          <w:szCs w:val="24"/>
-        </w:rPr>
-        <w:t>ecall that fish</w:t>
-      </w:r>
-      <w:r>
-        <w:rPr>
-          <w:rFonts w:ascii="Times New Roman" w:hAnsi="Times New Roman" w:cs="Times New Roman"/>
-          <w:sz w:val="24"/>
-          <w:szCs w:val="24"/>
-        </w:rPr>
-        <w:t xml:space="preserve"> in these alcoves </w:t>
-      </w:r>
-      <w:r>
-        <w:rPr>
-          <w:rFonts w:ascii="Times New Roman" w:hAnsi="Times New Roman" w:cs="Times New Roman"/>
-          <w:sz w:val="24"/>
-          <w:szCs w:val="24"/>
-        </w:rPr>
-        <w:t>are subsisting on minimal rations consisting of low quality prey items</w:t>
-      </w:r>
-      <w:r>
-        <w:rPr>
-          <w:rFonts w:ascii="Times New Roman" w:hAnsi="Times New Roman" w:cs="Times New Roman"/>
-          <w:sz w:val="24"/>
-          <w:szCs w:val="24"/>
-        </w:rPr>
-        <w:t xml:space="preserve">, so </w:t>
-      </w:r>
-      <w:r>
-        <w:rPr>
-          <w:rFonts w:ascii="Times New Roman" w:hAnsi="Times New Roman" w:cs="Times New Roman"/>
-          <w:sz w:val="24"/>
-          <w:szCs w:val="24"/>
-        </w:rPr>
-        <w:t>a temperature-optimizing fish should be</w:t>
-      </w:r>
-      <w:r>
-        <w:rPr>
-          <w:rFonts w:ascii="Times New Roman" w:hAnsi="Times New Roman" w:cs="Times New Roman"/>
-          <w:sz w:val="24"/>
-          <w:szCs w:val="24"/>
-        </w:rPr>
-        <w:t xml:space="preserve"> trying to cut metabolic costs</w:t>
-      </w:r>
-      <w:r>
-        <w:rPr>
-          <w:rFonts w:ascii="Times New Roman" w:hAnsi="Times New Roman" w:cs="Times New Roman"/>
-          <w:sz w:val="24"/>
-          <w:szCs w:val="24"/>
-        </w:rPr>
-        <w:t xml:space="preserve"> by selecting cooler temperatures</w:t>
-      </w:r>
-    </w:p>
-    <w:p>
-      <w:pPr>
-        <w:rPr>
-          <w:rFonts w:ascii="Times New Roman" w:hAnsi="Times New Roman" w:cs="Times New Roman"/>
-          <w:sz w:val="24"/>
-          <w:szCs w:val="24"/>
-        </w:rPr>
-      </w:pPr>
-      <w:r>
-        <w:rPr>
-          <w:rFonts w:ascii="Times New Roman" w:hAnsi="Times New Roman" w:cs="Times New Roman"/>
-          <w:sz w:val="24"/>
-          <w:szCs w:val="24"/>
-        </w:rPr>
-        <w:t>Fish ration size affects optimal temperature for growth and could influence habitat selection by fish (Mac 1985, Sogard &amp; Olla 1996). However, previous data collected in these alcoves (Barrett unpublished data) suggest that fish in alcoves barely feed and do not meet energetic demands, so captive fish (which likely had reduced access to food or may cease feeding due to captivity) likely did not have substantially lower energy intake compared to fish in the wild, and thus should have similar thermal habitat selection in the context of ration.</w:t>
+        <w:rPr>
+          <w:rFonts w:ascii="Times New Roman" w:hAnsi="Times New Roman" w:cs="Times New Roman"/>
+          <w:sz w:val="24"/>
+          <w:szCs w:val="24"/>
+        </w:rPr>
+      </w:pPr>
+      <w:r>
+        <w:rPr>
+          <w:rFonts w:ascii="Times New Roman" w:hAnsi="Times New Roman" w:cs="Times New Roman"/>
+          <w:sz w:val="24"/>
+          <w:szCs w:val="24"/>
+        </w:rPr>
+        <w:t xml:space="preserve">Fish ration size affects optimal temperature for growth and could influence habitat selection by fish (Mac 1985, </w:t>
+      </w:r>
+      <w:proofErr w:type="spellStart"/>
+      <w:r>
+        <w:rPr>
+          <w:rFonts w:ascii="Times New Roman" w:hAnsi="Times New Roman" w:cs="Times New Roman"/>
+          <w:sz w:val="24"/>
+          <w:szCs w:val="24"/>
+        </w:rPr>
+        <w:t>Sogard</w:t>
+      </w:r>
+      <w:proofErr w:type="spellEnd"/>
+      <w:r>
+        <w:rPr>
+          <w:rFonts w:ascii="Times New Roman" w:hAnsi="Times New Roman" w:cs="Times New Roman"/>
+          <w:sz w:val="24"/>
+          <w:szCs w:val="24"/>
+        </w:rPr>
+        <w:t xml:space="preserve"> &amp; Olla 1996). However, previous data collected in these alcoves (Barrett unpublished data) suggest that fish in alcoves barely feed and do not meet energetic demands, so captive fish (which likely had reduced access to food or may cease feeding due to captivity) likely did not have substantially lower energy intake compared to fish in the wild, and thus should have similar thermal habitat selection in the context of ration.</w:t>
       </w:r>
     </w:p>
     <w:p/>
@@ -1293,13 +1117,23 @@
           <w:szCs w:val="24"/>
         </w:rPr>
       </w:pPr>
-      <w:r>
-        <w:rPr>
-          <w:rFonts w:ascii="Times New Roman" w:hAnsi="Times New Roman" w:cs="Times New Roman"/>
-          <w:sz w:val="24"/>
-          <w:szCs w:val="24"/>
-        </w:rPr>
-        <w:t>be assigned an approximate depth and dissolved oxygen by matching tag temperature transmissions to observed tem</w:t>
+      <w:proofErr w:type="gramStart"/>
+      <w:r>
+        <w:rPr>
+          <w:rFonts w:ascii="Times New Roman" w:hAnsi="Times New Roman" w:cs="Times New Roman"/>
+          <w:sz w:val="24"/>
+          <w:szCs w:val="24"/>
+        </w:rPr>
+        <w:t>be</w:t>
+      </w:r>
+      <w:proofErr w:type="gramEnd"/>
+      <w:r>
+        <w:rPr>
+          <w:rFonts w:ascii="Times New Roman" w:hAnsi="Times New Roman" w:cs="Times New Roman"/>
+          <w:sz w:val="24"/>
+          <w:szCs w:val="24"/>
+        </w:rPr>
+        <w:t xml:space="preserve"> assigned an approximate depth and dissolved oxygen by matching tag temperature transmissions to observed tem</w:t>
       </w:r>
       <w:r>
         <w:rPr>
@@ -1330,7 +1164,43 @@
           <w:color w:val="000000" w:themeColor="text1"/>
           <w:kern w:val="24"/>
         </w:rPr>
-        <w:t>The main takeaway here is that these They are moving towards the surface late at night/early in the morning when DO is suboptimal at depth, and move towards the bottom during the day when surface temperatures become suboptimally warm.</w:t>
+        <w:t xml:space="preserve">The main takeaway here is that these </w:t>
+      </w:r>
+      <w:proofErr w:type="gramStart"/>
+      <w:r>
+        <w:rPr>
+          <w:rFonts w:eastAsiaTheme="minorEastAsia"/>
+          <w:color w:val="000000" w:themeColor="text1"/>
+          <w:kern w:val="24"/>
+        </w:rPr>
+        <w:t>They</w:t>
+      </w:r>
+      <w:proofErr w:type="gramEnd"/>
+      <w:r>
+        <w:rPr>
+          <w:rFonts w:eastAsiaTheme="minorEastAsia"/>
+          <w:color w:val="000000" w:themeColor="text1"/>
+          <w:kern w:val="24"/>
+        </w:rPr>
+        <w:t xml:space="preserve"> are moving towards the surface late at night/early in the morning when DO is suboptimal at depth, and move towards the bottom during the day when surface temperatures become </w:t>
+      </w:r>
+      <w:proofErr w:type="spellStart"/>
+      <w:r>
+        <w:rPr>
+          <w:rFonts w:eastAsiaTheme="minorEastAsia"/>
+          <w:color w:val="000000" w:themeColor="text1"/>
+          <w:kern w:val="24"/>
+        </w:rPr>
+        <w:t>suboptimally</w:t>
+      </w:r>
+      <w:proofErr w:type="spellEnd"/>
+      <w:r>
+        <w:rPr>
+          <w:rFonts w:eastAsiaTheme="minorEastAsia"/>
+          <w:color w:val="000000" w:themeColor="text1"/>
+          <w:kern w:val="24"/>
+        </w:rPr>
+        <w:t xml:space="preserve"> warm.</w:t>
       </w:r>
     </w:p>
     <w:p>
@@ -1409,7 +1279,29 @@
           <w:sz w:val="24"/>
           <w:szCs w:val="24"/>
         </w:rPr>
-        <w:t>Coldwater refuge habitats, like coldwater alcoves, can be stratified in both dissolved oxygen and temperature</w:t>
+        <w:t xml:space="preserve">Coldwater refuge habitats, like </w:t>
+      </w:r>
+      <w:proofErr w:type="spellStart"/>
+      <w:r>
+        <w:rPr>
+          <w:rFonts w:ascii="Times New Roman" w:eastAsiaTheme="minorEastAsia" w:hAnsi="Times New Roman" w:cs="Times New Roman"/>
+          <w:color w:val="000000" w:themeColor="text1"/>
+          <w:kern w:val="24"/>
+          <w:sz w:val="24"/>
+          <w:szCs w:val="24"/>
+        </w:rPr>
+        <w:t>coldwater</w:t>
+      </w:r>
+      <w:proofErr w:type="spellEnd"/>
+      <w:r>
+        <w:rPr>
+          <w:rFonts w:ascii="Times New Roman" w:eastAsiaTheme="minorEastAsia" w:hAnsi="Times New Roman" w:cs="Times New Roman"/>
+          <w:color w:val="000000" w:themeColor="text1"/>
+          <w:kern w:val="24"/>
+          <w:sz w:val="24"/>
+          <w:szCs w:val="24"/>
+        </w:rPr>
+        <w:t xml:space="preserve"> alcoves, can be stratified in both dissolved oxygen and temperature</w:t>
       </w:r>
     </w:p>
     <w:p>
@@ -2214,6 +2106,17 @@
       <w:szCs w:val="18"/>
     </w:rPr>
   </w:style>
+  <w:style w:type="character" w:styleId="Emphasis">
+    <w:name w:val="Emphasis"/>
+    <w:basedOn w:val="DefaultParagraphFont"/>
+    <w:uiPriority w:val="20"/>
+    <w:qFormat/>
+    <w:rsid w:val="00BD5B05"/>
+    <w:rPr>
+      <w:i/>
+      <w:iCs/>
+    </w:rPr>
+  </w:style>
 </w:styles>
 </file>
 

--- a/manuscript/3.dvm.results/dvm.results.HB1.docx
+++ b/manuscript/3.dvm.results/dvm.results.HB1.docx
@@ -91,6 +91,14 @@
           <w:sz w:val="24"/>
           <w:szCs w:val="24"/>
         </w:rPr>
+        <w:t xml:space="preserve">in Blue Ruin alcove </w:t>
+      </w:r>
+      <w:r>
+        <w:rPr>
+          <w:rFonts w:ascii="Times New Roman" w:hAnsi="Times New Roman" w:cs="Times New Roman"/>
+          <w:sz w:val="24"/>
+          <w:szCs w:val="24"/>
+        </w:rPr>
         <w:t xml:space="preserve">show pronounced vertical stratification </w:t>
       </w:r>
       <w:r>
@@ -107,7 +115,7 @@
           <w:sz w:val="24"/>
           <w:szCs w:val="24"/>
         </w:rPr>
-        <w:t>). In Blue Ruin alcove, s</w:t>
+        <w:t>). S</w:t>
       </w:r>
       <w:r>
         <w:rPr>
@@ -147,15 +155,31 @@
           <w:sz w:val="24"/>
           <w:szCs w:val="24"/>
         </w:rPr>
-        <w:t>and s</w:t>
-      </w:r>
-      <w:r>
-        <w:rPr>
-          <w:rFonts w:ascii="Times New Roman" w:hAnsi="Times New Roman" w:cs="Times New Roman"/>
-          <w:sz w:val="24"/>
-          <w:szCs w:val="24"/>
-        </w:rPr>
-        <w:t>urface DO concentrations increased from 3.9mg•L</w:t>
+        <w:t xml:space="preserve">and </w:t>
+      </w:r>
+      <w:r>
+        <w:rPr>
+          <w:rFonts w:ascii="Times New Roman" w:hAnsi="Times New Roman" w:cs="Times New Roman"/>
+          <w:sz w:val="24"/>
+          <w:szCs w:val="24"/>
+        </w:rPr>
+        <w:t>surface</w:t>
+      </w:r>
+      <w:r>
+        <w:rPr>
+          <w:rFonts w:ascii="Times New Roman" w:hAnsi="Times New Roman" w:cs="Times New Roman"/>
+          <w:sz w:val="24"/>
+          <w:szCs w:val="24"/>
+        </w:rPr>
+        <w:t xml:space="preserve"> dissolved oxygen</w:t>
+      </w:r>
+      <w:r>
+        <w:rPr>
+          <w:rFonts w:ascii="Times New Roman" w:hAnsi="Times New Roman" w:cs="Times New Roman"/>
+          <w:sz w:val="24"/>
+          <w:szCs w:val="24"/>
+        </w:rPr>
+        <w:t xml:space="preserve"> concentrations increased from 3.9mg•L</w:t>
       </w:r>
       <w:r>
         <w:rPr>
@@ -189,17 +213,8 @@
           <w:sz w:val="24"/>
           <w:szCs w:val="24"/>
         </w:rPr>
-        <w:t>, respectively. Conversely, m</w:t>
-      </w:r>
-      <w:r>
-        <w:rPr>
-          <w:rFonts w:ascii="Times New Roman" w:hAnsi="Times New Roman" w:cs="Times New Roman"/>
-          <w:sz w:val="24"/>
-          <w:szCs w:val="24"/>
-        </w:rPr>
-        <w:t xml:space="preserve">inimum </w:t>
-      </w:r>
-      <w:proofErr w:type="spellStart"/>
+        <w:t xml:space="preserve">, respectively. Conversely, </w:t>
+      </w:r>
       <w:r>
         <w:rPr>
           <w:rFonts w:ascii="Times New Roman" w:hAnsi="Times New Roman" w:cs="Times New Roman"/>
@@ -208,14 +223,37 @@
         </w:rPr>
         <w:t>hypolimnetic</w:t>
       </w:r>
-      <w:proofErr w:type="spellEnd"/>
-      <w:r>
-        <w:rPr>
-          <w:rFonts w:ascii="Times New Roman" w:hAnsi="Times New Roman" w:cs="Times New Roman"/>
-          <w:sz w:val="24"/>
-          <w:szCs w:val="24"/>
-        </w:rPr>
-        <w:t xml:space="preserve"> temperatures and DO </w:t>
+      <w:r>
+        <w:rPr>
+          <w:rFonts w:ascii="Times New Roman" w:hAnsi="Times New Roman" w:cs="Times New Roman"/>
+          <w:sz w:val="24"/>
+          <w:szCs w:val="24"/>
+        </w:rPr>
+        <w:t xml:space="preserve"> temperature</w:t>
+      </w:r>
+      <w:r>
+        <w:rPr>
+          <w:rFonts w:ascii="Times New Roman" w:hAnsi="Times New Roman" w:cs="Times New Roman"/>
+          <w:sz w:val="24"/>
+          <w:szCs w:val="24"/>
+        </w:rPr>
+        <w:t xml:space="preserve"> and </w:t>
+      </w:r>
+      <w:r>
+        <w:rPr>
+          <w:rFonts w:ascii="Times New Roman" w:hAnsi="Times New Roman" w:cs="Times New Roman"/>
+          <w:sz w:val="24"/>
+          <w:szCs w:val="24"/>
+        </w:rPr>
+        <w:t>dissolved oxygen</w:t>
+      </w:r>
+      <w:r>
+        <w:rPr>
+          <w:rFonts w:ascii="Times New Roman" w:hAnsi="Times New Roman" w:cs="Times New Roman"/>
+          <w:sz w:val="24"/>
+          <w:szCs w:val="24"/>
+        </w:rPr>
+        <w:t xml:space="preserve"> </w:t>
       </w:r>
       <w:r>
         <w:rPr>
@@ -239,7 +277,7 @@
           <w:sz w:val="24"/>
           <w:szCs w:val="24"/>
         </w:rPr>
-        <w:t xml:space="preserve"> between the two periods</w:t>
+        <w:t xml:space="preserve"> between the two measurement periods</w:t>
       </w:r>
       <w:r>
         <w:rPr>
@@ -303,15 +341,7 @@
           <w:sz w:val="24"/>
           <w:szCs w:val="24"/>
         </w:rPr>
-        <w:t xml:space="preserve"> Supplemental Figure 1</w:t>
-      </w:r>
-      <w:r>
-        <w:rPr>
-          <w:rFonts w:ascii="Times New Roman" w:hAnsi="Times New Roman" w:cs="Times New Roman"/>
-          <w:sz w:val="24"/>
-          <w:szCs w:val="24"/>
-        </w:rPr>
-        <w:t xml:space="preserve">, </w:t>
+        <w:t xml:space="preserve"> </w:t>
       </w:r>
       <w:proofErr w:type="gramStart"/>
       <w:r>
@@ -329,7 +359,31 @@
           <w:sz w:val="24"/>
           <w:szCs w:val="24"/>
         </w:rPr>
-        <w:t xml:space="preserve"> Figure 2</w:t>
+        <w:t xml:space="preserve"> Figur</w:t>
+      </w:r>
+      <w:r>
+        <w:rPr>
+          <w:rFonts w:ascii="Times New Roman" w:hAnsi="Times New Roman" w:cs="Times New Roman"/>
+          <w:sz w:val="24"/>
+          <w:szCs w:val="24"/>
+        </w:rPr>
+        <w:t>e</w:t>
+      </w:r>
+      <w:r>
+        <w:rPr>
+          <w:rFonts w:ascii="Times New Roman" w:hAnsi="Times New Roman" w:cs="Times New Roman"/>
+          <w:sz w:val="24"/>
+          <w:szCs w:val="24"/>
+        </w:rPr>
+        <w:t xml:space="preserve"> 2</w:t>
+      </w:r>
+      <w:r>
+        <w:rPr>
+          <w:rFonts w:ascii="Times New Roman" w:hAnsi="Times New Roman" w:cs="Times New Roman"/>
+          <w:sz w:val="24"/>
+          <w:szCs w:val="24"/>
+        </w:rPr>
+        <w:t xml:space="preserve"> &amp; 3</w:t>
       </w:r>
       <w:r>
         <w:rPr>
@@ -353,81 +407,143 @@
           <w:sz w:val="24"/>
           <w:szCs w:val="24"/>
         </w:rPr>
-        <w:t>T</w:t>
-      </w:r>
-      <w:bookmarkStart w:id="0" w:name="_GoBack"/>
-      <w:bookmarkEnd w:id="0"/>
-      <w:r>
-        <w:rPr>
-          <w:rFonts w:ascii="Times New Roman" w:hAnsi="Times New Roman" w:cs="Times New Roman"/>
-          <w:sz w:val="24"/>
-          <w:szCs w:val="24"/>
-        </w:rPr>
-        <w:t xml:space="preserve">he windows of oxygen minima and maxima </w:t>
-      </w:r>
-      <w:r>
-        <w:rPr>
-          <w:rFonts w:ascii="Times New Roman" w:hAnsi="Times New Roman" w:cs="Times New Roman"/>
-          <w:sz w:val="24"/>
-          <w:szCs w:val="24"/>
-        </w:rPr>
-        <w:t>varied</w:t>
-      </w:r>
-      <w:r>
-        <w:rPr>
-          <w:rFonts w:ascii="Times New Roman" w:hAnsi="Times New Roman" w:cs="Times New Roman"/>
-          <w:sz w:val="24"/>
-          <w:szCs w:val="24"/>
-        </w:rPr>
-        <w:t xml:space="preserve"> between these two habitats, in Norwood alcove the two-hour period of highest oxygen was recorded betw</w:t>
-      </w:r>
-      <w:r>
-        <w:rPr>
-          <w:rFonts w:ascii="Times New Roman" w:hAnsi="Times New Roman" w:cs="Times New Roman"/>
-          <w:sz w:val="24"/>
-          <w:szCs w:val="24"/>
-        </w:rPr>
-        <w:t xml:space="preserve">een XX-XX, whereas in Blue Ruin, </w:t>
-      </w:r>
-      <w:r>
-        <w:rPr>
-          <w:rFonts w:ascii="Times New Roman" w:hAnsi="Times New Roman" w:cs="Times New Roman"/>
-          <w:sz w:val="24"/>
-          <w:szCs w:val="24"/>
-        </w:rPr>
-        <w:t xml:space="preserve">the period of </w:t>
-      </w:r>
-      <w:r>
-        <w:rPr>
-          <w:rFonts w:ascii="Times New Roman" w:hAnsi="Times New Roman" w:cs="Times New Roman"/>
-          <w:sz w:val="24"/>
-          <w:szCs w:val="24"/>
-        </w:rPr>
-        <w:t>highest</w:t>
-      </w:r>
-      <w:r>
-        <w:rPr>
-          <w:rFonts w:ascii="Times New Roman" w:hAnsi="Times New Roman" w:cs="Times New Roman"/>
-          <w:sz w:val="24"/>
-          <w:szCs w:val="24"/>
-        </w:rPr>
-        <w:t xml:space="preserve"> oxygen occurred between XX-XX. Oxygen minima in both habitats occurred during the early morning, however this window occurred at Norwood alcove </w:t>
-      </w:r>
-      <w:r>
-        <w:rPr>
-          <w:rFonts w:ascii="Times New Roman" w:hAnsi="Times New Roman" w:cs="Times New Roman"/>
-          <w:sz w:val="24"/>
-          <w:szCs w:val="24"/>
-        </w:rPr>
-        <w:t>two hours before Blue Ruin, between the hours of XX and XX</w:t>
-      </w:r>
-      <w:r>
-        <w:rPr>
-          <w:rFonts w:ascii="Times New Roman" w:hAnsi="Times New Roman" w:cs="Times New Roman"/>
-          <w:sz w:val="24"/>
-          <w:szCs w:val="24"/>
-        </w:rPr>
-        <w:t>.</w:t>
+        <w:t xml:space="preserve">In both </w:t>
+      </w:r>
+      <w:r>
+        <w:rPr>
+          <w:rFonts w:ascii="Times New Roman" w:hAnsi="Times New Roman" w:cs="Times New Roman"/>
+          <w:sz w:val="24"/>
+          <w:szCs w:val="24"/>
+        </w:rPr>
+        <w:t>alcoves,</w:t>
+      </w:r>
+      <w:r>
+        <w:rPr>
+          <w:rFonts w:ascii="Times New Roman" w:hAnsi="Times New Roman" w:cs="Times New Roman"/>
+          <w:sz w:val="24"/>
+          <w:szCs w:val="24"/>
+        </w:rPr>
+        <w:t xml:space="preserve"> </w:t>
+      </w:r>
+      <w:r>
+        <w:rPr>
+          <w:rFonts w:ascii="Times New Roman" w:hAnsi="Times New Roman" w:cs="Times New Roman"/>
+          <w:sz w:val="24"/>
+          <w:szCs w:val="24"/>
+        </w:rPr>
+        <w:t>an</w:t>
+      </w:r>
+      <w:r>
+        <w:rPr>
+          <w:rFonts w:ascii="Times New Roman" w:hAnsi="Times New Roman" w:cs="Times New Roman"/>
+          <w:sz w:val="24"/>
+          <w:szCs w:val="24"/>
+        </w:rPr>
+        <w:t xml:space="preserve"> oxygen minima </w:t>
+      </w:r>
+      <w:r>
+        <w:rPr>
+          <w:rFonts w:ascii="Times New Roman" w:hAnsi="Times New Roman" w:cs="Times New Roman"/>
+          <w:sz w:val="24"/>
+          <w:szCs w:val="24"/>
+        </w:rPr>
+        <w:t xml:space="preserve">and maxima </w:t>
+      </w:r>
+      <w:r>
+        <w:rPr>
+          <w:rFonts w:ascii="Times New Roman" w:hAnsi="Times New Roman" w:cs="Times New Roman"/>
+          <w:sz w:val="24"/>
+          <w:szCs w:val="24"/>
+        </w:rPr>
+        <w:t>occurred during the early morning and early evening</w:t>
+      </w:r>
+      <w:r>
+        <w:rPr>
+          <w:rFonts w:ascii="Times New Roman" w:hAnsi="Times New Roman" w:cs="Times New Roman"/>
+          <w:sz w:val="24"/>
+          <w:szCs w:val="24"/>
+        </w:rPr>
+        <w:t>, respectively. However, the two-hour window of minimum and maximum oxygen varied between these habitats. The Norwood alcove oxygen minima</w:t>
+      </w:r>
+      <w:r>
+        <w:rPr>
+          <w:rFonts w:ascii="Times New Roman" w:hAnsi="Times New Roman" w:cs="Times New Roman"/>
+          <w:sz w:val="24"/>
+          <w:szCs w:val="24"/>
+        </w:rPr>
+        <w:t xml:space="preserve"> and maxima were</w:t>
+      </w:r>
+      <w:r>
+        <w:rPr>
+          <w:rFonts w:ascii="Times New Roman" w:hAnsi="Times New Roman" w:cs="Times New Roman"/>
+          <w:sz w:val="24"/>
+          <w:szCs w:val="24"/>
+        </w:rPr>
+        <w:t xml:space="preserve"> </w:t>
+      </w:r>
+      <w:r>
+        <w:rPr>
+          <w:rFonts w:ascii="Times New Roman" w:hAnsi="Times New Roman" w:cs="Times New Roman"/>
+          <w:sz w:val="24"/>
+          <w:szCs w:val="24"/>
+        </w:rPr>
+        <w:t>~6:00-8</w:t>
+      </w:r>
+      <w:r>
+        <w:rPr>
+          <w:rFonts w:ascii="Times New Roman" w:hAnsi="Times New Roman" w:cs="Times New Roman"/>
+          <w:sz w:val="24"/>
+          <w:szCs w:val="24"/>
+        </w:rPr>
+        <w:t>:00</w:t>
+      </w:r>
+      <w:r>
+        <w:rPr>
+          <w:rFonts w:ascii="Times New Roman" w:hAnsi="Times New Roman" w:cs="Times New Roman"/>
+          <w:sz w:val="24"/>
+          <w:szCs w:val="24"/>
+        </w:rPr>
+        <w:t xml:space="preserve"> </w:t>
+      </w:r>
+      <w:r>
+        <w:rPr>
+          <w:rFonts w:ascii="Times New Roman" w:hAnsi="Times New Roman" w:cs="Times New Roman"/>
+          <w:sz w:val="24"/>
+          <w:szCs w:val="24"/>
+        </w:rPr>
+        <w:t>and ~18:00-20:00</w:t>
+      </w:r>
+      <w:r>
+        <w:rPr>
+          <w:rFonts w:ascii="Times New Roman" w:hAnsi="Times New Roman" w:cs="Times New Roman"/>
+          <w:sz w:val="24"/>
+          <w:szCs w:val="24"/>
+        </w:rPr>
+        <w:t>, respectively</w:t>
+      </w:r>
+      <w:r>
+        <w:rPr>
+          <w:rFonts w:ascii="Times New Roman" w:hAnsi="Times New Roman" w:cs="Times New Roman"/>
+          <w:sz w:val="24"/>
+          <w:szCs w:val="24"/>
+        </w:rPr>
+        <w:t xml:space="preserve">. In Blue Ruin alcove, these windows were shifted by roughly 1-hour and occurred between ~5:00-6:00 and </w:t>
+      </w:r>
+      <w:r>
+        <w:rPr>
+          <w:rFonts w:ascii="Times New Roman" w:hAnsi="Times New Roman" w:cs="Times New Roman"/>
+          <w:sz w:val="24"/>
+          <w:szCs w:val="24"/>
+        </w:rPr>
+        <w:t>~</w:t>
+      </w:r>
+      <w:r>
+        <w:rPr>
+          <w:rFonts w:ascii="Times New Roman" w:hAnsi="Times New Roman" w:cs="Times New Roman"/>
+          <w:sz w:val="24"/>
+          <w:szCs w:val="24"/>
+        </w:rPr>
+        <w:t>17:00-19:00.</w:t>
       </w:r>
     </w:p>
     <w:p>
@@ -435,7 +551,6 @@
         <w:spacing w:line="480" w:lineRule="auto"/>
         <w:rPr>
           <w:rFonts w:ascii="Times New Roman" w:hAnsi="Times New Roman" w:cs="Times New Roman"/>
-          <w:i/>
           <w:sz w:val="24"/>
           <w:szCs w:val="24"/>
         </w:rPr>
@@ -443,11 +558,10 @@
       <w:r>
         <w:rPr>
           <w:rFonts w:ascii="Times New Roman" w:hAnsi="Times New Roman" w:cs="Times New Roman"/>
-          <w:i/>
-          <w:sz w:val="24"/>
-          <w:szCs w:val="24"/>
-        </w:rPr>
-        <w:t>Variation in simulated habitat selection</w:t>
+          <w:sz w:val="24"/>
+          <w:szCs w:val="24"/>
+        </w:rPr>
+        <w:t>Linear model, mixed effects model results (Figure 3)</w:t>
       </w:r>
     </w:p>
     <w:p>
@@ -455,6 +569,7 @@
         <w:spacing w:line="480" w:lineRule="auto"/>
         <w:rPr>
           <w:rFonts w:ascii="Times New Roman" w:hAnsi="Times New Roman" w:cs="Times New Roman"/>
+          <w:i/>
           <w:sz w:val="24"/>
           <w:szCs w:val="24"/>
         </w:rPr>
@@ -462,186 +577,29 @@
       <w:r>
         <w:rPr>
           <w:rFonts w:ascii="Times New Roman" w:hAnsi="Times New Roman" w:cs="Times New Roman"/>
-          <w:sz w:val="24"/>
-          <w:szCs w:val="24"/>
-        </w:rPr>
-        <w:t xml:space="preserve">Our habitat simulation yielded three distinct depth selection responses. </w:t>
-      </w:r>
-      <w:r>
-        <w:rPr>
-          <w:rFonts w:ascii="Times New Roman" w:hAnsi="Times New Roman" w:cs="Times New Roman"/>
-          <w:sz w:val="24"/>
-          <w:szCs w:val="24"/>
-        </w:rPr>
-        <w:t xml:space="preserve">A fish that </w:t>
-      </w:r>
-      <w:r>
-        <w:rPr>
-          <w:rFonts w:ascii="Times New Roman" w:hAnsi="Times New Roman" w:cs="Times New Roman"/>
-          <w:sz w:val="24"/>
-          <w:szCs w:val="24"/>
-        </w:rPr>
-        <w:t>is maximizing</w:t>
-      </w:r>
-      <w:r>
-        <w:rPr>
-          <w:rFonts w:ascii="Times New Roman" w:hAnsi="Times New Roman" w:cs="Times New Roman"/>
+          <w:i/>
+          <w:sz w:val="24"/>
+          <w:szCs w:val="24"/>
+        </w:rPr>
+        <w:t>Alternative behavioral responses and v</w:t>
+      </w:r>
+      <w:r>
+        <w:rPr>
+          <w:rFonts w:ascii="Times New Roman" w:hAnsi="Times New Roman" w:cs="Times New Roman"/>
+          <w:i/>
+          <w:sz w:val="24"/>
+          <w:szCs w:val="24"/>
+        </w:rPr>
+        <w:t>ariation in simulated habitat selection</w:t>
+      </w:r>
+      <w:r>
+        <w:rPr>
+          <w:rFonts w:ascii="Times New Roman" w:hAnsi="Times New Roman" w:cs="Times New Roman"/>
+          <w:i/>
           <w:sz w:val="24"/>
           <w:szCs w:val="24"/>
         </w:rPr>
         <w:t xml:space="preserve"> </w:t>
-      </w:r>
-      <w:r>
-        <w:rPr>
-          <w:rFonts w:ascii="Times New Roman" w:hAnsi="Times New Roman" w:cs="Times New Roman"/>
-          <w:sz w:val="24"/>
-          <w:szCs w:val="24"/>
-        </w:rPr>
-        <w:t>dissolved oxygen</w:t>
-      </w:r>
-      <w:r>
-        <w:rPr>
-          <w:rFonts w:ascii="Times New Roman" w:hAnsi="Times New Roman" w:cs="Times New Roman"/>
-          <w:sz w:val="24"/>
-          <w:szCs w:val="24"/>
-        </w:rPr>
-        <w:t xml:space="preserve"> </w:t>
-      </w:r>
-      <w:r>
-        <w:rPr>
-          <w:rFonts w:ascii="Times New Roman" w:hAnsi="Times New Roman" w:cs="Times New Roman"/>
-          <w:sz w:val="24"/>
-          <w:szCs w:val="24"/>
-        </w:rPr>
-        <w:t>responds by holding</w:t>
-      </w:r>
-      <w:r>
-        <w:rPr>
-          <w:rFonts w:ascii="Times New Roman" w:hAnsi="Times New Roman" w:cs="Times New Roman"/>
-          <w:sz w:val="24"/>
-          <w:szCs w:val="24"/>
-        </w:rPr>
-        <w:t xml:space="preserve"> </w:t>
-      </w:r>
-      <w:r>
-        <w:rPr>
-          <w:rFonts w:ascii="Times New Roman" w:hAnsi="Times New Roman" w:cs="Times New Roman"/>
-          <w:sz w:val="24"/>
-          <w:szCs w:val="24"/>
-        </w:rPr>
-        <w:t>near the surface</w:t>
-      </w:r>
-      <w:r>
-        <w:rPr>
-          <w:rFonts w:ascii="Times New Roman" w:hAnsi="Times New Roman" w:cs="Times New Roman"/>
-          <w:sz w:val="24"/>
-          <w:szCs w:val="24"/>
-        </w:rPr>
-        <w:t xml:space="preserve"> </w:t>
-      </w:r>
-      <w:r>
-        <w:rPr>
-          <w:rFonts w:ascii="Times New Roman" w:hAnsi="Times New Roman" w:cs="Times New Roman"/>
-          <w:sz w:val="24"/>
-          <w:szCs w:val="24"/>
-        </w:rPr>
-        <w:t>where oxygen is consistently highest. A</w:t>
-      </w:r>
-      <w:r>
-        <w:rPr>
-          <w:rFonts w:ascii="Times New Roman" w:hAnsi="Times New Roman" w:cs="Times New Roman"/>
-          <w:sz w:val="24"/>
-          <w:szCs w:val="24"/>
-        </w:rPr>
-        <w:t xml:space="preserve"> fish </w:t>
-      </w:r>
-      <w:r>
-        <w:rPr>
-          <w:rFonts w:ascii="Times New Roman" w:hAnsi="Times New Roman" w:cs="Times New Roman"/>
-          <w:sz w:val="24"/>
-          <w:szCs w:val="24"/>
-        </w:rPr>
-        <w:t>that is</w:t>
-      </w:r>
-      <w:r>
-        <w:rPr>
-          <w:rFonts w:ascii="Times New Roman" w:hAnsi="Times New Roman" w:cs="Times New Roman"/>
-          <w:sz w:val="24"/>
-          <w:szCs w:val="24"/>
-        </w:rPr>
-        <w:t xml:space="preserve"> minimi</w:t>
-      </w:r>
-      <w:r>
-        <w:rPr>
-          <w:rFonts w:ascii="Times New Roman" w:hAnsi="Times New Roman" w:cs="Times New Roman"/>
-          <w:sz w:val="24"/>
-          <w:szCs w:val="24"/>
-        </w:rPr>
-        <w:t>zing</w:t>
-      </w:r>
-      <w:r>
-        <w:rPr>
-          <w:rFonts w:ascii="Times New Roman" w:hAnsi="Times New Roman" w:cs="Times New Roman"/>
-          <w:sz w:val="24"/>
-          <w:szCs w:val="24"/>
-        </w:rPr>
-        <w:t xml:space="preserve"> temp</w:t>
-      </w:r>
-      <w:r>
-        <w:rPr>
-          <w:rFonts w:ascii="Times New Roman" w:hAnsi="Times New Roman" w:cs="Times New Roman"/>
-          <w:sz w:val="24"/>
-          <w:szCs w:val="24"/>
-        </w:rPr>
-        <w:t>erature</w:t>
-      </w:r>
-      <w:r>
-        <w:rPr>
-          <w:rFonts w:ascii="Times New Roman" w:hAnsi="Times New Roman" w:cs="Times New Roman"/>
-          <w:sz w:val="24"/>
-          <w:szCs w:val="24"/>
-        </w:rPr>
-        <w:t xml:space="preserve"> </w:t>
-      </w:r>
-      <w:r>
-        <w:rPr>
-          <w:rFonts w:ascii="Times New Roman" w:hAnsi="Times New Roman" w:cs="Times New Roman"/>
-          <w:sz w:val="24"/>
-          <w:szCs w:val="24"/>
-        </w:rPr>
-        <w:t xml:space="preserve">is simulated to hold at </w:t>
-      </w:r>
-      <w:r>
-        <w:rPr>
-          <w:rFonts w:ascii="Times New Roman" w:hAnsi="Times New Roman" w:cs="Times New Roman"/>
-          <w:sz w:val="24"/>
-          <w:szCs w:val="24"/>
-        </w:rPr>
-        <w:t>maximum depth</w:t>
-      </w:r>
-      <w:r>
-        <w:rPr>
-          <w:rFonts w:ascii="Times New Roman" w:hAnsi="Times New Roman" w:cs="Times New Roman"/>
-          <w:sz w:val="24"/>
-          <w:szCs w:val="24"/>
-        </w:rPr>
-        <w:t xml:space="preserve">, where temperature is consistently cooler. A fish that is considering both temperature and oxygen, however, is simulated to display diel vertical movements over a 24-hour timeframe. Fish </w:t>
-      </w:r>
-      <w:r>
-        <w:rPr>
-          <w:rFonts w:ascii="Times New Roman" w:hAnsi="Times New Roman" w:cs="Times New Roman"/>
-          <w:sz w:val="24"/>
-          <w:szCs w:val="24"/>
-        </w:rPr>
-        <w:t>shift</w:t>
-      </w:r>
-      <w:r>
-        <w:rPr>
-          <w:rFonts w:ascii="Times New Roman" w:hAnsi="Times New Roman" w:cs="Times New Roman"/>
-          <w:sz w:val="24"/>
-          <w:szCs w:val="24"/>
-        </w:rPr>
-        <w:t xml:space="preserve"> towards the surface during the late night and early morning when dissolved oxygen becomes limiting, then move towards the bottom during the day when dissolved oxygen is high but surface temperatures are overly warm. </w:t>
       </w:r>
     </w:p>
     <w:p>
@@ -649,7 +607,6 @@
         <w:spacing w:line="480" w:lineRule="auto"/>
         <w:rPr>
           <w:rFonts w:ascii="Times New Roman" w:hAnsi="Times New Roman" w:cs="Times New Roman"/>
-          <w:i/>
           <w:sz w:val="24"/>
           <w:szCs w:val="24"/>
         </w:rPr>
@@ -657,12 +614,564 @@
       <w:r>
         <w:rPr>
           <w:rFonts w:ascii="Times New Roman" w:hAnsi="Times New Roman" w:cs="Times New Roman"/>
-          <w:i/>
+          <w:sz w:val="24"/>
+          <w:szCs w:val="24"/>
+        </w:rPr>
+        <w:t>Our habitat simulation yielded three distinct depth selection responses</w:t>
+      </w:r>
+      <w:r>
+        <w:rPr>
+          <w:rFonts w:ascii="Times New Roman" w:hAnsi="Times New Roman" w:cs="Times New Roman"/>
+          <w:sz w:val="24"/>
+          <w:szCs w:val="24"/>
+        </w:rPr>
+        <w:t xml:space="preserve"> (Figure </w:t>
+      </w:r>
+      <w:r>
+        <w:rPr>
+          <w:rFonts w:ascii="Times New Roman" w:hAnsi="Times New Roman" w:cs="Times New Roman"/>
+          <w:sz w:val="24"/>
+          <w:szCs w:val="24"/>
+        </w:rPr>
+        <w:t>4</w:t>
+      </w:r>
+      <w:r>
+        <w:rPr>
+          <w:rFonts w:ascii="Times New Roman" w:hAnsi="Times New Roman" w:cs="Times New Roman"/>
+          <w:sz w:val="24"/>
+          <w:szCs w:val="24"/>
+        </w:rPr>
+        <w:t>a</w:t>
+      </w:r>
+      <w:r>
+        <w:rPr>
+          <w:rFonts w:ascii="Times New Roman" w:hAnsi="Times New Roman" w:cs="Times New Roman"/>
+          <w:sz w:val="24"/>
+          <w:szCs w:val="24"/>
+        </w:rPr>
+        <w:t>)</w:t>
+      </w:r>
+      <w:r>
+        <w:rPr>
+          <w:rFonts w:ascii="Times New Roman" w:hAnsi="Times New Roman" w:cs="Times New Roman"/>
+          <w:sz w:val="24"/>
+          <w:szCs w:val="24"/>
+        </w:rPr>
+        <w:t xml:space="preserve">. </w:t>
+      </w:r>
+      <w:r>
+        <w:rPr>
+          <w:rFonts w:ascii="Times New Roman" w:hAnsi="Times New Roman" w:cs="Times New Roman"/>
+          <w:sz w:val="24"/>
+          <w:szCs w:val="24"/>
+        </w:rPr>
+        <w:t xml:space="preserve">A fish that </w:t>
+      </w:r>
+      <w:r>
+        <w:rPr>
+          <w:rFonts w:ascii="Times New Roman" w:hAnsi="Times New Roman" w:cs="Times New Roman"/>
+          <w:sz w:val="24"/>
+          <w:szCs w:val="24"/>
+        </w:rPr>
+        <w:t>maximized</w:t>
+      </w:r>
+      <w:r>
+        <w:rPr>
+          <w:rFonts w:ascii="Times New Roman" w:hAnsi="Times New Roman" w:cs="Times New Roman"/>
+          <w:sz w:val="24"/>
+          <w:szCs w:val="24"/>
+        </w:rPr>
+        <w:t xml:space="preserve"> </w:t>
+      </w:r>
+      <w:r>
+        <w:rPr>
+          <w:rFonts w:ascii="Times New Roman" w:hAnsi="Times New Roman" w:cs="Times New Roman"/>
+          <w:sz w:val="24"/>
+          <w:szCs w:val="24"/>
+        </w:rPr>
+        <w:t>dissolved oxygen</w:t>
+      </w:r>
+      <w:r>
+        <w:rPr>
+          <w:rFonts w:ascii="Times New Roman" w:hAnsi="Times New Roman" w:cs="Times New Roman"/>
+          <w:sz w:val="24"/>
+          <w:szCs w:val="24"/>
+        </w:rPr>
+        <w:t xml:space="preserve"> </w:t>
+      </w:r>
+      <w:r>
+        <w:rPr>
+          <w:rFonts w:ascii="Times New Roman" w:hAnsi="Times New Roman" w:cs="Times New Roman"/>
+          <w:sz w:val="24"/>
+          <w:szCs w:val="24"/>
+        </w:rPr>
+        <w:t>(</w:t>
+      </w:r>
+      <w:proofErr w:type="spellStart"/>
+      <w:r>
+        <w:rPr>
+          <w:rFonts w:ascii="Times New Roman" w:hAnsi="Times New Roman" w:cs="Times New Roman"/>
+          <w:sz w:val="24"/>
+          <w:szCs w:val="24"/>
+        </w:rPr>
+        <w:t>DO</w:t>
+      </w:r>
+      <w:r>
+        <w:rPr>
+          <w:rFonts w:ascii="Times New Roman" w:hAnsi="Times New Roman" w:cs="Times New Roman"/>
+          <w:sz w:val="24"/>
+          <w:szCs w:val="24"/>
+          <w:vertAlign w:val="subscript"/>
+        </w:rPr>
+        <w:t>max</w:t>
+      </w:r>
+      <w:proofErr w:type="spellEnd"/>
+      <w:r>
+        <w:rPr>
+          <w:rFonts w:ascii="Times New Roman" w:hAnsi="Times New Roman" w:cs="Times New Roman"/>
+          <w:sz w:val="24"/>
+          <w:szCs w:val="24"/>
+        </w:rPr>
+        <w:t xml:space="preserve">) </w:t>
+      </w:r>
+      <w:r>
+        <w:rPr>
+          <w:rFonts w:ascii="Times New Roman" w:hAnsi="Times New Roman" w:cs="Times New Roman"/>
+          <w:sz w:val="24"/>
+          <w:szCs w:val="24"/>
+        </w:rPr>
+        <w:t xml:space="preserve">was simulated to respond </w:t>
+      </w:r>
+      <w:r>
+        <w:rPr>
+          <w:rFonts w:ascii="Times New Roman" w:hAnsi="Times New Roman" w:cs="Times New Roman"/>
+          <w:sz w:val="24"/>
+          <w:szCs w:val="24"/>
+        </w:rPr>
+        <w:t>by holding</w:t>
+      </w:r>
+      <w:r>
+        <w:rPr>
+          <w:rFonts w:ascii="Times New Roman" w:hAnsi="Times New Roman" w:cs="Times New Roman"/>
+          <w:sz w:val="24"/>
+          <w:szCs w:val="24"/>
+        </w:rPr>
+        <w:t xml:space="preserve"> </w:t>
+      </w:r>
+      <w:r>
+        <w:rPr>
+          <w:rFonts w:ascii="Times New Roman" w:hAnsi="Times New Roman" w:cs="Times New Roman"/>
+          <w:sz w:val="24"/>
+          <w:szCs w:val="24"/>
+        </w:rPr>
+        <w:t xml:space="preserve">near the </w:t>
+      </w:r>
+      <w:r>
+        <w:rPr>
+          <w:rFonts w:ascii="Times New Roman" w:hAnsi="Times New Roman" w:cs="Times New Roman"/>
+          <w:sz w:val="24"/>
+          <w:szCs w:val="24"/>
+        </w:rPr>
+        <w:t xml:space="preserve">water’s </w:t>
+      </w:r>
+      <w:r>
+        <w:rPr>
+          <w:rFonts w:ascii="Times New Roman" w:hAnsi="Times New Roman" w:cs="Times New Roman"/>
+          <w:sz w:val="24"/>
+          <w:szCs w:val="24"/>
+        </w:rPr>
+        <w:t>surface</w:t>
+      </w:r>
+      <w:r>
+        <w:rPr>
+          <w:rFonts w:ascii="Times New Roman" w:hAnsi="Times New Roman" w:cs="Times New Roman"/>
+          <w:sz w:val="24"/>
+          <w:szCs w:val="24"/>
+        </w:rPr>
+        <w:t>,</w:t>
+      </w:r>
+      <w:r>
+        <w:rPr>
+          <w:rFonts w:ascii="Times New Roman" w:hAnsi="Times New Roman" w:cs="Times New Roman"/>
+          <w:sz w:val="24"/>
+          <w:szCs w:val="24"/>
+        </w:rPr>
+        <w:t xml:space="preserve"> </w:t>
+      </w:r>
+      <w:r>
+        <w:rPr>
+          <w:rFonts w:ascii="Times New Roman" w:hAnsi="Times New Roman" w:cs="Times New Roman"/>
+          <w:sz w:val="24"/>
+          <w:szCs w:val="24"/>
+        </w:rPr>
+        <w:t xml:space="preserve">where oxygen </w:t>
+      </w:r>
+      <w:r>
+        <w:rPr>
+          <w:rFonts w:ascii="Times New Roman" w:hAnsi="Times New Roman" w:cs="Times New Roman"/>
+          <w:sz w:val="24"/>
+          <w:szCs w:val="24"/>
+        </w:rPr>
+        <w:t>was</w:t>
+      </w:r>
+      <w:r>
+        <w:rPr>
+          <w:rFonts w:ascii="Times New Roman" w:hAnsi="Times New Roman" w:cs="Times New Roman"/>
+          <w:sz w:val="24"/>
+          <w:szCs w:val="24"/>
+        </w:rPr>
+        <w:t xml:space="preserve"> consistently </w:t>
+      </w:r>
+      <w:r>
+        <w:rPr>
+          <w:rFonts w:ascii="Times New Roman" w:hAnsi="Times New Roman" w:cs="Times New Roman"/>
+          <w:sz w:val="24"/>
+          <w:szCs w:val="24"/>
+        </w:rPr>
+        <w:t xml:space="preserve">the </w:t>
+      </w:r>
+      <w:r>
+        <w:rPr>
+          <w:rFonts w:ascii="Times New Roman" w:hAnsi="Times New Roman" w:cs="Times New Roman"/>
+          <w:sz w:val="24"/>
+          <w:szCs w:val="24"/>
+        </w:rPr>
+        <w:t>highest. A</w:t>
+      </w:r>
+      <w:r>
+        <w:rPr>
+          <w:rFonts w:ascii="Times New Roman" w:hAnsi="Times New Roman" w:cs="Times New Roman"/>
+          <w:sz w:val="24"/>
+          <w:szCs w:val="24"/>
+        </w:rPr>
+        <w:t xml:space="preserve"> fish </w:t>
+      </w:r>
+      <w:r>
+        <w:rPr>
+          <w:rFonts w:ascii="Times New Roman" w:hAnsi="Times New Roman" w:cs="Times New Roman"/>
+          <w:sz w:val="24"/>
+          <w:szCs w:val="24"/>
+        </w:rPr>
+        <w:t xml:space="preserve">that </w:t>
+      </w:r>
+      <w:r>
+        <w:rPr>
+          <w:rFonts w:ascii="Times New Roman" w:hAnsi="Times New Roman" w:cs="Times New Roman"/>
+          <w:sz w:val="24"/>
+          <w:szCs w:val="24"/>
+        </w:rPr>
+        <w:t>minimized</w:t>
+      </w:r>
+      <w:r>
+        <w:rPr>
+          <w:rFonts w:ascii="Times New Roman" w:hAnsi="Times New Roman" w:cs="Times New Roman"/>
+          <w:sz w:val="24"/>
+          <w:szCs w:val="24"/>
+        </w:rPr>
+        <w:t xml:space="preserve"> temp</w:t>
+      </w:r>
+      <w:r>
+        <w:rPr>
+          <w:rFonts w:ascii="Times New Roman" w:hAnsi="Times New Roman" w:cs="Times New Roman"/>
+          <w:sz w:val="24"/>
+          <w:szCs w:val="24"/>
+        </w:rPr>
+        <w:t>erature</w:t>
+      </w:r>
+      <w:r>
+        <w:rPr>
+          <w:rFonts w:ascii="Times New Roman" w:hAnsi="Times New Roman" w:cs="Times New Roman"/>
+          <w:sz w:val="24"/>
+          <w:szCs w:val="24"/>
+        </w:rPr>
+        <w:t xml:space="preserve"> </w:t>
+      </w:r>
+      <w:r>
+        <w:rPr>
+          <w:rFonts w:ascii="Times New Roman" w:hAnsi="Times New Roman" w:cs="Times New Roman"/>
+          <w:sz w:val="24"/>
+          <w:szCs w:val="24"/>
+        </w:rPr>
+        <w:t>(</w:t>
+      </w:r>
+      <w:proofErr w:type="spellStart"/>
+      <w:r>
+        <w:rPr>
+          <w:rFonts w:ascii="Times New Roman" w:hAnsi="Times New Roman" w:cs="Times New Roman"/>
+          <w:sz w:val="24"/>
+          <w:szCs w:val="24"/>
+        </w:rPr>
+        <w:t>T</w:t>
+      </w:r>
+      <w:r>
+        <w:rPr>
+          <w:rFonts w:ascii="Times New Roman" w:hAnsi="Times New Roman" w:cs="Times New Roman"/>
+          <w:sz w:val="24"/>
+          <w:szCs w:val="24"/>
+          <w:vertAlign w:val="subscript"/>
+        </w:rPr>
+        <w:t>min</w:t>
+      </w:r>
+      <w:proofErr w:type="spellEnd"/>
+      <w:r>
+        <w:rPr>
+          <w:rFonts w:ascii="Times New Roman" w:hAnsi="Times New Roman" w:cs="Times New Roman"/>
+          <w:sz w:val="24"/>
+          <w:szCs w:val="24"/>
+        </w:rPr>
+        <w:t xml:space="preserve">) </w:t>
+      </w:r>
+      <w:r>
+        <w:rPr>
+          <w:rFonts w:ascii="Times New Roman" w:hAnsi="Times New Roman" w:cs="Times New Roman"/>
+          <w:sz w:val="24"/>
+          <w:szCs w:val="24"/>
+        </w:rPr>
+        <w:t>wa</w:t>
+      </w:r>
+      <w:r>
+        <w:rPr>
+          <w:rFonts w:ascii="Times New Roman" w:hAnsi="Times New Roman" w:cs="Times New Roman"/>
+          <w:sz w:val="24"/>
+          <w:szCs w:val="24"/>
+        </w:rPr>
+        <w:t xml:space="preserve">s simulated to hold at </w:t>
+      </w:r>
+      <w:r>
+        <w:rPr>
+          <w:rFonts w:ascii="Times New Roman" w:hAnsi="Times New Roman" w:cs="Times New Roman"/>
+          <w:sz w:val="24"/>
+          <w:szCs w:val="24"/>
+        </w:rPr>
+        <w:t>maximum depth</w:t>
+      </w:r>
+      <w:r>
+        <w:rPr>
+          <w:rFonts w:ascii="Times New Roman" w:hAnsi="Times New Roman" w:cs="Times New Roman"/>
+          <w:sz w:val="24"/>
+          <w:szCs w:val="24"/>
+        </w:rPr>
+        <w:t xml:space="preserve">, where temperature </w:t>
+      </w:r>
+      <w:r>
+        <w:rPr>
+          <w:rFonts w:ascii="Times New Roman" w:hAnsi="Times New Roman" w:cs="Times New Roman"/>
+          <w:sz w:val="24"/>
+          <w:szCs w:val="24"/>
+        </w:rPr>
+        <w:t>was</w:t>
+      </w:r>
+      <w:r>
+        <w:rPr>
+          <w:rFonts w:ascii="Times New Roman" w:hAnsi="Times New Roman" w:cs="Times New Roman"/>
+          <w:sz w:val="24"/>
+          <w:szCs w:val="24"/>
+        </w:rPr>
+        <w:t xml:space="preserve"> con</w:t>
+      </w:r>
+      <w:r>
+        <w:rPr>
+          <w:rFonts w:ascii="Times New Roman" w:hAnsi="Times New Roman" w:cs="Times New Roman"/>
+          <w:sz w:val="24"/>
+          <w:szCs w:val="24"/>
+        </w:rPr>
+        <w:t>sistently coole</w:t>
+      </w:r>
+      <w:r>
+        <w:rPr>
+          <w:rFonts w:ascii="Times New Roman" w:hAnsi="Times New Roman" w:cs="Times New Roman"/>
+          <w:sz w:val="24"/>
+          <w:szCs w:val="24"/>
+        </w:rPr>
+        <w:t>st</w:t>
+      </w:r>
+      <w:r>
+        <w:rPr>
+          <w:rFonts w:ascii="Times New Roman" w:hAnsi="Times New Roman" w:cs="Times New Roman"/>
+          <w:sz w:val="24"/>
+          <w:szCs w:val="24"/>
+        </w:rPr>
+        <w:t>. A fish that</w:t>
+      </w:r>
+      <w:r>
+        <w:rPr>
+          <w:rFonts w:ascii="Times New Roman" w:hAnsi="Times New Roman" w:cs="Times New Roman"/>
+          <w:sz w:val="24"/>
+          <w:szCs w:val="24"/>
+        </w:rPr>
+        <w:t xml:space="preserve"> consider</w:t>
+      </w:r>
+      <w:r>
+        <w:rPr>
+          <w:rFonts w:ascii="Times New Roman" w:hAnsi="Times New Roman" w:cs="Times New Roman"/>
+          <w:sz w:val="24"/>
+          <w:szCs w:val="24"/>
+        </w:rPr>
+        <w:t xml:space="preserve">ed </w:t>
+      </w:r>
+      <w:r>
+        <w:rPr>
+          <w:rFonts w:ascii="Times New Roman" w:hAnsi="Times New Roman" w:cs="Times New Roman"/>
+          <w:sz w:val="24"/>
+          <w:szCs w:val="24"/>
+        </w:rPr>
+        <w:t>both tem</w:t>
+      </w:r>
+      <w:r>
+        <w:rPr>
+          <w:rFonts w:ascii="Times New Roman" w:hAnsi="Times New Roman" w:cs="Times New Roman"/>
+          <w:sz w:val="24"/>
+          <w:szCs w:val="24"/>
+        </w:rPr>
+        <w:t>perature and oxygen</w:t>
+      </w:r>
+      <w:r>
+        <w:rPr>
+          <w:rFonts w:ascii="Times New Roman" w:hAnsi="Times New Roman" w:cs="Times New Roman"/>
+          <w:sz w:val="24"/>
+          <w:szCs w:val="24"/>
+        </w:rPr>
+        <w:t xml:space="preserve"> (</w:t>
+      </w:r>
+      <w:proofErr w:type="spellStart"/>
+      <w:r>
+        <w:rPr>
+          <w:rFonts w:ascii="Times New Roman" w:hAnsi="Times New Roman" w:cs="Times New Roman"/>
+          <w:sz w:val="24"/>
+          <w:szCs w:val="24"/>
+        </w:rPr>
+        <w:t>TDO</w:t>
+      </w:r>
+      <w:r>
+        <w:rPr>
+          <w:rFonts w:ascii="Times New Roman" w:hAnsi="Times New Roman" w:cs="Times New Roman"/>
+          <w:sz w:val="24"/>
+          <w:szCs w:val="24"/>
+          <w:vertAlign w:val="subscript"/>
+        </w:rPr>
+        <w:t>opt</w:t>
+      </w:r>
+      <w:proofErr w:type="spellEnd"/>
+      <w:r>
+        <w:rPr>
+          <w:rFonts w:ascii="Times New Roman" w:hAnsi="Times New Roman" w:cs="Times New Roman"/>
+          <w:sz w:val="24"/>
+          <w:szCs w:val="24"/>
+        </w:rPr>
+        <w:t>)</w:t>
+      </w:r>
+      <w:r>
+        <w:rPr>
+          <w:rFonts w:ascii="Times New Roman" w:hAnsi="Times New Roman" w:cs="Times New Roman"/>
+          <w:sz w:val="24"/>
+          <w:szCs w:val="24"/>
+        </w:rPr>
+        <w:t>, however, was</w:t>
+      </w:r>
+      <w:r>
+        <w:rPr>
+          <w:rFonts w:ascii="Times New Roman" w:hAnsi="Times New Roman" w:cs="Times New Roman"/>
+          <w:sz w:val="24"/>
+          <w:szCs w:val="24"/>
+        </w:rPr>
+        <w:t xml:space="preserve"> simulated to display diel vertical movements</w:t>
+      </w:r>
+      <w:r>
+        <w:rPr>
+          <w:rFonts w:ascii="Times New Roman" w:hAnsi="Times New Roman" w:cs="Times New Roman"/>
+          <w:sz w:val="24"/>
+          <w:szCs w:val="24"/>
+        </w:rPr>
+        <w:t xml:space="preserve"> over a 24-hour timeframe;</w:t>
+      </w:r>
+      <w:r>
+        <w:rPr>
+          <w:rFonts w:ascii="Times New Roman" w:hAnsi="Times New Roman" w:cs="Times New Roman"/>
+          <w:sz w:val="24"/>
+          <w:szCs w:val="24"/>
+        </w:rPr>
+        <w:t xml:space="preserve"> </w:t>
+      </w:r>
+      <w:r>
+        <w:rPr>
+          <w:rFonts w:ascii="Times New Roman" w:hAnsi="Times New Roman" w:cs="Times New Roman"/>
+          <w:sz w:val="24"/>
+          <w:szCs w:val="24"/>
+        </w:rPr>
+        <w:t>shifting</w:t>
+      </w:r>
+      <w:r>
+        <w:rPr>
+          <w:rFonts w:ascii="Times New Roman" w:hAnsi="Times New Roman" w:cs="Times New Roman"/>
+          <w:sz w:val="24"/>
+          <w:szCs w:val="24"/>
+        </w:rPr>
+        <w:t xml:space="preserve"> towards the surface during the late night </w:t>
+      </w:r>
+      <w:r>
+        <w:rPr>
+          <w:rFonts w:ascii="Times New Roman" w:hAnsi="Times New Roman" w:cs="Times New Roman"/>
           <w:sz w:val="24"/>
           <w:szCs w:val="24"/>
         </w:rPr>
         <w:lastRenderedPageBreak/>
-        <w:t>Fine scale diel vertical movements in captive fish</w:t>
+        <w:t xml:space="preserve">and early morning when dissolved oxygen </w:t>
+      </w:r>
+      <w:r>
+        <w:rPr>
+          <w:rFonts w:ascii="Times New Roman" w:hAnsi="Times New Roman" w:cs="Times New Roman"/>
+          <w:sz w:val="24"/>
+          <w:szCs w:val="24"/>
+        </w:rPr>
+        <w:t xml:space="preserve">at depth </w:t>
+      </w:r>
+      <w:r>
+        <w:rPr>
+          <w:rFonts w:ascii="Times New Roman" w:hAnsi="Times New Roman" w:cs="Times New Roman"/>
+          <w:sz w:val="24"/>
+          <w:szCs w:val="24"/>
+        </w:rPr>
+        <w:t xml:space="preserve">became limiting, then moving deeper </w:t>
+      </w:r>
+      <w:r>
+        <w:rPr>
+          <w:rFonts w:ascii="Times New Roman" w:hAnsi="Times New Roman" w:cs="Times New Roman"/>
+          <w:sz w:val="24"/>
+          <w:szCs w:val="24"/>
+        </w:rPr>
+        <w:t xml:space="preserve">during the day when dissolved oxygen </w:t>
+      </w:r>
+      <w:r>
+        <w:rPr>
+          <w:rFonts w:ascii="Times New Roman" w:hAnsi="Times New Roman" w:cs="Times New Roman"/>
+          <w:sz w:val="24"/>
+          <w:szCs w:val="24"/>
+        </w:rPr>
+        <w:t>was</w:t>
+      </w:r>
+      <w:r>
+        <w:rPr>
+          <w:rFonts w:ascii="Times New Roman" w:hAnsi="Times New Roman" w:cs="Times New Roman"/>
+          <w:sz w:val="24"/>
+          <w:szCs w:val="24"/>
+        </w:rPr>
+        <w:t xml:space="preserve"> high but surface temperatures </w:t>
+      </w:r>
+      <w:r>
+        <w:rPr>
+          <w:rFonts w:ascii="Times New Roman" w:hAnsi="Times New Roman" w:cs="Times New Roman"/>
+          <w:sz w:val="24"/>
+          <w:szCs w:val="24"/>
+        </w:rPr>
+        <w:t>were</w:t>
+      </w:r>
+      <w:r>
+        <w:rPr>
+          <w:rFonts w:ascii="Times New Roman" w:hAnsi="Times New Roman" w:cs="Times New Roman"/>
+          <w:sz w:val="24"/>
+          <w:szCs w:val="24"/>
+        </w:rPr>
+        <w:t xml:space="preserve"> overly warm. </w:t>
       </w:r>
     </w:p>
     <w:p>
@@ -670,6 +1179,7 @@
         <w:spacing w:line="480" w:lineRule="auto"/>
         <w:rPr>
           <w:rFonts w:ascii="Times New Roman" w:hAnsi="Times New Roman" w:cs="Times New Roman"/>
+          <w:i/>
           <w:sz w:val="24"/>
           <w:szCs w:val="24"/>
         </w:rPr>
@@ -677,180 +1187,11 @@
       <w:r>
         <w:rPr>
           <w:rFonts w:ascii="Times New Roman" w:hAnsi="Times New Roman" w:cs="Times New Roman"/>
-          <w:sz w:val="24"/>
-          <w:szCs w:val="24"/>
-        </w:rPr>
-        <w:t xml:space="preserve">Fish </w:t>
-      </w:r>
-      <w:r>
-        <w:rPr>
-          <w:rFonts w:ascii="Times New Roman" w:hAnsi="Times New Roman" w:cs="Times New Roman"/>
-          <w:sz w:val="24"/>
-          <w:szCs w:val="24"/>
-        </w:rPr>
-        <w:t>appear to be displaying fine scale</w:t>
-      </w:r>
-      <w:r>
-        <w:rPr>
-          <w:rFonts w:ascii="Times New Roman" w:hAnsi="Times New Roman" w:cs="Times New Roman"/>
-          <w:sz w:val="24"/>
-          <w:szCs w:val="24"/>
-        </w:rPr>
-        <w:t xml:space="preserve"> diel</w:t>
-      </w:r>
-      <w:r>
-        <w:rPr>
-          <w:rFonts w:ascii="Times New Roman" w:hAnsi="Times New Roman" w:cs="Times New Roman"/>
-          <w:sz w:val="24"/>
-          <w:szCs w:val="24"/>
-        </w:rPr>
-        <w:t xml:space="preserve"> vertical m</w:t>
-      </w:r>
-      <w:r>
-        <w:rPr>
-          <w:rFonts w:ascii="Times New Roman" w:hAnsi="Times New Roman" w:cs="Times New Roman"/>
-          <w:sz w:val="24"/>
-          <w:szCs w:val="24"/>
-        </w:rPr>
-        <w:t>ovements</w:t>
-      </w:r>
-      <w:r>
-        <w:rPr>
-          <w:rFonts w:ascii="Times New Roman" w:hAnsi="Times New Roman" w:cs="Times New Roman"/>
-          <w:sz w:val="24"/>
-          <w:szCs w:val="24"/>
-        </w:rPr>
-        <w:t xml:space="preserve"> in order to escape the alternating stressors of hypoxia and high temperatures.</w:t>
-      </w:r>
-      <w:r>
-        <w:rPr>
-          <w:rFonts w:ascii="Times New Roman" w:hAnsi="Times New Roman" w:cs="Times New Roman"/>
-          <w:sz w:val="24"/>
-          <w:szCs w:val="24"/>
-        </w:rPr>
-        <w:t xml:space="preserve"> </w:t>
-      </w:r>
-      <w:r>
-        <w:rPr>
-          <w:rFonts w:ascii="Times New Roman" w:hAnsi="Times New Roman" w:cs="Times New Roman"/>
-          <w:sz w:val="24"/>
-          <w:szCs w:val="24"/>
-        </w:rPr>
-        <w:t>A</w:t>
-      </w:r>
-      <w:r>
-        <w:rPr>
-          <w:rFonts w:ascii="Times New Roman" w:hAnsi="Times New Roman" w:cs="Times New Roman"/>
-          <w:sz w:val="24"/>
-          <w:szCs w:val="24"/>
-        </w:rPr>
-        <w:t xml:space="preserve">ll </w:t>
-      </w:r>
-      <w:r>
-        <w:rPr>
-          <w:rFonts w:ascii="Times New Roman" w:hAnsi="Times New Roman" w:cs="Times New Roman"/>
-          <w:sz w:val="24"/>
-          <w:szCs w:val="24"/>
-        </w:rPr>
-        <w:t xml:space="preserve">fish </w:t>
-      </w:r>
-      <w:r>
-        <w:rPr>
-          <w:rFonts w:ascii="Times New Roman" w:hAnsi="Times New Roman" w:cs="Times New Roman"/>
-          <w:sz w:val="24"/>
-          <w:szCs w:val="24"/>
-        </w:rPr>
-        <w:t>display</w:t>
-      </w:r>
-      <w:r>
-        <w:rPr>
-          <w:rFonts w:ascii="Times New Roman" w:hAnsi="Times New Roman" w:cs="Times New Roman"/>
-          <w:sz w:val="24"/>
-          <w:szCs w:val="24"/>
-        </w:rPr>
-        <w:t>ed</w:t>
-      </w:r>
-      <w:r>
-        <w:rPr>
-          <w:rFonts w:ascii="Times New Roman" w:hAnsi="Times New Roman" w:cs="Times New Roman"/>
-          <w:sz w:val="24"/>
-          <w:szCs w:val="24"/>
-        </w:rPr>
-        <w:t xml:space="preserve"> d</w:t>
-      </w:r>
-      <w:r>
-        <w:rPr>
-          <w:rFonts w:ascii="Times New Roman" w:hAnsi="Times New Roman" w:cs="Times New Roman"/>
-          <w:sz w:val="24"/>
-          <w:szCs w:val="24"/>
-        </w:rPr>
-        <w:t>iel vertical movement, but they also exhibited</w:t>
-      </w:r>
-      <w:r>
-        <w:rPr>
-          <w:rFonts w:ascii="Times New Roman" w:hAnsi="Times New Roman" w:cs="Times New Roman"/>
-          <w:sz w:val="24"/>
-          <w:szCs w:val="24"/>
-        </w:rPr>
-        <w:t xml:space="preserve"> individual and intra-individual variation in movement patterns</w:t>
-      </w:r>
-      <w:r>
-        <w:rPr>
-          <w:rFonts w:ascii="Times New Roman" w:hAnsi="Times New Roman" w:cs="Times New Roman"/>
-          <w:sz w:val="24"/>
-          <w:szCs w:val="24"/>
-        </w:rPr>
-        <w:t xml:space="preserve">. </w:t>
-      </w:r>
-      <w:r>
-        <w:rPr>
-          <w:rFonts w:ascii="Times New Roman" w:hAnsi="Times New Roman" w:cs="Times New Roman"/>
-          <w:sz w:val="24"/>
-          <w:szCs w:val="24"/>
-        </w:rPr>
-        <w:t>In total, we collected data from 13-fish in Blue Ruin alcove, and 8-fish in Norwood alcove (9-fish escaped the net pens during the study)</w:t>
-      </w:r>
-      <w:r>
-        <w:rPr>
-          <w:rFonts w:ascii="Times New Roman" w:hAnsi="Times New Roman" w:cs="Times New Roman"/>
-          <w:sz w:val="24"/>
-          <w:szCs w:val="24"/>
-        </w:rPr>
-        <w:t xml:space="preserve">, and two of the </w:t>
-      </w:r>
-      <w:proofErr w:type="spellStart"/>
-      <w:r>
-        <w:rPr>
-          <w:rFonts w:ascii="Times New Roman" w:hAnsi="Times New Roman" w:cs="Times New Roman"/>
-          <w:sz w:val="24"/>
-          <w:szCs w:val="24"/>
-        </w:rPr>
-        <w:t>iButtons</w:t>
-      </w:r>
-      <w:proofErr w:type="spellEnd"/>
-      <w:r>
-        <w:rPr>
-          <w:rFonts w:ascii="Times New Roman" w:hAnsi="Times New Roman" w:cs="Times New Roman"/>
-          <w:sz w:val="24"/>
-          <w:szCs w:val="24"/>
-        </w:rPr>
-        <w:t xml:space="preserve"> recovered from Blue Ruin only contained 3-days of </w:t>
-      </w:r>
-      <w:r>
-        <w:rPr>
-          <w:rFonts w:ascii="Times New Roman" w:hAnsi="Times New Roman" w:cs="Times New Roman"/>
-          <w:sz w:val="24"/>
-          <w:szCs w:val="24"/>
-        </w:rPr>
-        <w:t xml:space="preserve">useable </w:t>
-      </w:r>
-      <w:r>
-        <w:rPr>
-          <w:rFonts w:ascii="Times New Roman" w:hAnsi="Times New Roman" w:cs="Times New Roman"/>
-          <w:sz w:val="24"/>
-          <w:szCs w:val="24"/>
-        </w:rPr>
-        <w:t xml:space="preserve">data. </w:t>
+          <w:i/>
+          <w:sz w:val="24"/>
+          <w:szCs w:val="24"/>
+        </w:rPr>
+        <w:t>Fine scale diel vertical movements in captive fish</w:t>
       </w:r>
     </w:p>
     <w:p>
@@ -868,47 +1209,63 @@
           <w:sz w:val="24"/>
           <w:szCs w:val="24"/>
         </w:rPr>
-        <w:t xml:space="preserve">Fish in Blue Ruin primarily held in water depths </w:t>
-      </w:r>
-      <w:r>
-        <w:rPr>
-          <w:rFonts w:ascii="Times New Roman" w:hAnsi="Times New Roman" w:cs="Times New Roman"/>
-          <w:sz w:val="24"/>
-          <w:szCs w:val="24"/>
-        </w:rPr>
-        <w:t xml:space="preserve">greater than </w:t>
-      </w:r>
-      <w:r>
-        <w:rPr>
-          <w:rFonts w:ascii="Times New Roman" w:hAnsi="Times New Roman" w:cs="Times New Roman"/>
-          <w:sz w:val="24"/>
-          <w:szCs w:val="24"/>
-        </w:rPr>
-        <w:t>0.4</w:t>
-      </w:r>
-      <w:r>
-        <w:rPr>
-          <w:rFonts w:ascii="Times New Roman" w:hAnsi="Times New Roman" w:cs="Times New Roman"/>
-          <w:sz w:val="24"/>
-          <w:szCs w:val="24"/>
-        </w:rPr>
-        <w:t>m and often shallower than ~1.2m</w:t>
-      </w:r>
-      <w:r>
-        <w:rPr>
-          <w:rFonts w:ascii="Times New Roman" w:hAnsi="Times New Roman" w:cs="Times New Roman"/>
-          <w:sz w:val="24"/>
-          <w:szCs w:val="24"/>
-        </w:rPr>
-        <w:t xml:space="preserve">, however some individuals appeared to hold at </w:t>
-      </w:r>
-      <w:r>
-        <w:rPr>
-          <w:rFonts w:ascii="Times New Roman" w:hAnsi="Times New Roman" w:cs="Times New Roman"/>
-          <w:sz w:val="24"/>
-          <w:szCs w:val="24"/>
-        </w:rPr>
-        <w:t>or near maximum depth</w:t>
+        <w:t xml:space="preserve">Fish </w:t>
+      </w:r>
+      <w:r>
+        <w:rPr>
+          <w:rFonts w:ascii="Times New Roman" w:hAnsi="Times New Roman" w:cs="Times New Roman"/>
+          <w:sz w:val="24"/>
+          <w:szCs w:val="24"/>
+        </w:rPr>
+        <w:t>appear to be displaying fine scale</w:t>
+      </w:r>
+      <w:r>
+        <w:rPr>
+          <w:rFonts w:ascii="Times New Roman" w:hAnsi="Times New Roman" w:cs="Times New Roman"/>
+          <w:sz w:val="24"/>
+          <w:szCs w:val="24"/>
+        </w:rPr>
+        <w:t xml:space="preserve"> diel</w:t>
+      </w:r>
+      <w:r>
+        <w:rPr>
+          <w:rFonts w:ascii="Times New Roman" w:hAnsi="Times New Roman" w:cs="Times New Roman"/>
+          <w:sz w:val="24"/>
+          <w:szCs w:val="24"/>
+        </w:rPr>
+        <w:t xml:space="preserve"> vertical m</w:t>
+      </w:r>
+      <w:r>
+        <w:rPr>
+          <w:rFonts w:ascii="Times New Roman" w:hAnsi="Times New Roman" w:cs="Times New Roman"/>
+          <w:sz w:val="24"/>
+          <w:szCs w:val="24"/>
+        </w:rPr>
+        <w:t>ovements</w:t>
+      </w:r>
+      <w:r>
+        <w:rPr>
+          <w:rFonts w:ascii="Times New Roman" w:hAnsi="Times New Roman" w:cs="Times New Roman"/>
+          <w:sz w:val="24"/>
+          <w:szCs w:val="24"/>
+        </w:rPr>
+        <w:t xml:space="preserve"> in order to escape the alternating stressors of hypoxia and high temperatures</w:t>
+      </w:r>
+      <w:r>
+        <w:rPr>
+          <w:rFonts w:ascii="Times New Roman" w:hAnsi="Times New Roman" w:cs="Times New Roman"/>
+          <w:sz w:val="24"/>
+          <w:szCs w:val="24"/>
+        </w:rPr>
+        <w:t xml:space="preserve"> (Figure 4b)</w:t>
+      </w:r>
+      <w:r>
+        <w:rPr>
+          <w:rFonts w:ascii="Times New Roman" w:hAnsi="Times New Roman" w:cs="Times New Roman"/>
+          <w:sz w:val="24"/>
+          <w:szCs w:val="24"/>
+        </w:rPr>
+        <w:t>.</w:t>
       </w:r>
       <w:r>
         <w:rPr>
@@ -924,86 +1281,447 @@
           <w:sz w:val="24"/>
           <w:szCs w:val="24"/>
         </w:rPr>
-        <w:t>during daytime hours (e.g. tag-5 and tag-7</w:t>
-      </w:r>
-      <w:r>
-        <w:rPr>
-          <w:rFonts w:ascii="Times New Roman" w:hAnsi="Times New Roman" w:cs="Times New Roman"/>
-          <w:sz w:val="24"/>
-          <w:szCs w:val="24"/>
-        </w:rPr>
-        <w:t>, Supplementary figure X)</w:t>
-      </w:r>
-      <w:r>
-        <w:rPr>
-          <w:rFonts w:ascii="Times New Roman" w:hAnsi="Times New Roman" w:cs="Times New Roman"/>
-          <w:sz w:val="24"/>
-          <w:szCs w:val="24"/>
-        </w:rPr>
-        <w:t xml:space="preserve">. In Norwood alcove, fish rarely held in depths shallower than 0.6m, however many did hold at maximum depth </w:t>
-      </w:r>
-      <w:r>
-        <w:rPr>
-          <w:rFonts w:ascii="Times New Roman" w:hAnsi="Times New Roman" w:cs="Times New Roman"/>
-          <w:sz w:val="24"/>
-          <w:szCs w:val="24"/>
-        </w:rPr>
-        <w:t xml:space="preserve">until late night/early morning. </w:t>
-      </w:r>
-      <w:r>
-        <w:rPr>
-          <w:rFonts w:ascii="Times New Roman" w:hAnsi="Times New Roman" w:cs="Times New Roman"/>
-          <w:sz w:val="24"/>
-          <w:szCs w:val="24"/>
-        </w:rPr>
-        <w:t>However even with this individual variation, a smoothed fit of fis</w:t>
-      </w:r>
-      <w:r>
-        <w:rPr>
-          <w:rFonts w:ascii="Times New Roman" w:hAnsi="Times New Roman" w:cs="Times New Roman"/>
-          <w:sz w:val="24"/>
-          <w:szCs w:val="24"/>
-        </w:rPr>
-        <w:t>h depth across time with all 21-</w:t>
-      </w:r>
-      <w:r>
-        <w:rPr>
-          <w:rFonts w:ascii="Times New Roman" w:hAnsi="Times New Roman" w:cs="Times New Roman"/>
-          <w:sz w:val="24"/>
-          <w:szCs w:val="24"/>
-        </w:rPr>
-        <w:t>individuals still shows</w:t>
-      </w:r>
-      <w:r>
-        <w:rPr>
-          <w:rFonts w:ascii="Times New Roman" w:hAnsi="Times New Roman" w:cs="Times New Roman"/>
-          <w:sz w:val="24"/>
-          <w:szCs w:val="24"/>
-        </w:rPr>
-        <w:t xml:space="preserve"> this vertical movement pattern with fish shifting deeper in the water column at dawn (~6:00am), holding at depth until early evening (~6:00pm), and then moving shallower </w:t>
-      </w:r>
-      <w:r>
-        <w:rPr>
-          <w:rFonts w:ascii="Times New Roman" w:hAnsi="Times New Roman" w:cs="Times New Roman"/>
-          <w:sz w:val="24"/>
-          <w:szCs w:val="24"/>
-        </w:rPr>
-        <w:t>once again.</w:t>
+        <w:t>A</w:t>
+      </w:r>
+      <w:r>
+        <w:rPr>
+          <w:rFonts w:ascii="Times New Roman" w:hAnsi="Times New Roman" w:cs="Times New Roman"/>
+          <w:sz w:val="24"/>
+          <w:szCs w:val="24"/>
+        </w:rPr>
+        <w:t xml:space="preserve">ll </w:t>
+      </w:r>
+      <w:r>
+        <w:rPr>
+          <w:rFonts w:ascii="Times New Roman" w:hAnsi="Times New Roman" w:cs="Times New Roman"/>
+          <w:sz w:val="24"/>
+          <w:szCs w:val="24"/>
+        </w:rPr>
+        <w:t xml:space="preserve">fish </w:t>
+      </w:r>
+      <w:r>
+        <w:rPr>
+          <w:rFonts w:ascii="Times New Roman" w:hAnsi="Times New Roman" w:cs="Times New Roman"/>
+          <w:sz w:val="24"/>
+          <w:szCs w:val="24"/>
+        </w:rPr>
+        <w:t xml:space="preserve">affixed with temperature-recording </w:t>
+      </w:r>
+      <w:proofErr w:type="spellStart"/>
+      <w:r>
+        <w:rPr>
+          <w:rFonts w:ascii="Times New Roman" w:hAnsi="Times New Roman" w:cs="Times New Roman"/>
+          <w:sz w:val="24"/>
+          <w:szCs w:val="24"/>
+        </w:rPr>
+        <w:t>iButtons</w:t>
+      </w:r>
+      <w:proofErr w:type="spellEnd"/>
+      <w:r>
+        <w:rPr>
+          <w:rFonts w:ascii="Times New Roman" w:hAnsi="Times New Roman" w:cs="Times New Roman"/>
+          <w:sz w:val="24"/>
+          <w:szCs w:val="24"/>
+        </w:rPr>
+        <w:t xml:space="preserve"> </w:t>
+      </w:r>
+      <w:r>
+        <w:rPr>
+          <w:rFonts w:ascii="Times New Roman" w:hAnsi="Times New Roman" w:cs="Times New Roman"/>
+          <w:sz w:val="24"/>
+          <w:szCs w:val="24"/>
+        </w:rPr>
+        <w:t>display</w:t>
+      </w:r>
+      <w:r>
+        <w:rPr>
+          <w:rFonts w:ascii="Times New Roman" w:hAnsi="Times New Roman" w:cs="Times New Roman"/>
+          <w:sz w:val="24"/>
+          <w:szCs w:val="24"/>
+        </w:rPr>
+        <w:t>ed</w:t>
+      </w:r>
+      <w:r>
+        <w:rPr>
+          <w:rFonts w:ascii="Times New Roman" w:hAnsi="Times New Roman" w:cs="Times New Roman"/>
+          <w:sz w:val="24"/>
+          <w:szCs w:val="24"/>
+        </w:rPr>
+        <w:t xml:space="preserve"> d</w:t>
+      </w:r>
+      <w:r>
+        <w:rPr>
+          <w:rFonts w:ascii="Times New Roman" w:hAnsi="Times New Roman" w:cs="Times New Roman"/>
+          <w:sz w:val="24"/>
+          <w:szCs w:val="24"/>
+        </w:rPr>
+        <w:t>iel vertical movement</w:t>
+      </w:r>
+      <w:r>
+        <w:rPr>
+          <w:rFonts w:ascii="Times New Roman" w:hAnsi="Times New Roman" w:cs="Times New Roman"/>
+          <w:sz w:val="24"/>
+          <w:szCs w:val="24"/>
+        </w:rPr>
+        <w:t>s</w:t>
+      </w:r>
+      <w:r>
+        <w:rPr>
+          <w:rFonts w:ascii="Times New Roman" w:hAnsi="Times New Roman" w:cs="Times New Roman"/>
+          <w:sz w:val="24"/>
+          <w:szCs w:val="24"/>
+        </w:rPr>
+        <w:t>, but they also exhibited</w:t>
+      </w:r>
+      <w:r>
+        <w:rPr>
+          <w:rFonts w:ascii="Times New Roman" w:hAnsi="Times New Roman" w:cs="Times New Roman"/>
+          <w:sz w:val="24"/>
+          <w:szCs w:val="24"/>
+        </w:rPr>
+        <w:t xml:space="preserve"> individual and intra-individual variation in movem</w:t>
+      </w:r>
+      <w:bookmarkStart w:id="0" w:name="_GoBack"/>
+      <w:bookmarkEnd w:id="0"/>
+      <w:r>
+        <w:rPr>
+          <w:rFonts w:ascii="Times New Roman" w:hAnsi="Times New Roman" w:cs="Times New Roman"/>
+          <w:sz w:val="24"/>
+          <w:szCs w:val="24"/>
+        </w:rPr>
+        <w:t>ent patterns</w:t>
+      </w:r>
+      <w:r>
+        <w:rPr>
+          <w:rFonts w:ascii="Times New Roman" w:hAnsi="Times New Roman" w:cs="Times New Roman"/>
+          <w:sz w:val="24"/>
+          <w:szCs w:val="24"/>
+        </w:rPr>
+        <w:t xml:space="preserve">. </w:t>
+      </w:r>
+      <w:r>
+        <w:rPr>
+          <w:rFonts w:ascii="Times New Roman" w:hAnsi="Times New Roman" w:cs="Times New Roman"/>
+          <w:sz w:val="24"/>
+          <w:szCs w:val="24"/>
+        </w:rPr>
+        <w:t>In total, we collected data from 13-fish in Blue Ruin alcove</w:t>
+      </w:r>
+      <w:r>
+        <w:rPr>
+          <w:rFonts w:ascii="Times New Roman" w:hAnsi="Times New Roman" w:cs="Times New Roman"/>
+          <w:sz w:val="24"/>
+          <w:szCs w:val="24"/>
+        </w:rPr>
+        <w:t xml:space="preserve">, and 8-fish in Norwood alcove; </w:t>
+      </w:r>
+      <w:r>
+        <w:rPr>
+          <w:rFonts w:ascii="Times New Roman" w:hAnsi="Times New Roman" w:cs="Times New Roman"/>
+          <w:sz w:val="24"/>
+          <w:szCs w:val="24"/>
+        </w:rPr>
+        <w:t>9-fish escape</w:t>
+      </w:r>
+      <w:r>
+        <w:rPr>
+          <w:rFonts w:ascii="Times New Roman" w:hAnsi="Times New Roman" w:cs="Times New Roman"/>
+          <w:sz w:val="24"/>
+          <w:szCs w:val="24"/>
+        </w:rPr>
+        <w:t>d the net pens during the study</w:t>
+      </w:r>
+      <w:r>
+        <w:rPr>
+          <w:rFonts w:ascii="Times New Roman" w:hAnsi="Times New Roman" w:cs="Times New Roman"/>
+          <w:sz w:val="24"/>
+          <w:szCs w:val="24"/>
+        </w:rPr>
+        <w:t xml:space="preserve">, and two of the </w:t>
+      </w:r>
+      <w:proofErr w:type="spellStart"/>
+      <w:r>
+        <w:rPr>
+          <w:rFonts w:ascii="Times New Roman" w:hAnsi="Times New Roman" w:cs="Times New Roman"/>
+          <w:sz w:val="24"/>
+          <w:szCs w:val="24"/>
+        </w:rPr>
+        <w:t>iButtons</w:t>
+      </w:r>
+      <w:proofErr w:type="spellEnd"/>
+      <w:r>
+        <w:rPr>
+          <w:rFonts w:ascii="Times New Roman" w:hAnsi="Times New Roman" w:cs="Times New Roman"/>
+          <w:sz w:val="24"/>
+          <w:szCs w:val="24"/>
+        </w:rPr>
+        <w:t xml:space="preserve"> recovered from Blue Ruin </w:t>
+      </w:r>
+      <w:r>
+        <w:rPr>
+          <w:rFonts w:ascii="Times New Roman" w:hAnsi="Times New Roman" w:cs="Times New Roman"/>
+          <w:sz w:val="24"/>
+          <w:szCs w:val="24"/>
+        </w:rPr>
+        <w:t xml:space="preserve">were corrupted and </w:t>
+      </w:r>
+      <w:r>
+        <w:rPr>
+          <w:rFonts w:ascii="Times New Roman" w:hAnsi="Times New Roman" w:cs="Times New Roman"/>
+          <w:sz w:val="24"/>
+          <w:szCs w:val="24"/>
+        </w:rPr>
+        <w:t>only contained 3-days of</w:t>
+      </w:r>
+      <w:r>
+        <w:rPr>
+          <w:rFonts w:ascii="Times New Roman" w:hAnsi="Times New Roman" w:cs="Times New Roman"/>
+          <w:sz w:val="24"/>
+          <w:szCs w:val="24"/>
+        </w:rPr>
+        <w:t xml:space="preserve"> </w:t>
+      </w:r>
+      <w:r>
+        <w:rPr>
+          <w:rFonts w:ascii="Times New Roman" w:hAnsi="Times New Roman" w:cs="Times New Roman"/>
+          <w:sz w:val="24"/>
+          <w:szCs w:val="24"/>
+        </w:rPr>
+        <w:t>data</w:t>
+      </w:r>
+      <w:r>
+        <w:rPr>
+          <w:rFonts w:ascii="Times New Roman" w:hAnsi="Times New Roman" w:cs="Times New Roman"/>
+          <w:sz w:val="24"/>
+          <w:szCs w:val="24"/>
+        </w:rPr>
+        <w:t xml:space="preserve"> useable data</w:t>
+      </w:r>
+      <w:r>
+        <w:rPr>
+          <w:rFonts w:ascii="Times New Roman" w:hAnsi="Times New Roman" w:cs="Times New Roman"/>
+          <w:sz w:val="24"/>
+          <w:szCs w:val="24"/>
+        </w:rPr>
+        <w:t xml:space="preserve">. </w:t>
       </w:r>
     </w:p>
     <w:p>
       <w:pPr>
+        <w:spacing w:line="480" w:lineRule="auto"/>
         <w:rPr>
           <w:rFonts w:ascii="Times New Roman" w:hAnsi="Times New Roman" w:cs="Times New Roman"/>
           <w:sz w:val="24"/>
           <w:szCs w:val="24"/>
         </w:rPr>
       </w:pPr>
+      <w:r>
+        <w:rPr>
+          <w:rFonts w:ascii="Times New Roman" w:hAnsi="Times New Roman" w:cs="Times New Roman"/>
+          <w:sz w:val="24"/>
+          <w:szCs w:val="24"/>
+        </w:rPr>
+        <w:t xml:space="preserve">Fish in Blue Ruin primarily held in water depths </w:t>
+      </w:r>
+      <w:r>
+        <w:rPr>
+          <w:rFonts w:ascii="Times New Roman" w:hAnsi="Times New Roman" w:cs="Times New Roman"/>
+          <w:sz w:val="24"/>
+          <w:szCs w:val="24"/>
+        </w:rPr>
+        <w:t xml:space="preserve">greater than </w:t>
+      </w:r>
+      <w:r>
+        <w:rPr>
+          <w:rFonts w:ascii="Times New Roman" w:hAnsi="Times New Roman" w:cs="Times New Roman"/>
+          <w:sz w:val="24"/>
+          <w:szCs w:val="24"/>
+        </w:rPr>
+        <w:t>0.4</w:t>
+      </w:r>
+      <w:r>
+        <w:rPr>
+          <w:rFonts w:ascii="Times New Roman" w:hAnsi="Times New Roman" w:cs="Times New Roman"/>
+          <w:sz w:val="24"/>
+          <w:szCs w:val="24"/>
+        </w:rPr>
+        <w:t>m and often shallower than ~1.2m</w:t>
+      </w:r>
+      <w:r>
+        <w:rPr>
+          <w:rFonts w:ascii="Times New Roman" w:hAnsi="Times New Roman" w:cs="Times New Roman"/>
+          <w:sz w:val="24"/>
+          <w:szCs w:val="24"/>
+        </w:rPr>
+        <w:t xml:space="preserve">, however some individuals appeared to hold at </w:t>
+      </w:r>
+      <w:r>
+        <w:rPr>
+          <w:rFonts w:ascii="Times New Roman" w:hAnsi="Times New Roman" w:cs="Times New Roman"/>
+          <w:sz w:val="24"/>
+          <w:szCs w:val="24"/>
+        </w:rPr>
+        <w:t>or near maximum depth</w:t>
+      </w:r>
+      <w:r>
+        <w:rPr>
+          <w:rFonts w:ascii="Times New Roman" w:hAnsi="Times New Roman" w:cs="Times New Roman"/>
+          <w:sz w:val="24"/>
+          <w:szCs w:val="24"/>
+        </w:rPr>
+        <w:t xml:space="preserve"> </w:t>
+      </w:r>
+      <w:r>
+        <w:rPr>
+          <w:rFonts w:ascii="Times New Roman" w:hAnsi="Times New Roman" w:cs="Times New Roman"/>
+          <w:sz w:val="24"/>
+          <w:szCs w:val="24"/>
+        </w:rPr>
+        <w:t>during daytime hours (e.g. tag-5 and tag-7</w:t>
+      </w:r>
+      <w:r>
+        <w:rPr>
+          <w:rFonts w:ascii="Times New Roman" w:hAnsi="Times New Roman" w:cs="Times New Roman"/>
+          <w:sz w:val="24"/>
+          <w:szCs w:val="24"/>
+        </w:rPr>
+        <w:t>, Supplementary figure X)</w:t>
+      </w:r>
+      <w:r>
+        <w:rPr>
+          <w:rFonts w:ascii="Times New Roman" w:hAnsi="Times New Roman" w:cs="Times New Roman"/>
+          <w:sz w:val="24"/>
+          <w:szCs w:val="24"/>
+        </w:rPr>
+        <w:t xml:space="preserve">. In Norwood alcove, fish rarely held in depths shallower than 0.6m, however many did hold at maximum depth </w:t>
+      </w:r>
+      <w:r>
+        <w:rPr>
+          <w:rFonts w:ascii="Times New Roman" w:hAnsi="Times New Roman" w:cs="Times New Roman"/>
+          <w:sz w:val="24"/>
+          <w:szCs w:val="24"/>
+        </w:rPr>
+        <w:t xml:space="preserve">until late night/early morning. </w:t>
+      </w:r>
+      <w:r>
+        <w:rPr>
+          <w:rFonts w:ascii="Times New Roman" w:hAnsi="Times New Roman" w:cs="Times New Roman"/>
+          <w:sz w:val="24"/>
+          <w:szCs w:val="24"/>
+        </w:rPr>
+        <w:t>However</w:t>
+      </w:r>
+      <w:r>
+        <w:rPr>
+          <w:rFonts w:ascii="Times New Roman" w:hAnsi="Times New Roman" w:cs="Times New Roman"/>
+          <w:sz w:val="24"/>
+          <w:szCs w:val="24"/>
+        </w:rPr>
+        <w:t>,</w:t>
+      </w:r>
+      <w:r>
+        <w:rPr>
+          <w:rFonts w:ascii="Times New Roman" w:hAnsi="Times New Roman" w:cs="Times New Roman"/>
+          <w:sz w:val="24"/>
+          <w:szCs w:val="24"/>
+        </w:rPr>
+        <w:t xml:space="preserve"> even with this individual variation, a smoothed fit of fis</w:t>
+      </w:r>
+      <w:r>
+        <w:rPr>
+          <w:rFonts w:ascii="Times New Roman" w:hAnsi="Times New Roman" w:cs="Times New Roman"/>
+          <w:sz w:val="24"/>
+          <w:szCs w:val="24"/>
+        </w:rPr>
+        <w:t>h depth across time with all 21-</w:t>
+      </w:r>
+      <w:r>
+        <w:rPr>
+          <w:rFonts w:ascii="Times New Roman" w:hAnsi="Times New Roman" w:cs="Times New Roman"/>
+          <w:sz w:val="24"/>
+          <w:szCs w:val="24"/>
+        </w:rPr>
+        <w:t xml:space="preserve">individuals </w:t>
+      </w:r>
+      <w:r>
+        <w:rPr>
+          <w:rFonts w:ascii="Times New Roman" w:hAnsi="Times New Roman" w:cs="Times New Roman"/>
+          <w:sz w:val="24"/>
+          <w:szCs w:val="24"/>
+        </w:rPr>
+        <w:t>yielded</w:t>
+      </w:r>
+      <w:r>
+        <w:rPr>
+          <w:rFonts w:ascii="Times New Roman" w:hAnsi="Times New Roman" w:cs="Times New Roman"/>
+          <w:sz w:val="24"/>
+          <w:szCs w:val="24"/>
+        </w:rPr>
+        <w:t xml:space="preserve"> a distinct</w:t>
+      </w:r>
+      <w:r>
+        <w:rPr>
+          <w:rFonts w:ascii="Times New Roman" w:hAnsi="Times New Roman" w:cs="Times New Roman"/>
+          <w:sz w:val="24"/>
+          <w:szCs w:val="24"/>
+        </w:rPr>
+        <w:t xml:space="preserve"> vertical movement pattern with fish shifting deeper in the water column at dawn (~6:00), holding at depth until early evening (</w:t>
+      </w:r>
+      <w:r>
+        <w:rPr>
+          <w:rFonts w:ascii="Times New Roman" w:hAnsi="Times New Roman" w:cs="Times New Roman"/>
+          <w:sz w:val="24"/>
+          <w:szCs w:val="24"/>
+        </w:rPr>
+        <w:t>~18:00</w:t>
+      </w:r>
+      <w:r>
+        <w:rPr>
+          <w:rFonts w:ascii="Times New Roman" w:hAnsi="Times New Roman" w:cs="Times New Roman"/>
+          <w:sz w:val="24"/>
+          <w:szCs w:val="24"/>
+        </w:rPr>
+        <w:t xml:space="preserve">), and then moving shallower </w:t>
+      </w:r>
+      <w:r>
+        <w:rPr>
+          <w:rFonts w:ascii="Times New Roman" w:hAnsi="Times New Roman" w:cs="Times New Roman"/>
+          <w:sz w:val="24"/>
+          <w:szCs w:val="24"/>
+        </w:rPr>
+        <w:t>once again</w:t>
+      </w:r>
+      <w:r>
+        <w:rPr>
+          <w:rFonts w:ascii="Times New Roman" w:hAnsi="Times New Roman" w:cs="Times New Roman"/>
+          <w:sz w:val="24"/>
+          <w:szCs w:val="24"/>
+        </w:rPr>
+        <w:t xml:space="preserve"> (Figure 4</w:t>
+      </w:r>
+      <w:r>
+        <w:rPr>
+          <w:rFonts w:ascii="Times New Roman" w:hAnsi="Times New Roman" w:cs="Times New Roman"/>
+          <w:sz w:val="24"/>
+          <w:szCs w:val="24"/>
+        </w:rPr>
+        <w:t>c)</w:t>
+      </w:r>
+      <w:r>
+        <w:rPr>
+          <w:rFonts w:ascii="Times New Roman" w:hAnsi="Times New Roman" w:cs="Times New Roman"/>
+          <w:sz w:val="24"/>
+          <w:szCs w:val="24"/>
+        </w:rPr>
+        <w:t>.</w:t>
+      </w:r>
     </w:p>
     <w:p>
       <w:pPr>
-        <w:rPr>
-          <w:rFonts w:ascii="Times New Roman" w:hAnsi="Times New Roman" w:cs="Times New Roman"/>
+        <w:spacing w:line="480" w:lineRule="auto"/>
+        <w:rPr>
+          <w:rFonts w:ascii="Times New Roman" w:hAnsi="Times New Roman" w:cs="Times New Roman"/>
+          <w:i/>
           <w:sz w:val="24"/>
           <w:szCs w:val="24"/>
         </w:rPr>
@@ -1011,66 +1729,11 @@
       <w:r>
         <w:rPr>
           <w:rFonts w:ascii="Times New Roman" w:hAnsi="Times New Roman" w:cs="Times New Roman"/>
-          <w:sz w:val="24"/>
-          <w:szCs w:val="24"/>
-        </w:rPr>
-        <w:t>R</w:t>
-      </w:r>
-      <w:r>
-        <w:rPr>
-          <w:rFonts w:ascii="Times New Roman" w:hAnsi="Times New Roman" w:cs="Times New Roman"/>
-          <w:sz w:val="24"/>
-          <w:szCs w:val="24"/>
-        </w:rPr>
-        <w:t>ecall that fish</w:t>
-      </w:r>
-      <w:r>
-        <w:rPr>
-          <w:rFonts w:ascii="Times New Roman" w:hAnsi="Times New Roman" w:cs="Times New Roman"/>
-          <w:sz w:val="24"/>
-          <w:szCs w:val="24"/>
-        </w:rPr>
-        <w:t xml:space="preserve"> in these alcoves </w:t>
-      </w:r>
-      <w:r>
-        <w:rPr>
-          <w:rFonts w:ascii="Times New Roman" w:hAnsi="Times New Roman" w:cs="Times New Roman"/>
-          <w:sz w:val="24"/>
-          <w:szCs w:val="24"/>
-        </w:rPr>
-        <w:t>are subsisting on minimal rations consisting of low quality prey items</w:t>
-      </w:r>
-      <w:r>
-        <w:rPr>
-          <w:rFonts w:ascii="Times New Roman" w:hAnsi="Times New Roman" w:cs="Times New Roman"/>
-          <w:sz w:val="24"/>
-          <w:szCs w:val="24"/>
-        </w:rPr>
-        <w:t xml:space="preserve">, so </w:t>
-      </w:r>
-      <w:r>
-        <w:rPr>
-          <w:rFonts w:ascii="Times New Roman" w:hAnsi="Times New Roman" w:cs="Times New Roman"/>
-          <w:sz w:val="24"/>
-          <w:szCs w:val="24"/>
-        </w:rPr>
-        <w:t>a temperature-optimizing fish should be</w:t>
-      </w:r>
-      <w:r>
-        <w:rPr>
-          <w:rFonts w:ascii="Times New Roman" w:hAnsi="Times New Roman" w:cs="Times New Roman"/>
-          <w:sz w:val="24"/>
-          <w:szCs w:val="24"/>
-        </w:rPr>
-        <w:t xml:space="preserve"> trying to cut metabolic costs</w:t>
-      </w:r>
-      <w:r>
-        <w:rPr>
-          <w:rFonts w:ascii="Times New Roman" w:hAnsi="Times New Roman" w:cs="Times New Roman"/>
-          <w:sz w:val="24"/>
-          <w:szCs w:val="24"/>
-        </w:rPr>
-        <w:t xml:space="preserve"> by selecting cooler temperatures</w:t>
+          <w:i/>
+          <w:sz w:val="24"/>
+          <w:szCs w:val="24"/>
+        </w:rPr>
+        <w:t>Shifting selection probability as temperature and oxygen fluctuate</w:t>
       </w:r>
     </w:p>
     <w:p>
@@ -1081,318 +1744,6 @@
           <w:szCs w:val="24"/>
         </w:rPr>
       </w:pPr>
-      <w:r>
-        <w:rPr>
-          <w:rFonts w:ascii="Times New Roman" w:hAnsi="Times New Roman" w:cs="Times New Roman"/>
-          <w:sz w:val="24"/>
-          <w:szCs w:val="24"/>
-        </w:rPr>
-        <w:t xml:space="preserve">Fish ration size affects optimal temperature for growth and could influence habitat selection by fish (Mac 1985, </w:t>
-      </w:r>
-      <w:proofErr w:type="spellStart"/>
-      <w:r>
-        <w:rPr>
-          <w:rFonts w:ascii="Times New Roman" w:hAnsi="Times New Roman" w:cs="Times New Roman"/>
-          <w:sz w:val="24"/>
-          <w:szCs w:val="24"/>
-        </w:rPr>
-        <w:t>Sogard</w:t>
-      </w:r>
-      <w:proofErr w:type="spellEnd"/>
-      <w:r>
-        <w:rPr>
-          <w:rFonts w:ascii="Times New Roman" w:hAnsi="Times New Roman" w:cs="Times New Roman"/>
-          <w:sz w:val="24"/>
-          <w:szCs w:val="24"/>
-        </w:rPr>
-        <w:t xml:space="preserve"> &amp; Olla 1996). However, previous data collected in these alcoves (Barrett unpublished data) suggest that fish in alcoves barely feed and do not meet energetic demands, so captive fish (which likely had reduced access to food or may cease feeding due to captivity) likely did not have substantially lower energy intake compared to fish in the wild, and thus should have similar thermal habitat selection in the context of ration.</w:t>
-      </w:r>
-    </w:p>
-    <w:p/>
-    <w:p>
-      <w:pPr>
-        <w:rPr>
-          <w:rFonts w:ascii="Times New Roman" w:hAnsi="Times New Roman" w:cs="Times New Roman"/>
-          <w:sz w:val="24"/>
-          <w:szCs w:val="24"/>
-        </w:rPr>
-      </w:pPr>
-      <w:proofErr w:type="gramStart"/>
-      <w:r>
-        <w:rPr>
-          <w:rFonts w:ascii="Times New Roman" w:hAnsi="Times New Roman" w:cs="Times New Roman"/>
-          <w:sz w:val="24"/>
-          <w:szCs w:val="24"/>
-        </w:rPr>
-        <w:t>be</w:t>
-      </w:r>
-      <w:proofErr w:type="gramEnd"/>
-      <w:r>
-        <w:rPr>
-          <w:rFonts w:ascii="Times New Roman" w:hAnsi="Times New Roman" w:cs="Times New Roman"/>
-          <w:sz w:val="24"/>
-          <w:szCs w:val="24"/>
-        </w:rPr>
-        <w:t xml:space="preserve"> assigned an approximate depth and dissolved oxygen by matching tag temperature transmissions to observed tem</w:t>
-      </w:r>
-      <w:r>
-        <w:rPr>
-          <w:rFonts w:ascii="Times New Roman" w:hAnsi="Times New Roman" w:cs="Times New Roman"/>
-          <w:sz w:val="24"/>
-          <w:szCs w:val="24"/>
-        </w:rPr>
-        <w:t>peratures in the water column.</w:t>
-      </w:r>
-    </w:p>
-    <w:p>
-      <w:pPr>
-        <w:rPr>
-          <w:rFonts w:ascii="Times New Roman" w:hAnsi="Times New Roman" w:cs="Times New Roman"/>
-          <w:sz w:val="24"/>
-          <w:szCs w:val="24"/>
-        </w:rPr>
-      </w:pPr>
-    </w:p>
-    <w:p>
-      <w:pPr>
-        <w:pStyle w:val="NormalWeb"/>
-        <w:spacing w:before="0" w:beforeAutospacing="0" w:after="0" w:afterAutospacing="0"/>
-      </w:pPr>
-      <w:r>
-        <w:rPr>
-          <w:rFonts w:eastAsiaTheme="minorEastAsia"/>
-          <w:color w:val="000000" w:themeColor="text1"/>
-          <w:kern w:val="24"/>
-        </w:rPr>
-        <w:t xml:space="preserve">The main takeaway here is that these </w:t>
-      </w:r>
-      <w:proofErr w:type="gramStart"/>
-      <w:r>
-        <w:rPr>
-          <w:rFonts w:eastAsiaTheme="minorEastAsia"/>
-          <w:color w:val="000000" w:themeColor="text1"/>
-          <w:kern w:val="24"/>
-        </w:rPr>
-        <w:t>They</w:t>
-      </w:r>
-      <w:proofErr w:type="gramEnd"/>
-      <w:r>
-        <w:rPr>
-          <w:rFonts w:eastAsiaTheme="minorEastAsia"/>
-          <w:color w:val="000000" w:themeColor="text1"/>
-          <w:kern w:val="24"/>
-        </w:rPr>
-        <w:t xml:space="preserve"> are moving towards the surface late at night/early in the morning when DO is suboptimal at depth, and move towards the bottom during the day when surface temperatures become </w:t>
-      </w:r>
-      <w:proofErr w:type="spellStart"/>
-      <w:r>
-        <w:rPr>
-          <w:rFonts w:eastAsiaTheme="minorEastAsia"/>
-          <w:color w:val="000000" w:themeColor="text1"/>
-          <w:kern w:val="24"/>
-        </w:rPr>
-        <w:t>suboptimally</w:t>
-      </w:r>
-      <w:proofErr w:type="spellEnd"/>
-      <w:r>
-        <w:rPr>
-          <w:rFonts w:eastAsiaTheme="minorEastAsia"/>
-          <w:color w:val="000000" w:themeColor="text1"/>
-          <w:kern w:val="24"/>
-        </w:rPr>
-        <w:t xml:space="preserve"> warm.</w:t>
-      </w:r>
-    </w:p>
-    <w:p>
-      <w:pPr>
-        <w:rPr>
-          <w:rFonts w:ascii="Times New Roman" w:hAnsi="Times New Roman" w:cs="Times New Roman"/>
-          <w:sz w:val="24"/>
-          <w:szCs w:val="24"/>
-        </w:rPr>
-      </w:pPr>
-    </w:p>
-    <w:p>
-      <w:pPr>
-        <w:rPr>
-          <w:rFonts w:ascii="Times New Roman" w:hAnsi="Times New Roman" w:cs="Times New Roman"/>
-          <w:sz w:val="24"/>
-          <w:szCs w:val="24"/>
-        </w:rPr>
-      </w:pPr>
-      <w:r>
-        <w:rPr>
-          <w:rFonts w:ascii="Times New Roman" w:hAnsi="Times New Roman" w:cs="Times New Roman"/>
-          <w:sz w:val="24"/>
-          <w:szCs w:val="24"/>
-        </w:rPr>
-        <w:t xml:space="preserve">Take note that this is a very moderate shift in depth. </w:t>
-      </w:r>
-    </w:p>
-    <w:p>
-      <w:pPr>
-        <w:rPr>
-          <w:rFonts w:ascii="Times New Roman" w:hAnsi="Times New Roman" w:cs="Times New Roman"/>
-          <w:sz w:val="24"/>
-          <w:szCs w:val="24"/>
-        </w:rPr>
-      </w:pPr>
-      <w:r>
-        <w:rPr>
-          <w:rFonts w:ascii="Times New Roman" w:hAnsi="Times New Roman" w:cs="Times New Roman"/>
-          <w:sz w:val="24"/>
-          <w:szCs w:val="24"/>
-        </w:rPr>
-        <w:t>Since the nature of thermal stratification is a roughly a 3</w:t>
-      </w:r>
-      <w:r>
-        <w:rPr>
-          <w:rFonts w:ascii="Times New Roman" w:hAnsi="Times New Roman" w:cs="Times New Roman"/>
-          <w:sz w:val="24"/>
-          <w:szCs w:val="24"/>
-          <w:vertAlign w:val="superscript"/>
-        </w:rPr>
-        <w:t>rd</w:t>
-      </w:r>
-      <w:r>
-        <w:rPr>
-          <w:rFonts w:ascii="Times New Roman" w:hAnsi="Times New Roman" w:cs="Times New Roman"/>
-          <w:sz w:val="24"/>
-          <w:szCs w:val="24"/>
-        </w:rPr>
-        <w:t>-order polynomial curve, most of the variation in do and temp can be sampled within a very shallow slice of the water column – moving shallower than the thermocline wouldn’t hugely increase do but would increase vulnerability, and greater depth wouldn’t hugely decrease temperature, but could increase stress from low DO. It’s these relatively homogeneous bounding layers sandwiching a thin slice where all the gradient occurs</w:t>
-      </w:r>
-    </w:p>
-    <w:p>
-      <w:pPr>
-        <w:rPr>
-          <w:rFonts w:ascii="Times New Roman" w:hAnsi="Times New Roman" w:cs="Times New Roman"/>
-          <w:sz w:val="24"/>
-          <w:szCs w:val="24"/>
-        </w:rPr>
-      </w:pPr>
-      <w:r>
-        <w:rPr>
-          <w:rFonts w:ascii="Times New Roman" w:eastAsiaTheme="minorEastAsia" w:hAnsi="Times New Roman" w:cs="Times New Roman"/>
-          <w:color w:val="000000" w:themeColor="text1"/>
-          <w:kern w:val="24"/>
-          <w:sz w:val="24"/>
-          <w:szCs w:val="24"/>
-        </w:rPr>
-        <w:t xml:space="preserve">Coldwater refuge habitats, like </w:t>
-      </w:r>
-      <w:proofErr w:type="spellStart"/>
-      <w:r>
-        <w:rPr>
-          <w:rFonts w:ascii="Times New Roman" w:eastAsiaTheme="minorEastAsia" w:hAnsi="Times New Roman" w:cs="Times New Roman"/>
-          <w:color w:val="000000" w:themeColor="text1"/>
-          <w:kern w:val="24"/>
-          <w:sz w:val="24"/>
-          <w:szCs w:val="24"/>
-        </w:rPr>
-        <w:t>coldwater</w:t>
-      </w:r>
-      <w:proofErr w:type="spellEnd"/>
-      <w:r>
-        <w:rPr>
-          <w:rFonts w:ascii="Times New Roman" w:eastAsiaTheme="minorEastAsia" w:hAnsi="Times New Roman" w:cs="Times New Roman"/>
-          <w:color w:val="000000" w:themeColor="text1"/>
-          <w:kern w:val="24"/>
-          <w:sz w:val="24"/>
-          <w:szCs w:val="24"/>
-        </w:rPr>
-        <w:t xml:space="preserve"> alcoves, can be stratified in both dissolved oxygen and temperature</w:t>
-      </w:r>
-    </w:p>
-    <w:p>
-      <w:pPr>
-        <w:spacing w:line="216" w:lineRule="auto"/>
-        <w:rPr>
-          <w:rFonts w:ascii="Times New Roman" w:hAnsi="Times New Roman" w:cs="Times New Roman"/>
-          <w:sz w:val="24"/>
-          <w:szCs w:val="24"/>
-        </w:rPr>
-      </w:pPr>
-      <w:r>
-        <w:rPr>
-          <w:rFonts w:ascii="Times New Roman" w:eastAsiaTheme="minorEastAsia" w:hAnsi="Times New Roman" w:cs="Times New Roman"/>
-          <w:color w:val="000000" w:themeColor="text1"/>
-          <w:kern w:val="24"/>
-          <w:sz w:val="24"/>
-          <w:szCs w:val="24"/>
-        </w:rPr>
-        <w:t>During the day (peak temperature and dissolved oxygen) fish hold on thermocline at ~preferred temperature (15-17℃)</w:t>
-      </w:r>
-    </w:p>
-    <w:p>
-      <w:pPr>
-        <w:spacing w:line="216" w:lineRule="auto"/>
-        <w:rPr>
-          <w:rFonts w:ascii="Times New Roman" w:hAnsi="Times New Roman" w:cs="Times New Roman"/>
-          <w:sz w:val="24"/>
-          <w:szCs w:val="24"/>
-        </w:rPr>
-      </w:pPr>
-      <w:r>
-        <w:rPr>
-          <w:rFonts w:ascii="Times New Roman" w:eastAsiaTheme="minorEastAsia" w:hAnsi="Times New Roman" w:cs="Times New Roman"/>
-          <w:color w:val="000000" w:themeColor="text1"/>
-          <w:kern w:val="24"/>
-          <w:sz w:val="24"/>
-          <w:szCs w:val="24"/>
-        </w:rPr>
-        <w:t>Diel variation in temperature and dissolved oxygen – variation occurs in synchrony, however there is mismatch in ideal conditions as it pertains to fish</w:t>
-      </w:r>
-    </w:p>
-    <w:p>
-      <w:pPr>
-        <w:spacing w:line="216" w:lineRule="auto"/>
-        <w:rPr>
-          <w:rFonts w:ascii="Times New Roman" w:hAnsi="Times New Roman" w:cs="Times New Roman"/>
-          <w:sz w:val="24"/>
-          <w:szCs w:val="24"/>
-        </w:rPr>
-      </w:pPr>
-      <w:r>
-        <w:rPr>
-          <w:rFonts w:ascii="Times New Roman" w:eastAsiaTheme="minorEastAsia" w:hAnsi="Times New Roman" w:cs="Times New Roman"/>
-          <w:color w:val="000000" w:themeColor="text1"/>
-          <w:kern w:val="24"/>
-          <w:sz w:val="24"/>
-          <w:szCs w:val="24"/>
-        </w:rPr>
-        <w:t xml:space="preserve">Fish display fine scale diel vertical movements to track preferred dissolved oxygen/temperature with high individual and intra-individual variation in movement patterns </w:t>
-      </w:r>
-    </w:p>
-    <w:p>
-      <w:pPr>
-        <w:spacing w:line="216" w:lineRule="auto"/>
-        <w:rPr>
-          <w:rFonts w:ascii="Times New Roman" w:hAnsi="Times New Roman" w:cs="Times New Roman"/>
-          <w:sz w:val="24"/>
-          <w:szCs w:val="24"/>
-        </w:rPr>
-      </w:pPr>
-      <w:r>
-        <w:rPr>
-          <w:rFonts w:ascii="Times New Roman" w:eastAsiaTheme="minorEastAsia" w:hAnsi="Times New Roman" w:cs="Times New Roman"/>
-          <w:color w:val="000000" w:themeColor="text1"/>
-          <w:kern w:val="24"/>
-          <w:sz w:val="24"/>
-          <w:szCs w:val="24"/>
-        </w:rPr>
-        <w:t>A</w:t>
-      </w:r>
-      <w:r>
-        <w:rPr>
-          <w:rFonts w:ascii="Times New Roman" w:eastAsiaTheme="minorEastAsia" w:hAnsi="Times New Roman" w:cs="Times New Roman"/>
-          <w:color w:val="000000" w:themeColor="text1"/>
-          <w:kern w:val="24"/>
-          <w:sz w:val="24"/>
-          <w:szCs w:val="24"/>
-        </w:rPr>
-        <w:t xml:space="preserve"> simulation of different strategies shows vertical movement if fish are considering both DO and temp</w:t>
-      </w:r>
     </w:p>
     <w:p/>
     <w:sectPr>

--- a/manuscript/3.dvm.results/dvm.results.HB1.docx
+++ b/manuscript/3.dvm.results/dvm.results.HB1.docx
@@ -407,63 +407,7 @@
           <w:sz w:val="24"/>
           <w:szCs w:val="24"/>
         </w:rPr>
-        <w:t xml:space="preserve">In both </w:t>
-      </w:r>
-      <w:r>
-        <w:rPr>
-          <w:rFonts w:ascii="Times New Roman" w:hAnsi="Times New Roman" w:cs="Times New Roman"/>
-          <w:sz w:val="24"/>
-          <w:szCs w:val="24"/>
-        </w:rPr>
-        <w:t>alcoves,</w:t>
-      </w:r>
-      <w:r>
-        <w:rPr>
-          <w:rFonts w:ascii="Times New Roman" w:hAnsi="Times New Roman" w:cs="Times New Roman"/>
-          <w:sz w:val="24"/>
-          <w:szCs w:val="24"/>
-        </w:rPr>
-        <w:t xml:space="preserve"> </w:t>
-      </w:r>
-      <w:r>
-        <w:rPr>
-          <w:rFonts w:ascii="Times New Roman" w:hAnsi="Times New Roman" w:cs="Times New Roman"/>
-          <w:sz w:val="24"/>
-          <w:szCs w:val="24"/>
-        </w:rPr>
-        <w:t>an</w:t>
-      </w:r>
-      <w:r>
-        <w:rPr>
-          <w:rFonts w:ascii="Times New Roman" w:hAnsi="Times New Roman" w:cs="Times New Roman"/>
-          <w:sz w:val="24"/>
-          <w:szCs w:val="24"/>
-        </w:rPr>
-        <w:t xml:space="preserve"> oxygen minima </w:t>
-      </w:r>
-      <w:r>
-        <w:rPr>
-          <w:rFonts w:ascii="Times New Roman" w:hAnsi="Times New Roman" w:cs="Times New Roman"/>
-          <w:sz w:val="24"/>
-          <w:szCs w:val="24"/>
-        </w:rPr>
-        <w:t xml:space="preserve">and maxima </w:t>
-      </w:r>
-      <w:r>
-        <w:rPr>
-          <w:rFonts w:ascii="Times New Roman" w:hAnsi="Times New Roman" w:cs="Times New Roman"/>
-          <w:sz w:val="24"/>
-          <w:szCs w:val="24"/>
-        </w:rPr>
-        <w:t>occurred during the early morning and early evening</w:t>
-      </w:r>
-      <w:r>
-        <w:rPr>
-          <w:rFonts w:ascii="Times New Roman" w:hAnsi="Times New Roman" w:cs="Times New Roman"/>
-          <w:sz w:val="24"/>
-          <w:szCs w:val="24"/>
-        </w:rPr>
-        <w:t>, respectively. However, the two-hour window of minimum and maximum oxygen varied between these habitats. The Norwood alcove oxygen minima</w:t>
+        <w:t>In both alcoves, an oxygen minima and maxima occurred during the early morning and early evening, respectively. However, the two-hour window of minimum and maximum oxygen varied between these habitats. The Norwood alcove oxygen minima</w:t>
       </w:r>
       <w:r>
         <w:rPr>
@@ -1379,17 +1323,7 @@
           <w:sz w:val="24"/>
           <w:szCs w:val="24"/>
         </w:rPr>
-        <w:t xml:space="preserve"> individual and intra-individual variation in movem</w:t>
-      </w:r>
-      <w:bookmarkStart w:id="0" w:name="_GoBack"/>
-      <w:bookmarkEnd w:id="0"/>
-      <w:r>
-        <w:rPr>
-          <w:rFonts w:ascii="Times New Roman" w:hAnsi="Times New Roman" w:cs="Times New Roman"/>
-          <w:sz w:val="24"/>
-          <w:szCs w:val="24"/>
-        </w:rPr>
-        <w:t>ent patterns</w:t>
+        <w:t xml:space="preserve"> individual and intra-individual variation in movement patterns</w:t>
       </w:r>
       <w:r>
         <w:rPr>
@@ -1633,7 +1567,17 @@
           <w:sz w:val="24"/>
           <w:szCs w:val="24"/>
         </w:rPr>
-        <w:t>h depth across time with all 21-</w:t>
+        <w:t xml:space="preserve">h depth across </w:t>
+      </w:r>
+      <w:bookmarkStart w:id="0" w:name="_GoBack"/>
+      <w:bookmarkEnd w:id="0"/>
+      <w:r>
+        <w:rPr>
+          <w:rFonts w:ascii="Times New Roman" w:hAnsi="Times New Roman" w:cs="Times New Roman"/>
+          <w:sz w:val="24"/>
+          <w:szCs w:val="24"/>
+        </w:rPr>
+        <w:t>time with all 21-</w:t>
       </w:r>
       <w:r>
         <w:rPr>
@@ -1725,6 +1669,11 @@
           <w:sz w:val="24"/>
           <w:szCs w:val="24"/>
         </w:rPr>
+        <w:pPrChange w:id="1" w:author="Barrett, Hannah" w:date="2023-09-21T10:10:00Z">
+          <w:pPr>
+            <w:spacing w:line="480" w:lineRule="auto"/>
+          </w:pPr>
+        </w:pPrChange>
       </w:pPr>
       <w:r>
         <w:rPr>
@@ -1738,12 +1687,26 @@
     </w:p>
     <w:p>
       <w:pPr>
-        <w:rPr>
-          <w:rFonts w:ascii="Times New Roman" w:hAnsi="Times New Roman" w:cs="Times New Roman"/>
-          <w:sz w:val="24"/>
-          <w:szCs w:val="24"/>
-        </w:rPr>
+        <w:spacing w:line="480" w:lineRule="auto"/>
+        <w:rPr>
+          <w:rFonts w:ascii="Times New Roman" w:hAnsi="Times New Roman" w:cs="Times New Roman"/>
+          <w:sz w:val="24"/>
+          <w:szCs w:val="24"/>
+        </w:rPr>
+        <w:pPrChange w:id="2" w:author="Barrett, Hannah" w:date="2023-09-21T10:10:00Z">
+          <w:pPr/>
+        </w:pPrChange>
       </w:pPr>
+      <w:ins w:id="3" w:author="Barrett, Hannah" w:date="2023-09-21T10:10:00Z">
+        <w:r>
+          <w:rPr>
+            <w:rFonts w:ascii="Times New Roman" w:hAnsi="Times New Roman" w:cs="Times New Roman"/>
+            <w:sz w:val="24"/>
+            <w:szCs w:val="24"/>
+          </w:rPr>
+          <w:t>These 2-hour periods of high and low DO occurred at slightly shifted windows of time (5:00-7:00 &amp; 17:00-19:00 for Blue Ruin, 6:00-8:00 &amp; 18:00-20:00 for Norwood), likely due to differing alcove orientation and solar exposure.</w:t>
+        </w:r>
+      </w:ins>
     </w:p>
     <w:p/>
     <w:sectPr>
@@ -1902,6 +1865,14 @@
     <w:abstractNumId w:val="0"/>
   </w:num>
 </w:numbering>
+</file>
+
+<file path=word/people.xml><?xml version="1.0" encoding="utf-8"?>
+<w15:people xmlns:wpc="http://schemas.microsoft.com/office/word/2010/wordprocessingCanvas" xmlns:cx="http://schemas.microsoft.com/office/drawing/2014/chartex" xmlns:cx1="http://schemas.microsoft.com/office/drawing/2015/9/8/chartex" xmlns:mc="http://schemas.openxmlformats.org/markup-compatibility/2006" xmlns:o="urn:schemas-microsoft-com:office:office" xmlns:r="http://schemas.openxmlformats.org/officeDocument/2006/relationships" xmlns:m="http://schemas.openxmlformats.org/officeDocument/2006/math" xmlns:v="urn:schemas-microsoft-com:vml" xmlns:wp14="http://schemas.microsoft.com/office/word/2010/wordprocessingDrawing" xmlns:wp="http://schemas.openxmlformats.org/drawingml/2006/wordprocessingDrawing" xmlns:w10="urn:schemas-microsoft-com:office:word" xmlns:w="http://schemas.openxmlformats.org/wordprocessingml/2006/main" xmlns:w14="http://schemas.microsoft.com/office/word/2010/wordml" xmlns:w15="http://schemas.microsoft.com/office/word/2012/wordml" xmlns:w16se="http://schemas.microsoft.com/office/word/2015/wordml/symex" xmlns:wpg="http://schemas.microsoft.com/office/word/2010/wordprocessingGroup" xmlns:wpi="http://schemas.microsoft.com/office/word/2010/wordprocessingInk" xmlns:wne="http://schemas.microsoft.com/office/word/2006/wordml" xmlns:wps="http://schemas.microsoft.com/office/word/2010/wordprocessingShape" mc:Ignorable="w14 w15 w16se wp14">
+  <w15:person w15:author="Barrett, Hannah">
+    <w15:presenceInfo w15:providerId="AD" w15:userId="S-1-5-21-828376571-1197701538-1844936127-350467"/>
+  </w15:person>
+</w15:people>
 </file>
 
 <file path=word/styles.xml><?xml version="1.0" encoding="utf-8"?>

--- a/manuscript/3.dvm.results/dvm.results.HB1.docx
+++ b/manuscript/3.dvm.results/dvm.results.HB1.docx
@@ -83,7 +83,15 @@
           <w:sz w:val="24"/>
           <w:szCs w:val="24"/>
         </w:rPr>
-        <w:t xml:space="preserve">temperature and oxygen </w:t>
+        <w:t xml:space="preserve">temperature and </w:t>
+      </w:r>
+      <w:r>
+        <w:rPr>
+          <w:rFonts w:ascii="Times New Roman" w:hAnsi="Times New Roman" w:cs="Times New Roman"/>
+          <w:sz w:val="24"/>
+          <w:szCs w:val="24"/>
+        </w:rPr>
+        <w:t xml:space="preserve">DO </w:t>
       </w:r>
       <w:r>
         <w:rPr>
@@ -171,7 +179,15 @@
           <w:sz w:val="24"/>
           <w:szCs w:val="24"/>
         </w:rPr>
-        <w:t xml:space="preserve"> dissolved oxygen</w:t>
+        <w:t xml:space="preserve"> </w:t>
+      </w:r>
+      <w:r>
+        <w:rPr>
+          <w:rFonts w:ascii="Times New Roman" w:hAnsi="Times New Roman" w:cs="Times New Roman"/>
+          <w:sz w:val="24"/>
+          <w:szCs w:val="24"/>
+        </w:rPr>
+        <w:t>DO</w:t>
       </w:r>
       <w:r>
         <w:rPr>
@@ -215,6 +231,7 @@
         </w:rPr>
         <w:t xml:space="preserve">, respectively. Conversely, </w:t>
       </w:r>
+      <w:proofErr w:type="spellStart"/>
       <w:r>
         <w:rPr>
           <w:rFonts w:ascii="Times New Roman" w:hAnsi="Times New Roman" w:cs="Times New Roman"/>
@@ -223,6 +240,7 @@
         </w:rPr>
         <w:t>hypolimnetic</w:t>
       </w:r>
+      <w:proofErr w:type="spellEnd"/>
       <w:r>
         <w:rPr>
           <w:rFonts w:ascii="Times New Roman" w:hAnsi="Times New Roman" w:cs="Times New Roman"/>
@@ -245,7 +263,7 @@
           <w:sz w:val="24"/>
           <w:szCs w:val="24"/>
         </w:rPr>
-        <w:t>dissolved oxygen</w:t>
+        <w:t>DO</w:t>
       </w:r>
       <w:r>
         <w:rPr>
@@ -317,7 +335,23 @@
           <w:sz w:val="24"/>
           <w:szCs w:val="24"/>
         </w:rPr>
-        <w:t>diel cycling of dissolved oxygen and temperature</w:t>
+        <w:t xml:space="preserve">diel cycling of </w:t>
+      </w:r>
+      <w:r>
+        <w:rPr>
+          <w:rFonts w:ascii="Times New Roman" w:hAnsi="Times New Roman" w:cs="Times New Roman"/>
+          <w:sz w:val="24"/>
+          <w:szCs w:val="24"/>
+        </w:rPr>
+        <w:t>DO</w:t>
+      </w:r>
+      <w:r>
+        <w:rPr>
+          <w:rFonts w:ascii="Times New Roman" w:hAnsi="Times New Roman" w:cs="Times New Roman"/>
+          <w:sz w:val="24"/>
+          <w:szCs w:val="24"/>
+        </w:rPr>
+        <w:t xml:space="preserve"> and temperature</w:t>
       </w:r>
       <w:r>
         <w:rPr>
@@ -407,87 +441,39 @@
           <w:sz w:val="24"/>
           <w:szCs w:val="24"/>
         </w:rPr>
-        <w:t>In both alcoves, an oxygen minima and maxima occurred during the early morning and early evening, respectively. However, the two-hour window of minimum and maximum oxygen varied between these habitats. The Norwood alcove oxygen minima</w:t>
-      </w:r>
-      <w:r>
-        <w:rPr>
-          <w:rFonts w:ascii="Times New Roman" w:hAnsi="Times New Roman" w:cs="Times New Roman"/>
-          <w:sz w:val="24"/>
-          <w:szCs w:val="24"/>
-        </w:rPr>
-        <w:t xml:space="preserve"> and maxima were</w:t>
-      </w:r>
-      <w:r>
-        <w:rPr>
-          <w:rFonts w:ascii="Times New Roman" w:hAnsi="Times New Roman" w:cs="Times New Roman"/>
-          <w:sz w:val="24"/>
-          <w:szCs w:val="24"/>
-        </w:rPr>
-        <w:t xml:space="preserve"> </w:t>
-      </w:r>
-      <w:r>
-        <w:rPr>
-          <w:rFonts w:ascii="Times New Roman" w:hAnsi="Times New Roman" w:cs="Times New Roman"/>
-          <w:sz w:val="24"/>
-          <w:szCs w:val="24"/>
-        </w:rPr>
-        <w:t>~6:00-8</w:t>
-      </w:r>
-      <w:r>
-        <w:rPr>
-          <w:rFonts w:ascii="Times New Roman" w:hAnsi="Times New Roman" w:cs="Times New Roman"/>
-          <w:sz w:val="24"/>
-          <w:szCs w:val="24"/>
-        </w:rPr>
-        <w:t>:00</w:t>
-      </w:r>
-      <w:r>
-        <w:rPr>
-          <w:rFonts w:ascii="Times New Roman" w:hAnsi="Times New Roman" w:cs="Times New Roman"/>
-          <w:sz w:val="24"/>
-          <w:szCs w:val="24"/>
-        </w:rPr>
-        <w:t xml:space="preserve"> </w:t>
-      </w:r>
-      <w:r>
-        <w:rPr>
-          <w:rFonts w:ascii="Times New Roman" w:hAnsi="Times New Roman" w:cs="Times New Roman"/>
-          <w:sz w:val="24"/>
-          <w:szCs w:val="24"/>
-        </w:rPr>
-        <w:t>and ~18:00-20:00</w:t>
-      </w:r>
-      <w:r>
-        <w:rPr>
-          <w:rFonts w:ascii="Times New Roman" w:hAnsi="Times New Roman" w:cs="Times New Roman"/>
-          <w:sz w:val="24"/>
-          <w:szCs w:val="24"/>
-        </w:rPr>
-        <w:t>, respectively</w:t>
-      </w:r>
-      <w:r>
-        <w:rPr>
-          <w:rFonts w:ascii="Times New Roman" w:hAnsi="Times New Roman" w:cs="Times New Roman"/>
-          <w:sz w:val="24"/>
-          <w:szCs w:val="24"/>
-        </w:rPr>
-        <w:t xml:space="preserve">. In Blue Ruin alcove, these windows were shifted by roughly 1-hour and occurred between ~5:00-6:00 and </w:t>
-      </w:r>
-      <w:r>
-        <w:rPr>
-          <w:rFonts w:ascii="Times New Roman" w:hAnsi="Times New Roman" w:cs="Times New Roman"/>
-          <w:sz w:val="24"/>
-          <w:szCs w:val="24"/>
-        </w:rPr>
-        <w:t>~</w:t>
-      </w:r>
-      <w:r>
-        <w:rPr>
-          <w:rFonts w:ascii="Times New Roman" w:hAnsi="Times New Roman" w:cs="Times New Roman"/>
-          <w:sz w:val="24"/>
-          <w:szCs w:val="24"/>
-        </w:rPr>
-        <w:t>17:00-19:00.</w:t>
+        <w:t>In both alcoves, a</w:t>
+      </w:r>
+      <w:r>
+        <w:rPr>
+          <w:rFonts w:ascii="Times New Roman" w:hAnsi="Times New Roman" w:cs="Times New Roman"/>
+          <w:sz w:val="24"/>
+          <w:szCs w:val="24"/>
+        </w:rPr>
+        <w:t xml:space="preserve"> DO </w:t>
+      </w:r>
+      <w:r>
+        <w:rPr>
+          <w:rFonts w:ascii="Times New Roman" w:hAnsi="Times New Roman" w:cs="Times New Roman"/>
+          <w:sz w:val="24"/>
+          <w:szCs w:val="24"/>
+        </w:rPr>
+        <w:t xml:space="preserve">minima and maxima occurred during the early morning and early evening, respectively. However, </w:t>
+      </w:r>
+      <w:r>
+        <w:rPr>
+          <w:rFonts w:ascii="Times New Roman" w:hAnsi="Times New Roman" w:cs="Times New Roman"/>
+          <w:sz w:val="24"/>
+          <w:szCs w:val="24"/>
+        </w:rPr>
+        <w:t xml:space="preserve">the </w:t>
+      </w:r>
+      <w:r>
+        <w:rPr>
+          <w:rFonts w:ascii="Times New Roman" w:hAnsi="Times New Roman" w:cs="Times New Roman"/>
+          <w:sz w:val="24"/>
+          <w:szCs w:val="24"/>
+        </w:rPr>
+        <w:t>2-hour periods of high and low DO occurred at slightly shifted windows of time (5:00-7:00 &amp; 17:00-19:00 for Blue Ruin, 6:00-8:00 &amp; 18:00-20:00 for Norwood), likely due to differing alcove orientation and solar exposure.</w:t>
       </w:r>
     </w:p>
     <w:p>
@@ -505,7 +491,55 @@
           <w:sz w:val="24"/>
           <w:szCs w:val="24"/>
         </w:rPr>
-        <w:t>Linear model, mixed effects model results (Figure 3)</w:t>
+        <w:t xml:space="preserve">Results from linear models comparing the </w:t>
+      </w:r>
+      <w:r>
+        <w:rPr>
+          <w:rFonts w:ascii="Times New Roman" w:hAnsi="Times New Roman" w:cs="Times New Roman"/>
+          <w:sz w:val="24"/>
+          <w:szCs w:val="24"/>
+        </w:rPr>
+        <w:t xml:space="preserve">2-hour </w:t>
+      </w:r>
+      <w:r>
+        <w:rPr>
+          <w:rFonts w:ascii="Times New Roman" w:hAnsi="Times New Roman" w:cs="Times New Roman"/>
+          <w:sz w:val="24"/>
+          <w:szCs w:val="24"/>
+        </w:rPr>
+        <w:t xml:space="preserve">window of DO-minima and </w:t>
+      </w:r>
+      <w:r>
+        <w:rPr>
+          <w:rFonts w:ascii="Times New Roman" w:hAnsi="Times New Roman" w:cs="Times New Roman"/>
+          <w:sz w:val="24"/>
+          <w:szCs w:val="24"/>
+        </w:rPr>
+        <w:t xml:space="preserve">2-hour window of </w:t>
+      </w:r>
+      <w:r>
+        <w:rPr>
+          <w:rFonts w:ascii="Times New Roman" w:hAnsi="Times New Roman" w:cs="Times New Roman"/>
+          <w:sz w:val="24"/>
+          <w:szCs w:val="24"/>
+        </w:rPr>
+        <w:t xml:space="preserve">DO-maxima at Blue Ruin and Norwood alcoves </w:t>
+      </w:r>
+      <w:r>
+        <w:rPr>
+          <w:rFonts w:ascii="Times New Roman" w:hAnsi="Times New Roman" w:cs="Times New Roman"/>
+          <w:sz w:val="24"/>
+          <w:szCs w:val="24"/>
+        </w:rPr>
+        <w:t xml:space="preserve">all </w:t>
+      </w:r>
+      <w:r>
+        <w:rPr>
+          <w:rFonts w:ascii="Times New Roman" w:hAnsi="Times New Roman" w:cs="Times New Roman"/>
+          <w:sz w:val="24"/>
+          <w:szCs w:val="24"/>
+        </w:rPr>
+        <w:t xml:space="preserve">show a clear positive relationship (Figure 3a, 3b, Table 2). Similarly, results from a linear mixed model comparing all six alcoves maintains this strong positive relationship. The severity of the slope, however, varies amongst alcoves. </w:t>
       </w:r>
     </w:p>
     <w:p>
@@ -1018,7 +1052,16 @@
           <w:sz w:val="24"/>
           <w:szCs w:val="24"/>
         </w:rPr>
-        <w:t xml:space="preserve"> simulated to display diel vertical movements</w:t>
+        <w:t xml:space="preserve"> simulated to display diel </w:t>
+      </w:r>
+      <w:r>
+        <w:rPr>
+          <w:rFonts w:ascii="Times New Roman" w:hAnsi="Times New Roman" w:cs="Times New Roman"/>
+          <w:sz w:val="24"/>
+          <w:szCs w:val="24"/>
+        </w:rPr>
+        <w:lastRenderedPageBreak/>
+        <w:t>vertical movements</w:t>
       </w:r>
       <w:r>
         <w:rPr>
@@ -1050,16 +1093,23 @@
           <w:sz w:val="24"/>
           <w:szCs w:val="24"/>
         </w:rPr>
-        <w:t xml:space="preserve"> towards the surface during the late night </w:t>
-      </w:r>
-      <w:r>
-        <w:rPr>
-          <w:rFonts w:ascii="Times New Roman" w:hAnsi="Times New Roman" w:cs="Times New Roman"/>
-          <w:sz w:val="24"/>
-          <w:szCs w:val="24"/>
-        </w:rPr>
-        <w:lastRenderedPageBreak/>
-        <w:t xml:space="preserve">and early morning when dissolved oxygen </w:t>
+        <w:t xml:space="preserve"> towards the surface during the late night and early morning when </w:t>
+      </w:r>
+      <w:r>
+        <w:rPr>
+          <w:rFonts w:ascii="Times New Roman" w:hAnsi="Times New Roman" w:cs="Times New Roman"/>
+          <w:sz w:val="24"/>
+          <w:szCs w:val="24"/>
+        </w:rPr>
+        <w:t>DO</w:t>
+      </w:r>
+      <w:r>
+        <w:rPr>
+          <w:rFonts w:ascii="Times New Roman" w:hAnsi="Times New Roman" w:cs="Times New Roman"/>
+          <w:sz w:val="24"/>
+          <w:szCs w:val="24"/>
+        </w:rPr>
+        <w:t xml:space="preserve"> </w:t>
       </w:r>
       <w:r>
         <w:rPr>
@@ -1083,7 +1133,23 @@
           <w:sz w:val="24"/>
           <w:szCs w:val="24"/>
         </w:rPr>
-        <w:t xml:space="preserve">during the day when dissolved oxygen </w:t>
+        <w:t xml:space="preserve">during the day when </w:t>
+      </w:r>
+      <w:r>
+        <w:rPr>
+          <w:rFonts w:ascii="Times New Roman" w:hAnsi="Times New Roman" w:cs="Times New Roman"/>
+          <w:sz w:val="24"/>
+          <w:szCs w:val="24"/>
+        </w:rPr>
+        <w:t>DO</w:t>
+      </w:r>
+      <w:r>
+        <w:rPr>
+          <w:rFonts w:ascii="Times New Roman" w:hAnsi="Times New Roman" w:cs="Times New Roman"/>
+          <w:sz w:val="24"/>
+          <w:szCs w:val="24"/>
+        </w:rPr>
+        <w:t xml:space="preserve"> </w:t>
       </w:r>
       <w:r>
         <w:rPr>
@@ -1421,15 +1487,7 @@
           <w:sz w:val="24"/>
           <w:szCs w:val="24"/>
         </w:rPr>
-        <w:t>data</w:t>
-      </w:r>
-      <w:r>
-        <w:rPr>
-          <w:rFonts w:ascii="Times New Roman" w:hAnsi="Times New Roman" w:cs="Times New Roman"/>
-          <w:sz w:val="24"/>
-          <w:szCs w:val="24"/>
-        </w:rPr>
-        <w:t xml:space="preserve"> useable data</w:t>
+        <w:t>useable data</w:t>
       </w:r>
       <w:r>
         <w:rPr>
@@ -1519,7 +1577,23 @@
           <w:sz w:val="24"/>
           <w:szCs w:val="24"/>
         </w:rPr>
-        <w:t>, Supplementary figure X)</w:t>
+        <w:t xml:space="preserve">, </w:t>
+      </w:r>
+      <w:r>
+        <w:rPr>
+          <w:rFonts w:ascii="Times New Roman" w:hAnsi="Times New Roman" w:cs="Times New Roman"/>
+          <w:sz w:val="24"/>
+          <w:szCs w:val="24"/>
+        </w:rPr>
+        <w:t xml:space="preserve">Supplemental </w:t>
+      </w:r>
+      <w:r>
+        <w:rPr>
+          <w:rFonts w:ascii="Times New Roman" w:hAnsi="Times New Roman" w:cs="Times New Roman"/>
+          <w:sz w:val="24"/>
+          <w:szCs w:val="24"/>
+        </w:rPr>
+        <w:t>figure X)</w:t>
       </w:r>
       <w:r>
         <w:rPr>
@@ -1559,25 +1633,15 @@
           <w:sz w:val="24"/>
           <w:szCs w:val="24"/>
         </w:rPr>
-        <w:t xml:space="preserve"> even with this individual variation, a smoothed fit of fis</w:t>
-      </w:r>
-      <w:r>
-        <w:rPr>
-          <w:rFonts w:ascii="Times New Roman" w:hAnsi="Times New Roman" w:cs="Times New Roman"/>
-          <w:sz w:val="24"/>
-          <w:szCs w:val="24"/>
-        </w:rPr>
-        <w:t xml:space="preserve">h depth across </w:t>
-      </w:r>
-      <w:bookmarkStart w:id="0" w:name="_GoBack"/>
-      <w:bookmarkEnd w:id="0"/>
-      <w:r>
-        <w:rPr>
-          <w:rFonts w:ascii="Times New Roman" w:hAnsi="Times New Roman" w:cs="Times New Roman"/>
-          <w:sz w:val="24"/>
-          <w:szCs w:val="24"/>
-        </w:rPr>
-        <w:t>time with all 21-</w:t>
+        <w:t xml:space="preserve"> even with this variation, a smoothed fit of fis</w:t>
+      </w:r>
+      <w:r>
+        <w:rPr>
+          <w:rFonts w:ascii="Times New Roman" w:hAnsi="Times New Roman" w:cs="Times New Roman"/>
+          <w:sz w:val="24"/>
+          <w:szCs w:val="24"/>
+        </w:rPr>
+        <w:t>h depth across time with all 21-</w:t>
       </w:r>
       <w:r>
         <w:rPr>
@@ -1669,11 +1733,6 @@
           <w:sz w:val="24"/>
           <w:szCs w:val="24"/>
         </w:rPr>
-        <w:pPrChange w:id="1" w:author="Barrett, Hannah" w:date="2023-09-21T10:10:00Z">
-          <w:pPr>
-            <w:spacing w:line="480" w:lineRule="auto"/>
-          </w:pPr>
-        </w:pPrChange>
       </w:pPr>
       <w:r>
         <w:rPr>
@@ -1693,10 +1752,30 @@
           <w:sz w:val="24"/>
           <w:szCs w:val="24"/>
         </w:rPr>
-        <w:pPrChange w:id="2" w:author="Barrett, Hannah" w:date="2023-09-21T10:10:00Z">
+        <w:pPrChange w:id="0" w:author="Barrett, Hannah" w:date="2023-09-21T10:10:00Z">
           <w:pPr/>
         </w:pPrChange>
       </w:pPr>
+      <w:ins w:id="1" w:author="Barrett, Hannah" w:date="2023-09-21T10:10:00Z">
+        <w:r>
+          <w:rPr>
+            <w:rFonts w:ascii="Times New Roman" w:hAnsi="Times New Roman" w:cs="Times New Roman"/>
+            <w:sz w:val="24"/>
+            <w:szCs w:val="24"/>
+          </w:rPr>
+          <w:t xml:space="preserve">There is high correlation between </w:t>
+        </w:r>
+      </w:ins>
+      <w:ins w:id="2" w:author="Barrett, Hannah" w:date="2023-09-21T13:07:00Z">
+        <w:r>
+          <w:rPr>
+            <w:rFonts w:ascii="Times New Roman" w:hAnsi="Times New Roman" w:cs="Times New Roman"/>
+            <w:sz w:val="24"/>
+            <w:szCs w:val="24"/>
+          </w:rPr>
+          <w:t>temperature and oxygen</w:t>
+        </w:r>
+      </w:ins>
       <w:ins w:id="3" w:author="Barrett, Hannah" w:date="2023-09-21T10:10:00Z">
         <w:r>
           <w:rPr>
@@ -1704,7 +1783,57 @@
             <w:sz w:val="24"/>
             <w:szCs w:val="24"/>
           </w:rPr>
-          <w:t>These 2-hour periods of high and low DO occurred at slightly shifted windows of time (5:00-7:00 &amp; 17:00-19:00 for Blue Ruin, 6:00-8:00 &amp; 18:00-20:00 for Norwood), likely due to differing alcove orientation and solar exposure.</w:t>
+          <w:t xml:space="preserve"> (</w:t>
+        </w:r>
+      </w:ins>
+      <w:ins w:id="4" w:author="Barrett, Hannah" w:date="2023-09-21T13:00:00Z">
+        <w:r>
+          <w:rPr>
+            <w:rFonts w:ascii="Times New Roman" w:hAnsi="Times New Roman" w:cs="Times New Roman"/>
+            <w:sz w:val="24"/>
+            <w:szCs w:val="24"/>
+          </w:rPr>
+          <w:t>&gt; 0</w:t>
+        </w:r>
+      </w:ins>
+      <w:ins w:id="5" w:author="Barrett, Hannah" w:date="2023-09-21T13:02:00Z">
+        <w:r>
+          <w:rPr>
+            <w:rFonts w:ascii="Times New Roman" w:hAnsi="Times New Roman" w:cs="Times New Roman"/>
+            <w:sz w:val="24"/>
+            <w:szCs w:val="24"/>
+          </w:rPr>
+          <w:t>.</w:t>
+        </w:r>
+      </w:ins>
+      <w:ins w:id="6" w:author="Barrett, Hannah" w:date="2023-09-21T13:00:00Z">
+        <w:r>
+          <w:rPr>
+            <w:rFonts w:ascii="Times New Roman" w:hAnsi="Times New Roman" w:cs="Times New Roman"/>
+            <w:sz w:val="24"/>
+            <w:szCs w:val="24"/>
+          </w:rPr>
+          <w:t>8</w:t>
+        </w:r>
+      </w:ins>
+      <w:ins w:id="7" w:author="Barrett, Hannah" w:date="2023-09-21T10:10:00Z">
+        <w:r>
+          <w:rPr>
+            <w:rFonts w:ascii="Times New Roman" w:hAnsi="Times New Roman" w:cs="Times New Roman"/>
+            <w:sz w:val="24"/>
+            <w:szCs w:val="24"/>
+          </w:rPr>
+          <w:t>), however this level of correlation unavoidable as the</w:t>
+        </w:r>
+        <w:bookmarkStart w:id="8" w:name="_GoBack"/>
+        <w:bookmarkEnd w:id="8"/>
+        <w:r>
+          <w:rPr>
+            <w:rFonts w:ascii="Times New Roman" w:hAnsi="Times New Roman" w:cs="Times New Roman"/>
+            <w:sz w:val="24"/>
+            <w:szCs w:val="24"/>
+          </w:rPr>
+          <w:t>se two variables fluctuate in rough synchrony.</w:t>
         </w:r>
       </w:ins>
     </w:p>

--- a/manuscript/3.dvm.results/dvm.results.HB1.docx
+++ b/manuscript/3.dvm.results/dvm.results.HB1.docx
@@ -384,7 +384,17 @@
           <w:sz w:val="24"/>
           <w:szCs w:val="24"/>
         </w:rPr>
-        <w:t>Supplemental</w:t>
+        <w:t>Supple</w:t>
+      </w:r>
+      <w:bookmarkStart w:id="0" w:name="_GoBack"/>
+      <w:bookmarkEnd w:id="0"/>
+      <w:r>
+        <w:rPr>
+          <w:rFonts w:ascii="Times New Roman" w:hAnsi="Times New Roman" w:cs="Times New Roman"/>
+          <w:sz w:val="24"/>
+          <w:szCs w:val="24"/>
+        </w:rPr>
+        <w:t>mental</w:t>
       </w:r>
       <w:proofErr w:type="gramEnd"/>
       <w:r>
@@ -507,23 +517,23 @@
           <w:sz w:val="24"/>
           <w:szCs w:val="24"/>
         </w:rPr>
-        <w:t xml:space="preserve">window of DO-minima and </w:t>
-      </w:r>
-      <w:r>
-        <w:rPr>
-          <w:rFonts w:ascii="Times New Roman" w:hAnsi="Times New Roman" w:cs="Times New Roman"/>
-          <w:sz w:val="24"/>
-          <w:szCs w:val="24"/>
-        </w:rPr>
-        <w:t xml:space="preserve">2-hour window of </w:t>
-      </w:r>
-      <w:r>
-        <w:rPr>
-          <w:rFonts w:ascii="Times New Roman" w:hAnsi="Times New Roman" w:cs="Times New Roman"/>
-          <w:sz w:val="24"/>
-          <w:szCs w:val="24"/>
-        </w:rPr>
-        <w:t xml:space="preserve">DO-maxima at Blue Ruin and Norwood alcoves </w:t>
+        <w:t>window</w:t>
+      </w:r>
+      <w:r>
+        <w:rPr>
+          <w:rFonts w:ascii="Times New Roman" w:hAnsi="Times New Roman" w:cs="Times New Roman"/>
+          <w:sz w:val="24"/>
+          <w:szCs w:val="24"/>
+        </w:rPr>
+        <w:t>s</w:t>
+      </w:r>
+      <w:r>
+        <w:rPr>
+          <w:rFonts w:ascii="Times New Roman" w:hAnsi="Times New Roman" w:cs="Times New Roman"/>
+          <w:sz w:val="24"/>
+          <w:szCs w:val="24"/>
+        </w:rPr>
+        <w:t xml:space="preserve"> of DO-minima and DO-maxima at Blue Ruin and Norwood alcoves </w:t>
       </w:r>
       <w:r>
         <w:rPr>
@@ -539,7 +549,7 @@
           <w:sz w:val="24"/>
           <w:szCs w:val="24"/>
         </w:rPr>
-        <w:t xml:space="preserve">show a clear positive relationship (Figure 3a, 3b, Table 2). Similarly, results from a linear mixed model comparing all six alcoves maintains this strong positive relationship. The severity of the slope, however, varies amongst alcoves. </w:t>
+        <w:t xml:space="preserve">show a clear positive relationship (Figure 3, Table 2). Similarly, results from a linear mixed model comparing all six alcoves maintains this strong positive relationship. The severity of the slope, however, varies amongst alcoves. </w:t>
       </w:r>
     </w:p>
     <w:p>
@@ -1397,6 +1407,14 @@
           <w:sz w:val="24"/>
           <w:szCs w:val="24"/>
         </w:rPr>
+        <w:t xml:space="preserve"> (Supplemental Figure 4)</w:t>
+      </w:r>
+      <w:r>
+        <w:rPr>
+          <w:rFonts w:ascii="Times New Roman" w:hAnsi="Times New Roman" w:cs="Times New Roman"/>
+          <w:sz w:val="24"/>
+          <w:szCs w:val="24"/>
+        </w:rPr>
         <w:t xml:space="preserve">. </w:t>
       </w:r>
       <w:r>
@@ -1521,7 +1539,33 @@
           <w:sz w:val="24"/>
           <w:szCs w:val="24"/>
         </w:rPr>
-        <w:t xml:space="preserve">greater than </w:t>
+        <w:t>g</w:t>
+      </w:r>
+      <w:r>
+        <w:rPr>
+          <w:rFonts w:ascii="Times New Roman" w:hAnsi="Times New Roman" w:cs="Times New Roman"/>
+          <w:sz w:val="24"/>
+          <w:szCs w:val="24"/>
+        </w:rPr>
+        <w:t xml:space="preserve"> </w:t>
+      </w:r>
+      <w:proofErr w:type="spellStart"/>
+      <w:r>
+        <w:rPr>
+          <w:rFonts w:ascii="Times New Roman" w:hAnsi="Times New Roman" w:cs="Times New Roman"/>
+          <w:sz w:val="24"/>
+          <w:szCs w:val="24"/>
+        </w:rPr>
+        <w:t>reater</w:t>
+      </w:r>
+      <w:proofErr w:type="spellEnd"/>
+      <w:r>
+        <w:rPr>
+          <w:rFonts w:ascii="Times New Roman" w:hAnsi="Times New Roman" w:cs="Times New Roman"/>
+          <w:sz w:val="24"/>
+          <w:szCs w:val="24"/>
+        </w:rPr>
+        <w:t xml:space="preserve"> than </w:t>
       </w:r>
       <w:r>
         <w:rPr>
@@ -1569,15 +1613,7 @@
           <w:sz w:val="24"/>
           <w:szCs w:val="24"/>
         </w:rPr>
-        <w:t>during daytime hours (e.g. tag-5 and tag-7</w:t>
-      </w:r>
-      <w:r>
-        <w:rPr>
-          <w:rFonts w:ascii="Times New Roman" w:hAnsi="Times New Roman" w:cs="Times New Roman"/>
-          <w:sz w:val="24"/>
-          <w:szCs w:val="24"/>
-        </w:rPr>
-        <w:t xml:space="preserve">, </w:t>
+        <w:t>during daytime hours (</w:t>
       </w:r>
       <w:r>
         <w:rPr>
@@ -1593,7 +1629,31 @@
           <w:sz w:val="24"/>
           <w:szCs w:val="24"/>
         </w:rPr>
-        <w:t>figure X)</w:t>
+        <w:t>F</w:t>
+      </w:r>
+      <w:r>
+        <w:rPr>
+          <w:rFonts w:ascii="Times New Roman" w:hAnsi="Times New Roman" w:cs="Times New Roman"/>
+          <w:sz w:val="24"/>
+          <w:szCs w:val="24"/>
+        </w:rPr>
+        <w:t xml:space="preserve">igure </w:t>
+      </w:r>
+      <w:r>
+        <w:rPr>
+          <w:rFonts w:ascii="Times New Roman" w:hAnsi="Times New Roman" w:cs="Times New Roman"/>
+          <w:sz w:val="24"/>
+          <w:szCs w:val="24"/>
+        </w:rPr>
+        <w:t>4</w:t>
+      </w:r>
+      <w:r>
+        <w:rPr>
+          <w:rFonts w:ascii="Times New Roman" w:hAnsi="Times New Roman" w:cs="Times New Roman"/>
+          <w:sz w:val="24"/>
+          <w:szCs w:val="24"/>
+        </w:rPr>
+        <w:t>)</w:t>
       </w:r>
       <w:r>
         <w:rPr>
@@ -1752,90 +1812,65 @@
           <w:sz w:val="24"/>
           <w:szCs w:val="24"/>
         </w:rPr>
-        <w:pPrChange w:id="0" w:author="Barrett, Hannah" w:date="2023-09-21T10:10:00Z">
-          <w:pPr/>
-        </w:pPrChange>
       </w:pPr>
-      <w:ins w:id="1" w:author="Barrett, Hannah" w:date="2023-09-21T10:10:00Z">
-        <w:r>
-          <w:rPr>
-            <w:rFonts w:ascii="Times New Roman" w:hAnsi="Times New Roman" w:cs="Times New Roman"/>
-            <w:sz w:val="24"/>
-            <w:szCs w:val="24"/>
-          </w:rPr>
-          <w:t xml:space="preserve">There is high correlation between </w:t>
-        </w:r>
-      </w:ins>
-      <w:ins w:id="2" w:author="Barrett, Hannah" w:date="2023-09-21T13:07:00Z">
-        <w:r>
-          <w:rPr>
-            <w:rFonts w:ascii="Times New Roman" w:hAnsi="Times New Roman" w:cs="Times New Roman"/>
-            <w:sz w:val="24"/>
-            <w:szCs w:val="24"/>
-          </w:rPr>
-          <w:t>temperature and oxygen</w:t>
-        </w:r>
-      </w:ins>
-      <w:ins w:id="3" w:author="Barrett, Hannah" w:date="2023-09-21T10:10:00Z">
-        <w:r>
-          <w:rPr>
-            <w:rFonts w:ascii="Times New Roman" w:hAnsi="Times New Roman" w:cs="Times New Roman"/>
-            <w:sz w:val="24"/>
-            <w:szCs w:val="24"/>
-          </w:rPr>
-          <w:t xml:space="preserve"> (</w:t>
-        </w:r>
-      </w:ins>
-      <w:ins w:id="4" w:author="Barrett, Hannah" w:date="2023-09-21T13:00:00Z">
-        <w:r>
-          <w:rPr>
-            <w:rFonts w:ascii="Times New Roman" w:hAnsi="Times New Roman" w:cs="Times New Roman"/>
-            <w:sz w:val="24"/>
-            <w:szCs w:val="24"/>
-          </w:rPr>
-          <w:t>&gt; 0</w:t>
-        </w:r>
-      </w:ins>
-      <w:ins w:id="5" w:author="Barrett, Hannah" w:date="2023-09-21T13:02:00Z">
-        <w:r>
-          <w:rPr>
-            <w:rFonts w:ascii="Times New Roman" w:hAnsi="Times New Roman" w:cs="Times New Roman"/>
-            <w:sz w:val="24"/>
-            <w:szCs w:val="24"/>
-          </w:rPr>
-          <w:t>.</w:t>
-        </w:r>
-      </w:ins>
-      <w:ins w:id="6" w:author="Barrett, Hannah" w:date="2023-09-21T13:00:00Z">
-        <w:r>
-          <w:rPr>
-            <w:rFonts w:ascii="Times New Roman" w:hAnsi="Times New Roman" w:cs="Times New Roman"/>
-            <w:sz w:val="24"/>
-            <w:szCs w:val="24"/>
-          </w:rPr>
-          <w:t>8</w:t>
-        </w:r>
-      </w:ins>
-      <w:ins w:id="7" w:author="Barrett, Hannah" w:date="2023-09-21T10:10:00Z">
-        <w:r>
-          <w:rPr>
-            <w:rFonts w:ascii="Times New Roman" w:hAnsi="Times New Roman" w:cs="Times New Roman"/>
-            <w:sz w:val="24"/>
-            <w:szCs w:val="24"/>
-          </w:rPr>
-          <w:t>), however this level of correlation unavoidable as the</w:t>
-        </w:r>
-        <w:bookmarkStart w:id="8" w:name="_GoBack"/>
-        <w:bookmarkEnd w:id="8"/>
-        <w:r>
-          <w:rPr>
-            <w:rFonts w:ascii="Times New Roman" w:hAnsi="Times New Roman" w:cs="Times New Roman"/>
-            <w:sz w:val="24"/>
-            <w:szCs w:val="24"/>
-          </w:rPr>
-          <w:t>se two variables fluctuate in rough synchrony.</w:t>
-        </w:r>
-      </w:ins>
+    </w:p>
+    <w:p>
+      <w:pPr>
+        <w:spacing w:line="480" w:lineRule="auto"/>
+        <w:rPr>
+          <w:rFonts w:ascii="Times New Roman" w:hAnsi="Times New Roman" w:cs="Times New Roman"/>
+          <w:sz w:val="24"/>
+          <w:szCs w:val="24"/>
+        </w:rPr>
+      </w:pPr>
+      <w:r>
+        <w:rPr>
+          <w:rFonts w:ascii="Times New Roman" w:hAnsi="Times New Roman" w:cs="Times New Roman"/>
+          <w:sz w:val="24"/>
+          <w:szCs w:val="24"/>
+        </w:rPr>
+        <w:t xml:space="preserve">There is high correlation between </w:t>
+      </w:r>
+      <w:r>
+        <w:rPr>
+          <w:rFonts w:ascii="Times New Roman" w:hAnsi="Times New Roman" w:cs="Times New Roman"/>
+          <w:sz w:val="24"/>
+          <w:szCs w:val="24"/>
+        </w:rPr>
+        <w:t>temperature and oxygen</w:t>
+      </w:r>
+      <w:r>
+        <w:rPr>
+          <w:rFonts w:ascii="Times New Roman" w:hAnsi="Times New Roman" w:cs="Times New Roman"/>
+          <w:sz w:val="24"/>
+          <w:szCs w:val="24"/>
+        </w:rPr>
+        <w:t xml:space="preserve"> (</w:t>
+      </w:r>
+      <w:r>
+        <w:rPr>
+          <w:rFonts w:ascii="Times New Roman" w:hAnsi="Times New Roman" w:cs="Times New Roman"/>
+          <w:sz w:val="24"/>
+          <w:szCs w:val="24"/>
+        </w:rPr>
+        <w:t>≥</w:t>
+      </w:r>
+      <w:r>
+        <w:rPr>
+          <w:rFonts w:ascii="Times New Roman" w:hAnsi="Times New Roman" w:cs="Times New Roman"/>
+          <w:sz w:val="24"/>
+          <w:szCs w:val="24"/>
+        </w:rPr>
+        <w:t xml:space="preserve"> 0.8</w:t>
+      </w:r>
+      <w:r>
+        <w:rPr>
+          <w:rFonts w:ascii="Times New Roman" w:hAnsi="Times New Roman" w:cs="Times New Roman"/>
+          <w:sz w:val="24"/>
+          <w:szCs w:val="24"/>
+        </w:rPr>
+        <w:t>), however this level of correlation unavoidable as these two variables fluctuate in rough synchrony.</w:t>
+      </w:r>
     </w:p>
     <w:p/>
     <w:sectPr>
@@ -1994,14 +2029,6 @@
     <w:abstractNumId w:val="0"/>
   </w:num>
 </w:numbering>
-</file>
-
-<file path=word/people.xml><?xml version="1.0" encoding="utf-8"?>
-<w15:people xmlns:wpc="http://schemas.microsoft.com/office/word/2010/wordprocessingCanvas" xmlns:cx="http://schemas.microsoft.com/office/drawing/2014/chartex" xmlns:cx1="http://schemas.microsoft.com/office/drawing/2015/9/8/chartex" xmlns:mc="http://schemas.openxmlformats.org/markup-compatibility/2006" xmlns:o="urn:schemas-microsoft-com:office:office" xmlns:r="http://schemas.openxmlformats.org/officeDocument/2006/relationships" xmlns:m="http://schemas.openxmlformats.org/officeDocument/2006/math" xmlns:v="urn:schemas-microsoft-com:vml" xmlns:wp14="http://schemas.microsoft.com/office/word/2010/wordprocessingDrawing" xmlns:wp="http://schemas.openxmlformats.org/drawingml/2006/wordprocessingDrawing" xmlns:w10="urn:schemas-microsoft-com:office:word" xmlns:w="http://schemas.openxmlformats.org/wordprocessingml/2006/main" xmlns:w14="http://schemas.microsoft.com/office/word/2010/wordml" xmlns:w15="http://schemas.microsoft.com/office/word/2012/wordml" xmlns:w16se="http://schemas.microsoft.com/office/word/2015/wordml/symex" xmlns:wpg="http://schemas.microsoft.com/office/word/2010/wordprocessingGroup" xmlns:wpi="http://schemas.microsoft.com/office/word/2010/wordprocessingInk" xmlns:wne="http://schemas.microsoft.com/office/word/2006/wordml" xmlns:wps="http://schemas.microsoft.com/office/word/2010/wordprocessingShape" mc:Ignorable="w14 w15 w16se wp14">
-  <w15:person w15:author="Barrett, Hannah">
-    <w15:presenceInfo w15:providerId="AD" w15:userId="S-1-5-21-828376571-1197701538-1844936127-350467"/>
-  </w15:person>
-</w15:people>
 </file>
 
 <file path=word/styles.xml><?xml version="1.0" encoding="utf-8"?>
